--- a/02-放大电路/02-功率放大电路/A类功率放大电路/A类功率放大电路.docx
+++ b/02-放大电路/02-功率放大电路/A类功率放大电路/A类功率放大电路.docx
@@ -2846,6 +2846,20 @@
     </w:p>
     <w:bookmarkEnd w:id="26"/>
     <w:bookmarkEnd w:id="27"/>
+    <w:p>
+      <w:pPr>
+        <w:spacing w:before="360"/>
+        <w:jc w:val="center"/>
+      </w:pPr>
+      <w:r>
+        <w:rPr>
+          <w:rFonts w:ascii="Times New Roman" w:hAnsi="Times New Roman"/>
+          <w:color w:val="555555"/>
+          <w:sz w:val="21"/>
+        </w:rPr>
+        <w:t>材料收集者：杜文杰</w:t>
+      </w:r>
+    </w:p>
     <w:sectPr>
       <w:headerReference r:id="rId9" w:type="default"/>
       <w:footerReference r:id="rId10" w:type="default"/>

--- a/02-放大电路/02-功率放大电路/A类功率放大电路/A类功率放大电路.docx
+++ b/02-放大电路/02-功率放大电路/A类功率放大电路/A类功率放大电路.docx
@@ -1,6 +1,6 @@
 
 <file path=word/document.xml><?xml version="1.0" encoding="utf-8"?>
-<w:document xmlns:w="http://schemas.openxmlformats.org/wordprocessingml/2006/main" xmlns:m="http://schemas.openxmlformats.org/officeDocument/2006/math" xmlns:r="http://schemas.openxmlformats.org/officeDocument/2006/relationships" xmlns:o="urn:schemas-microsoft-com:office:office" xmlns:v="urn:schemas-microsoft-com:vml" xmlns:w10="urn:schemas-microsoft-com:office:word" xmlns:a="http://schemas.openxmlformats.org/drawingml/2006/main" xmlns:pic="http://schemas.openxmlformats.org/drawingml/2006/picture" xmlns:wp="http://schemas.openxmlformats.org/drawingml/2006/wordprocessingDrawing">
+<w:document xmlns:m="http://schemas.openxmlformats.org/officeDocument/2006/math" xmlns:r="http://schemas.openxmlformats.org/officeDocument/2006/relationships" xmlns:w="http://schemas.openxmlformats.org/wordprocessingml/2006/main" xmlns:o="urn:schemas-microsoft-com:office:office" xmlns:v="urn:schemas-microsoft-com:vml" xmlns:w10="urn:schemas-microsoft-com:office:word" xmlns:a="http://schemas.openxmlformats.org/drawingml/2006/main" xmlns:pic="http://schemas.openxmlformats.org/drawingml/2006/picture" xmlns:wp="http://schemas.openxmlformats.org/drawingml/2006/wordprocessingDrawing">
   <w:body>
     <w:bookmarkStart w:id="27" w:name="a-类功率放大电路"/>
     <w:p>
@@ -8,11 +8,14 @@
         <w:pStyle w:val="Heading1"/>
       </w:pPr>
       <w:r>
+        <w:rPr>
+          <w:rFonts w:eastAsia="黑体"/>
+        </w:rPr>
         <w:t xml:space="preserve">A </w:t>
       </w:r>
       <w:r>
         <w:rPr>
-          <w:rFonts w:hint="eastAsia"/>
+          <w:rFonts w:hint="eastAsia" w:eastAsia="黑体"/>
         </w:rPr>
         <w:t xml:space="preserve">类功率放大电路</w:t>
       </w:r>
@@ -24,7 +27,7 @@
       </w:pPr>
       <w:r>
         <w:rPr>
-          <w:rFonts w:hint="eastAsia"/>
+          <w:rFonts w:hint="eastAsia" w:eastAsia="黑体"/>
         </w:rPr>
         <w:t xml:space="preserve">拓扑描述</w:t>
       </w:r>
@@ -35,16 +38,19 @@
       </w:pPr>
       <w:r>
         <w:rPr>
-          <w:rFonts w:hint="eastAsia"/>
+          <w:rFonts w:hint="eastAsia" w:eastAsia="黑体"/>
         </w:rPr>
         <w:t xml:space="preserve">由</w:t>
       </w:r>
       <w:r>
+        <w:rPr>
+          <w:rFonts w:eastAsia="黑体"/>
+        </w:rPr>
         <w:t xml:space="preserve"> </w:t>
       </w:r>
       <w:r>
         <w:rPr>
-          <w:rFonts w:hint="eastAsia"/>
+          <w:rFonts w:hint="eastAsia" w:eastAsia="黑体"/>
           <w:b/>
           <w:bCs/>
         </w:rPr>
@@ -52,6 +58,7 @@
       </w:r>
       <w:r>
         <w:rPr>
+          <w:rFonts w:eastAsia="黑体"/>
           <w:b/>
           <w:bCs/>
         </w:rPr>
@@ -64,13 +71,13 @@
       </m:oMath>
       <w:r>
         <w:rPr>
-          <w:rFonts w:hint="eastAsia"/>
+          <w:rFonts w:hint="eastAsia" w:eastAsia="黑体"/>
         </w:rPr>
         <w:t xml:space="preserve">（NPN，也可为电子管）、</w:t>
       </w:r>
       <w:r>
         <w:rPr>
-          <w:rFonts w:hint="eastAsia"/>
+          <w:rFonts w:hint="eastAsia" w:eastAsia="黑体"/>
           <w:b/>
           <w:bCs/>
         </w:rPr>
@@ -78,11 +85,14 @@
       </w:r>
       <w:r>
         <w:rPr>
-          <w:rFonts w:hint="eastAsia"/>
+          <w:rFonts w:hint="eastAsia" w:eastAsia="黑体"/>
         </w:rPr>
         <w:t xml:space="preserve">（分压电阻</w:t>
       </w:r>
       <w:r>
+        <w:rPr>
+          <w:rFonts w:eastAsia="黑体"/>
+        </w:rPr>
         <w:t xml:space="preserve"> </w:t>
       </w:r>
       <m:oMath>
@@ -103,6 +113,9 @@
         </m:sSub>
       </m:oMath>
       <w:r>
+        <w:rPr>
+          <w:rFonts w:eastAsia="黑体"/>
+        </w:rPr>
         <w:t xml:space="preserve">、</w:t>
       </w:r>
       <m:oMath>
@@ -124,13 +137,13 @@
       </m:oMath>
       <w:r>
         <w:rPr>
-          <w:rFonts w:hint="eastAsia"/>
+          <w:rFonts w:hint="eastAsia" w:eastAsia="黑体"/>
         </w:rPr>
         <w:t xml:space="preserve">）、</w:t>
       </w:r>
       <w:r>
         <w:rPr>
-          <w:rFonts w:hint="eastAsia"/>
+          <w:rFonts w:hint="eastAsia" w:eastAsia="黑体"/>
           <w:b/>
           <w:bCs/>
         </w:rPr>
@@ -138,6 +151,7 @@
       </w:r>
       <w:r>
         <w:rPr>
+          <w:rFonts w:eastAsia="黑体"/>
           <w:b/>
           <w:bCs/>
         </w:rPr>
@@ -158,11 +172,14 @@
         </m:sSub>
       </m:oMath>
       <w:r>
+        <w:rPr>
+          <w:rFonts w:eastAsia="黑体"/>
+        </w:rPr>
         <w:t xml:space="preserve">、</w:t>
       </w:r>
       <w:r>
         <w:rPr>
-          <w:rFonts w:hint="eastAsia"/>
+          <w:rFonts w:hint="eastAsia" w:eastAsia="黑体"/>
           <w:b/>
           <w:bCs/>
         </w:rPr>
@@ -170,6 +187,7 @@
       </w:r>
       <w:r>
         <w:rPr>
+          <w:rFonts w:eastAsia="黑体"/>
           <w:b/>
           <w:bCs/>
         </w:rPr>
@@ -191,16 +209,19 @@
       </m:oMath>
       <w:r>
         <w:rPr>
-          <w:rFonts w:hint="eastAsia"/>
+          <w:rFonts w:hint="eastAsia" w:eastAsia="黑体"/>
         </w:rPr>
         <w:t xml:space="preserve">（或输出变压器/大电感，负载亦可经此变器接入）与</w:t>
       </w:r>
       <w:r>
+        <w:rPr>
+          <w:rFonts w:eastAsia="黑体"/>
+        </w:rPr>
         <w:t xml:space="preserve"> </w:t>
       </w:r>
       <w:r>
         <w:rPr>
-          <w:rFonts w:hint="eastAsia"/>
+          <w:rFonts w:hint="eastAsia" w:eastAsia="黑体"/>
           <w:b/>
           <w:bCs/>
         </w:rPr>
@@ -208,6 +229,7 @@
       </w:r>
       <w:r>
         <w:rPr>
+          <w:rFonts w:eastAsia="黑体"/>
           <w:b/>
           <w:bCs/>
         </w:rPr>
@@ -228,20 +250,26 @@
         </m:sSub>
       </m:oMath>
       <w:r>
+        <w:rPr>
+          <w:rFonts w:eastAsia="黑体"/>
+        </w:rPr>
         <w:t xml:space="preserve"> </w:t>
       </w:r>
       <w:r>
         <w:rPr>
-          <w:rFonts w:hint="eastAsia"/>
+          <w:rFonts w:hint="eastAsia" w:eastAsia="黑体"/>
         </w:rPr>
         <w:t xml:space="preserve">组成，采用</w:t>
       </w:r>
       <w:r>
+        <w:rPr>
+          <w:rFonts w:eastAsia="黑体"/>
+        </w:rPr>
         <w:t xml:space="preserve"> </w:t>
       </w:r>
       <w:r>
         <w:rPr>
-          <w:rFonts w:hint="eastAsia"/>
+          <w:rFonts w:hint="eastAsia" w:eastAsia="黑体"/>
           <w:b/>
           <w:bCs/>
         </w:rPr>
@@ -249,6 +277,7 @@
       </w:r>
       <w:r>
         <w:rPr>
+          <w:rFonts w:eastAsia="黑体"/>
           <w:b/>
           <w:bCs/>
         </w:rPr>
@@ -272,26 +301,32 @@
         </m:sSub>
       </m:oMath>
       <w:r>
+        <w:rPr>
+          <w:rFonts w:eastAsia="黑体"/>
+        </w:rPr>
         <w:t xml:space="preserve"> </w:t>
       </w:r>
       <w:r>
         <w:rPr>
-          <w:rFonts w:hint="eastAsia"/>
+          <w:rFonts w:hint="eastAsia" w:eastAsia="黑体"/>
         </w:rPr>
         <w:t xml:space="preserve">供电。电路共有</w:t>
       </w:r>
       <w:r>
+        <w:rPr>
+          <w:rFonts w:eastAsia="黑体"/>
+        </w:rPr>
         <w:t xml:space="preserve"> 6 </w:t>
       </w:r>
       <w:r>
         <w:rPr>
-          <w:rFonts w:hint="eastAsia"/>
+          <w:rFonts w:hint="eastAsia" w:eastAsia="黑体"/>
         </w:rPr>
         <w:t xml:space="preserve">个关键节点：</w:t>
       </w:r>
       <w:r>
         <w:rPr>
-          <w:rFonts w:hint="eastAsia"/>
+          <w:rFonts w:hint="eastAsia" w:eastAsia="黑体"/>
           <w:b/>
           <w:bCs/>
         </w:rPr>
@@ -299,6 +334,7 @@
       </w:r>
       <w:r>
         <w:rPr>
+          <w:rFonts w:eastAsia="黑体"/>
           <w:b/>
           <w:bCs/>
         </w:rPr>
@@ -306,7 +342,7 @@
       </w:r>
       <w:r>
         <w:rPr>
-          <w:rFonts w:hint="eastAsia"/>
+          <w:rFonts w:hint="eastAsia" w:eastAsia="黑体"/>
           <w:b/>
           <w:bCs/>
         </w:rPr>
@@ -314,11 +350,14 @@
       </w:r>
       <w:r>
         <w:rPr>
-          <w:rFonts w:hint="eastAsia"/>
+          <w:rFonts w:hint="eastAsia" w:eastAsia="黑体"/>
         </w:rPr>
         <w:t xml:space="preserve">（输入信号</w:t>
       </w:r>
       <w:r>
+        <w:rPr>
+          <w:rFonts w:eastAsia="黑体"/>
+        </w:rPr>
         <w:t xml:space="preserve"> </w:t>
       </w:r>
       <m:oMath>
@@ -339,15 +378,21 @@
         </m:sSub>
       </m:oMath>
       <w:r>
+        <w:rPr>
+          <w:rFonts w:eastAsia="黑体"/>
+        </w:rPr>
         <w:t xml:space="preserve"> </w:t>
       </w:r>
       <w:r>
         <w:rPr>
-          <w:rFonts w:hint="eastAsia"/>
+          <w:rFonts w:hint="eastAsia" w:eastAsia="黑体"/>
         </w:rPr>
         <w:t xml:space="preserve">经输入耦合电容</w:t>
       </w:r>
       <w:r>
+        <w:rPr>
+          <w:rFonts w:eastAsia="黑体"/>
+        </w:rPr>
         <w:t xml:space="preserve"> </w:t>
       </w:r>
       <m:oMath>
@@ -368,15 +413,21 @@
         </m:sSub>
       </m:oMath>
       <w:r>
+        <w:rPr>
+          <w:rFonts w:eastAsia="黑体"/>
+        </w:rPr>
         <w:t xml:space="preserve"> </w:t>
       </w:r>
       <w:r>
         <w:rPr>
-          <w:rFonts w:hint="eastAsia"/>
+          <w:rFonts w:hint="eastAsia" w:eastAsia="黑体"/>
         </w:rPr>
         <w:t xml:space="preserve">接</w:t>
       </w:r>
       <w:r>
+        <w:rPr>
+          <w:rFonts w:eastAsia="黑体"/>
+        </w:rPr>
         <w:t xml:space="preserve"> </w:t>
       </w:r>
       <m:oMath>
@@ -385,26 +436,32 @@
         </m:r>
       </m:oMath>
       <w:r>
+        <w:rPr>
+          <w:rFonts w:eastAsia="黑体"/>
+        </w:rPr>
         <w:t xml:space="preserve"> </w:t>
       </w:r>
       <w:r>
         <w:rPr>
-          <w:rFonts w:hint="eastAsia"/>
+          <w:rFonts w:hint="eastAsia" w:eastAsia="黑体"/>
         </w:rPr>
         <w:t xml:space="preserve">的基极</w:t>
       </w:r>
       <w:r>
+        <w:rPr>
+          <w:rFonts w:eastAsia="黑体"/>
+        </w:rPr>
         <w:t xml:space="preserve"> </w:t>
       </w:r>
       <w:r>
         <w:rPr>
-          <w:rFonts w:hint="eastAsia"/>
+          <w:rFonts w:hint="eastAsia" w:eastAsia="黑体"/>
         </w:rPr>
         <w:t xml:space="preserve">B）；</w:t>
       </w:r>
       <w:r>
         <w:rPr>
-          <w:rFonts w:hint="eastAsia"/>
+          <w:rFonts w:hint="eastAsia" w:eastAsia="黑体"/>
           <w:b/>
           <w:bCs/>
         </w:rPr>
@@ -412,6 +469,7 @@
       </w:r>
       <w:r>
         <w:rPr>
+          <w:rFonts w:eastAsia="黑体"/>
           <w:b/>
           <w:bCs/>
         </w:rPr>
@@ -419,7 +477,7 @@
       </w:r>
       <w:r>
         <w:rPr>
-          <w:rFonts w:hint="eastAsia"/>
+          <w:rFonts w:hint="eastAsia" w:eastAsia="黑体"/>
           <w:b/>
           <w:bCs/>
         </w:rPr>
@@ -427,7 +485,7 @@
       </w:r>
       <w:r>
         <w:rPr>
-          <w:rFonts w:hint="eastAsia"/>
+          <w:rFonts w:hint="eastAsia" w:eastAsia="黑体"/>
         </w:rPr>
         <w:t xml:space="preserve">（</w:t>
       </w:r>
@@ -449,11 +507,14 @@
         </m:sSub>
       </m:oMath>
       <w:r>
+        <w:rPr>
+          <w:rFonts w:eastAsia="黑体"/>
+        </w:rPr>
         <w:t xml:space="preserve"> </w:t>
       </w:r>
       <w:r>
         <w:rPr>
-          <w:rFonts w:hint="eastAsia"/>
+          <w:rFonts w:hint="eastAsia" w:eastAsia="黑体"/>
         </w:rPr>
         <w:t xml:space="preserve">的下端、</w:t>
       </w:r>
@@ -475,15 +536,21 @@
         </m:sSub>
       </m:oMath>
       <w:r>
+        <w:rPr>
+          <w:rFonts w:eastAsia="黑体"/>
+        </w:rPr>
         <w:t xml:space="preserve"> </w:t>
       </w:r>
       <w:r>
         <w:rPr>
-          <w:rFonts w:hint="eastAsia"/>
+          <w:rFonts w:hint="eastAsia" w:eastAsia="黑体"/>
         </w:rPr>
         <w:t xml:space="preserve">的上端与</w:t>
       </w:r>
       <w:r>
+        <w:rPr>
+          <w:rFonts w:eastAsia="黑体"/>
+        </w:rPr>
         <w:t xml:space="preserve"> </w:t>
       </w:r>
       <m:oMath>
@@ -492,26 +559,32 @@
         </m:r>
       </m:oMath>
       <w:r>
+        <w:rPr>
+          <w:rFonts w:eastAsia="黑体"/>
+        </w:rPr>
         <w:t xml:space="preserve"> </w:t>
       </w:r>
       <w:r>
         <w:rPr>
-          <w:rFonts w:hint="eastAsia"/>
+          <w:rFonts w:hint="eastAsia" w:eastAsia="黑体"/>
         </w:rPr>
         <w:t xml:space="preserve">的基极</w:t>
       </w:r>
       <w:r>
+        <w:rPr>
+          <w:rFonts w:eastAsia="黑体"/>
+        </w:rPr>
         <w:t xml:space="preserve"> B </w:t>
       </w:r>
       <w:r>
         <w:rPr>
-          <w:rFonts w:hint="eastAsia"/>
+          <w:rFonts w:hint="eastAsia" w:eastAsia="黑体"/>
         </w:rPr>
         <w:t xml:space="preserve">相连）；</w:t>
       </w:r>
       <w:r>
         <w:rPr>
-          <w:rFonts w:hint="eastAsia"/>
+          <w:rFonts w:hint="eastAsia" w:eastAsia="黑体"/>
           <w:b/>
           <w:bCs/>
         </w:rPr>
@@ -519,6 +592,7 @@
       </w:r>
       <w:r>
         <w:rPr>
+          <w:rFonts w:eastAsia="黑体"/>
           <w:b/>
           <w:bCs/>
         </w:rPr>
@@ -526,7 +600,7 @@
       </w:r>
       <w:r>
         <w:rPr>
-          <w:rFonts w:hint="eastAsia"/>
+          <w:rFonts w:hint="eastAsia" w:eastAsia="黑体"/>
           <w:b/>
           <w:bCs/>
         </w:rPr>
@@ -534,7 +608,7 @@
       </w:r>
       <w:r>
         <w:rPr>
-          <w:rFonts w:hint="eastAsia"/>
+          <w:rFonts w:hint="eastAsia" w:eastAsia="黑体"/>
         </w:rPr>
         <w:t xml:space="preserve">（</w:t>
       </w:r>
@@ -544,24 +618,33 @@
         </m:r>
       </m:oMath>
       <w:r>
+        <w:rPr>
+          <w:rFonts w:eastAsia="黑体"/>
+        </w:rPr>
         <w:t xml:space="preserve"> </w:t>
       </w:r>
       <w:r>
         <w:rPr>
-          <w:rFonts w:hint="eastAsia"/>
+          <w:rFonts w:hint="eastAsia" w:eastAsia="黑体"/>
         </w:rPr>
         <w:t xml:space="preserve">的集电极</w:t>
       </w:r>
       <w:r>
+        <w:rPr>
+          <w:rFonts w:eastAsia="黑体"/>
+        </w:rPr>
         <w:t xml:space="preserve"> C </w:t>
       </w:r>
       <w:r>
         <w:rPr>
-          <w:rFonts w:hint="eastAsia"/>
+          <w:rFonts w:hint="eastAsia" w:eastAsia="黑体"/>
         </w:rPr>
         <w:t xml:space="preserve">与</w:t>
       </w:r>
       <w:r>
+        <w:rPr>
+          <w:rFonts w:eastAsia="黑体"/>
+        </w:rPr>
         <w:t xml:space="preserve"> </w:t>
       </w:r>
       <m:oMath>
@@ -579,17 +662,20 @@
         </m:sSub>
       </m:oMath>
       <w:r>
+        <w:rPr>
+          <w:rFonts w:eastAsia="黑体"/>
+        </w:rPr>
         <w:t xml:space="preserve"> </w:t>
       </w:r>
       <w:r>
         <w:rPr>
-          <w:rFonts w:hint="eastAsia"/>
+          <w:rFonts w:hint="eastAsia" w:eastAsia="黑体"/>
         </w:rPr>
         <w:t xml:space="preserve">的下端相连，作为输出）；</w:t>
       </w:r>
       <w:r>
         <w:rPr>
-          <w:rFonts w:hint="eastAsia"/>
+          <w:rFonts w:hint="eastAsia" w:eastAsia="黑体"/>
           <w:b/>
           <w:bCs/>
         </w:rPr>
@@ -597,6 +683,7 @@
       </w:r>
       <w:r>
         <w:rPr>
+          <w:rFonts w:eastAsia="黑体"/>
           <w:b/>
           <w:bCs/>
         </w:rPr>
@@ -604,7 +691,7 @@
       </w:r>
       <w:r>
         <w:rPr>
-          <w:rFonts w:hint="eastAsia"/>
+          <w:rFonts w:hint="eastAsia" w:eastAsia="黑体"/>
           <w:b/>
           <w:bCs/>
         </w:rPr>
@@ -612,7 +699,7 @@
       </w:r>
       <w:r>
         <w:rPr>
-          <w:rFonts w:hint="eastAsia"/>
+          <w:rFonts w:hint="eastAsia" w:eastAsia="黑体"/>
         </w:rPr>
         <w:t xml:space="preserve">（</w:t>
       </w:r>
@@ -634,15 +721,21 @@
         </m:sSub>
       </m:oMath>
       <w:r>
+        <w:rPr>
+          <w:rFonts w:eastAsia="黑体"/>
+        </w:rPr>
         <w:t xml:space="preserve"> </w:t>
       </w:r>
       <w:r>
         <w:rPr>
-          <w:rFonts w:hint="eastAsia"/>
+          <w:rFonts w:hint="eastAsia" w:eastAsia="黑体"/>
         </w:rPr>
         <w:t xml:space="preserve">的上端与</w:t>
       </w:r>
       <w:r>
+        <w:rPr>
+          <w:rFonts w:eastAsia="黑体"/>
+        </w:rPr>
         <w:t xml:space="preserve"> </w:t>
       </w:r>
       <m:oMath>
@@ -660,26 +753,32 @@
         </m:sSub>
       </m:oMath>
       <w:r>
+        <w:rPr>
+          <w:rFonts w:eastAsia="黑体"/>
+        </w:rPr>
         <w:t xml:space="preserve"> </w:t>
       </w:r>
       <w:r>
         <w:rPr>
-          <w:rFonts w:hint="eastAsia"/>
+          <w:rFonts w:hint="eastAsia" w:eastAsia="黑体"/>
         </w:rPr>
         <w:t xml:space="preserve">的上端接</w:t>
       </w:r>
       <w:r>
+        <w:rPr>
+          <w:rFonts w:eastAsia="黑体"/>
+        </w:rPr>
         <w:t xml:space="preserve"> </w:t>
       </w:r>
       <w:r>
         <w:rPr>
-          <w:rFonts w:hint="eastAsia"/>
+          <w:rFonts w:hint="eastAsia" w:eastAsia="黑体"/>
         </w:rPr>
         <w:t xml:space="preserve">+VCC）；</w:t>
       </w:r>
       <w:r>
         <w:rPr>
-          <w:rFonts w:hint="eastAsia"/>
+          <w:rFonts w:hint="eastAsia" w:eastAsia="黑体"/>
           <w:b/>
           <w:bCs/>
         </w:rPr>
@@ -687,6 +786,7 @@
       </w:r>
       <w:r>
         <w:rPr>
+          <w:rFonts w:eastAsia="黑体"/>
           <w:b/>
           <w:bCs/>
         </w:rPr>
@@ -694,7 +794,7 @@
       </w:r>
       <w:r>
         <w:rPr>
-          <w:rFonts w:hint="eastAsia"/>
+          <w:rFonts w:hint="eastAsia" w:eastAsia="黑体"/>
           <w:b/>
           <w:bCs/>
         </w:rPr>
@@ -702,7 +802,7 @@
       </w:r>
       <w:r>
         <w:rPr>
-          <w:rFonts w:hint="eastAsia"/>
+          <w:rFonts w:hint="eastAsia" w:eastAsia="黑体"/>
         </w:rPr>
         <w:t xml:space="preserve">（</w:t>
       </w:r>
@@ -712,24 +812,33 @@
         </m:r>
       </m:oMath>
       <w:r>
+        <w:rPr>
+          <w:rFonts w:eastAsia="黑体"/>
+        </w:rPr>
         <w:t xml:space="preserve"> </w:t>
       </w:r>
       <w:r>
         <w:rPr>
-          <w:rFonts w:hint="eastAsia"/>
+          <w:rFonts w:hint="eastAsia" w:eastAsia="黑体"/>
         </w:rPr>
         <w:t xml:space="preserve">的发射极</w:t>
       </w:r>
       <w:r>
+        <w:rPr>
+          <w:rFonts w:eastAsia="黑体"/>
+        </w:rPr>
         <w:t xml:space="preserve"> E </w:t>
       </w:r>
       <w:r>
         <w:rPr>
-          <w:rFonts w:hint="eastAsia"/>
+          <w:rFonts w:hint="eastAsia" w:eastAsia="黑体"/>
         </w:rPr>
         <w:t xml:space="preserve">与</w:t>
       </w:r>
       <w:r>
+        <w:rPr>
+          <w:rFonts w:eastAsia="黑体"/>
+        </w:rPr>
         <w:t xml:space="preserve"> </w:t>
       </w:r>
       <m:oMath>
@@ -747,17 +856,20 @@
         </m:sSub>
       </m:oMath>
       <w:r>
+        <w:rPr>
+          <w:rFonts w:eastAsia="黑体"/>
+        </w:rPr>
         <w:t xml:space="preserve"> </w:t>
       </w:r>
       <w:r>
         <w:rPr>
-          <w:rFonts w:hint="eastAsia"/>
+          <w:rFonts w:hint="eastAsia" w:eastAsia="黑体"/>
         </w:rPr>
         <w:t xml:space="preserve">的上端相连）；</w:t>
       </w:r>
       <w:r>
         <w:rPr>
-          <w:rFonts w:hint="eastAsia"/>
+          <w:rFonts w:hint="eastAsia" w:eastAsia="黑体"/>
           <w:b/>
           <w:bCs/>
         </w:rPr>
@@ -765,6 +877,7 @@
       </w:r>
       <w:r>
         <w:rPr>
+          <w:rFonts w:eastAsia="黑体"/>
           <w:b/>
           <w:bCs/>
         </w:rPr>
@@ -772,7 +885,7 @@
       </w:r>
       <w:r>
         <w:rPr>
-          <w:rFonts w:hint="eastAsia"/>
+          <w:rFonts w:hint="eastAsia" w:eastAsia="黑体"/>
           <w:b/>
           <w:bCs/>
         </w:rPr>
@@ -780,7 +893,7 @@
       </w:r>
       <w:r>
         <w:rPr>
-          <w:rFonts w:hint="eastAsia"/>
+          <w:rFonts w:hint="eastAsia" w:eastAsia="黑体"/>
         </w:rPr>
         <w:t xml:space="preserve">（</w:t>
       </w:r>
@@ -802,11 +915,14 @@
         </m:sSub>
       </m:oMath>
       <w:r>
+        <w:rPr>
+          <w:rFonts w:eastAsia="黑体"/>
+        </w:rPr>
         <w:t xml:space="preserve"> </w:t>
       </w:r>
       <w:r>
         <w:rPr>
-          <w:rFonts w:hint="eastAsia"/>
+          <w:rFonts w:hint="eastAsia" w:eastAsia="黑体"/>
         </w:rPr>
         <w:t xml:space="preserve">的下端、</w:t>
       </w:r>
@@ -825,20 +941,26 @@
         </m:sSub>
       </m:oMath>
       <w:r>
+        <w:rPr>
+          <w:rFonts w:eastAsia="黑体"/>
+        </w:rPr>
         <w:t xml:space="preserve"> </w:t>
       </w:r>
       <w:r>
         <w:rPr>
-          <w:rFonts w:hint="eastAsia"/>
+          <w:rFonts w:hint="eastAsia" w:eastAsia="黑体"/>
         </w:rPr>
         <w:t xml:space="preserve">的下端、负载回路地端接</w:t>
       </w:r>
       <w:r>
+        <w:rPr>
+          <w:rFonts w:eastAsia="黑体"/>
+        </w:rPr>
         <w:t xml:space="preserve"> </w:t>
       </w:r>
       <w:r>
         <w:rPr>
-          <w:rFonts w:hint="eastAsia"/>
+          <w:rFonts w:hint="eastAsia" w:eastAsia="黑体"/>
         </w:rPr>
         <w:t xml:space="preserve">GND）。</w:t>
       </w:r>
@@ -847,7 +969,7 @@
       <w:pPr/>
       <w:r>
         <w:rPr>
-          <w:rFonts w:hint="eastAsia"/>
+          <w:rFonts w:hint="eastAsia" w:eastAsia="黑体"/>
         </w:rPr>
         <w:t xml:space="preserve">各元件管脚连接：</w:t>
       </w:r>
@@ -857,24 +979,33 @@
         </m:r>
       </m:oMath>
       <w:r>
+        <w:rPr>
+          <w:rFonts w:eastAsia="黑体"/>
+        </w:rPr>
         <w:t xml:space="preserve"> </w:t>
       </w:r>
       <w:r>
         <w:rPr>
-          <w:rFonts w:hint="eastAsia"/>
+          <w:rFonts w:hint="eastAsia" w:eastAsia="黑体"/>
         </w:rPr>
         <w:t xml:space="preserve">的</w:t>
       </w:r>
       <w:r>
+        <w:rPr>
+          <w:rFonts w:eastAsia="黑体"/>
+        </w:rPr>
         <w:t xml:space="preserve"> B </w:t>
       </w:r>
       <w:r>
         <w:rPr>
-          <w:rFonts w:hint="eastAsia"/>
+          <w:rFonts w:hint="eastAsia" w:eastAsia="黑体"/>
         </w:rPr>
         <w:t xml:space="preserve">接基极偏置节点（并经</w:t>
       </w:r>
       <w:r>
+        <w:rPr>
+          <w:rFonts w:eastAsia="黑体"/>
+        </w:rPr>
         <w:t xml:space="preserve"> </w:t>
       </w:r>
       <m:oMath>
@@ -895,29 +1026,38 @@
         </m:sSub>
       </m:oMath>
       <w:r>
+        <w:rPr>
+          <w:rFonts w:eastAsia="黑体"/>
+        </w:rPr>
         <w:t xml:space="preserve"> </w:t>
       </w:r>
       <w:r>
         <w:rPr>
-          <w:rFonts w:hint="eastAsia"/>
+          <w:rFonts w:hint="eastAsia" w:eastAsia="黑体"/>
         </w:rPr>
         <w:t xml:space="preserve">接输入节点）、C</w:t>
       </w:r>
       <w:r>
+        <w:rPr>
+          <w:rFonts w:eastAsia="黑体"/>
+        </w:rPr>
         <w:t xml:space="preserve"> </w:t>
       </w:r>
       <w:r>
         <w:rPr>
-          <w:rFonts w:hint="eastAsia"/>
+          <w:rFonts w:hint="eastAsia" w:eastAsia="黑体"/>
         </w:rPr>
         <w:t xml:space="preserve">接集电极节点、E</w:t>
       </w:r>
       <w:r>
+        <w:rPr>
+          <w:rFonts w:eastAsia="黑体"/>
+        </w:rPr>
         <w:t xml:space="preserve"> </w:t>
       </w:r>
       <w:r>
         <w:rPr>
-          <w:rFonts w:hint="eastAsia"/>
+          <w:rFonts w:hint="eastAsia" w:eastAsia="黑体"/>
         </w:rPr>
         <w:t xml:space="preserve">接发射极节点；</w:t>
       </w:r>
@@ -939,11 +1079,14 @@
         </m:sSub>
       </m:oMath>
       <w:r>
+        <w:rPr>
+          <w:rFonts w:eastAsia="黑体"/>
+        </w:rPr>
         <w:t xml:space="preserve"> </w:t>
       </w:r>
       <w:r>
         <w:rPr>
-          <w:rFonts w:hint="eastAsia"/>
+          <w:rFonts w:hint="eastAsia" w:eastAsia="黑体"/>
         </w:rPr>
         <w:t xml:space="preserve">一端接电源节点、另一端接基极偏置节点；</w:t>
       </w:r>
@@ -965,11 +1108,14 @@
         </m:sSub>
       </m:oMath>
       <w:r>
+        <w:rPr>
+          <w:rFonts w:eastAsia="黑体"/>
+        </w:rPr>
         <w:t xml:space="preserve"> </w:t>
       </w:r>
       <w:r>
         <w:rPr>
-          <w:rFonts w:hint="eastAsia"/>
+          <w:rFonts w:hint="eastAsia" w:eastAsia="黑体"/>
         </w:rPr>
         <w:t xml:space="preserve">一端接基极偏置节点、另一端接地节点；</w:t>
       </w:r>
@@ -989,18 +1135,21 @@
       </m:oMath>
       <w:r>
         <w:rPr>
-          <w:rFonts w:hint="eastAsia"/>
+          <w:rFonts w:hint="eastAsia" w:eastAsia="黑体"/>
           <w:b/>
           <w:bCs/>
         </w:rPr>
         <w:t xml:space="preserve">（或输出变压器初级）</w:t>
       </w:r>
       <w:r>
+        <w:rPr>
+          <w:rFonts w:eastAsia="黑体"/>
+        </w:rPr>
         <w:t xml:space="preserve"> </w:t>
       </w:r>
       <w:r>
         <w:rPr>
-          <w:rFonts w:hint="eastAsia"/>
+          <w:rFonts w:hint="eastAsia" w:eastAsia="黑体"/>
         </w:rPr>
         <w:t xml:space="preserve">一端接集电极节点、另一端接电源节点；</w:t>
       </w:r>
@@ -1019,11 +1168,14 @@
         </m:sSub>
       </m:oMath>
       <w:r>
+        <w:rPr>
+          <w:rFonts w:eastAsia="黑体"/>
+        </w:rPr>
         <w:t xml:space="preserve"> </w:t>
       </w:r>
       <w:r>
         <w:rPr>
-          <w:rFonts w:hint="eastAsia"/>
+          <w:rFonts w:hint="eastAsia" w:eastAsia="黑体"/>
         </w:rPr>
         <w:t xml:space="preserve">一端接发射极节点、另一端接地节点；</w:t>
       </w:r>
@@ -1042,11 +1194,14 @@
         </m:sSub>
       </m:oMath>
       <w:r>
+        <w:rPr>
+          <w:rFonts w:eastAsia="黑体"/>
+        </w:rPr>
         <w:t xml:space="preserve"> </w:t>
       </w:r>
       <w:r>
         <w:rPr>
-          <w:rFonts w:hint="eastAsia"/>
+          <w:rFonts w:hint="eastAsia" w:eastAsia="黑体"/>
         </w:rPr>
         <w:t xml:space="preserve">一端经输出耦合或变压器次级接输出、另一端接地节点。晶体管在输入信号的整个周期内全程导通、始终工作在线性放大区，静态偏置把工作点置于负载线中点。</w:t>
       </w:r>
@@ -1055,11 +1210,14 @@
       <w:pPr/>
       <w:r>
         <w:rPr>
-          <w:rFonts w:hint="eastAsia"/>
+          <w:rFonts w:hint="eastAsia" w:eastAsia="黑体"/>
         </w:rPr>
         <w:t xml:space="preserve">由此构成”基极偏置固定工作点、集电极经负载接电源、发射极经</w:t>
       </w:r>
       <w:r>
+        <w:rPr>
+          <w:rFonts w:eastAsia="黑体"/>
+        </w:rPr>
         <w:t xml:space="preserve"> </w:t>
       </w:r>
       <m:oMath>
@@ -1077,38 +1235,50 @@
         </m:sSub>
       </m:oMath>
       <w:r>
+        <w:rPr>
+          <w:rFonts w:eastAsia="黑体"/>
+        </w:rPr>
         <w:t xml:space="preserve"> </w:t>
       </w:r>
       <w:r>
         <w:rPr>
-          <w:rFonts w:hint="eastAsia"/>
+          <w:rFonts w:hint="eastAsia" w:eastAsia="黑体"/>
         </w:rPr>
         <w:t xml:space="preserve">接地”的单管甲类（A</w:t>
       </w:r>
       <w:r>
+        <w:rPr>
+          <w:rFonts w:eastAsia="黑体"/>
+        </w:rPr>
         <w:t xml:space="preserve"> </w:t>
       </w:r>
       <w:r>
         <w:rPr>
-          <w:rFonts w:hint="eastAsia"/>
+          <w:rFonts w:hint="eastAsia" w:eastAsia="黑体"/>
         </w:rPr>
         <w:t xml:space="preserve">类）放大组态，输出信号正负半周完全由同一管放大，失真最低但效率低（阻性负载理论上限</w:t>
       </w:r>
       <w:r>
+        <w:rPr>
+          <w:rFonts w:eastAsia="黑体"/>
+        </w:rPr>
         <w:t xml:space="preserve"> </w:t>
       </w:r>
       <w:r>
         <w:rPr>
-          <w:rFonts w:hint="eastAsia"/>
+          <w:rFonts w:hint="eastAsia" w:eastAsia="黑体"/>
         </w:rPr>
         <w:t xml:space="preserve">25%，变压器耦合理论上限</w:t>
       </w:r>
       <w:r>
+        <w:rPr>
+          <w:rFonts w:eastAsia="黑体"/>
+        </w:rPr>
         <w:t xml:space="preserve"> </w:t>
       </w:r>
       <w:r>
         <w:rPr>
-          <w:rFonts w:hint="eastAsia"/>
+          <w:rFonts w:hint="eastAsia" w:eastAsia="黑体"/>
         </w:rPr>
         <w:t xml:space="preserve">50%）。</w:t>
       </w:r>
@@ -1121,7 +1291,7 @@
       </w:pPr>
       <w:r>
         <w:rPr>
-          <w:rFonts w:hint="eastAsia"/>
+          <w:rFonts w:hint="eastAsia" w:eastAsia="黑体"/>
         </w:rPr>
         <w:t xml:space="preserve">工作原理</w:t>
       </w:r>
@@ -1132,7 +1302,7 @@
       </w:pPr>
       <w:r>
         <w:rPr>
-          <w:rFonts w:hint="eastAsia"/>
+          <w:rFonts w:hint="eastAsia" w:eastAsia="黑体"/>
         </w:rPr>
         <w:t xml:space="preserve">静态偏置把工作点置于负载线中点，输入正弦信号使集电极电流围绕静态直流电流上下波动，管子全程导通，输出完整复现输入波形；多余的静态直流功耗始终以发热形式耗散在管子与负载上。</w:t>
       </w:r>
@@ -1145,7 +1315,7 @@
       </w:pPr>
       <w:r>
         <w:rPr>
-          <w:rFonts w:hint="eastAsia"/>
+          <w:rFonts w:hint="eastAsia" w:eastAsia="黑体"/>
         </w:rPr>
         <w:t xml:space="preserve">关键计算公式</w:t>
       </w:r>
@@ -1159,7 +1329,7 @@
       </w:pPr>
       <w:r>
         <w:rPr>
-          <w:rFonts w:hint="eastAsia"/>
+          <w:rFonts w:hint="eastAsia" w:eastAsia="黑体"/>
         </w:rPr>
         <w:t xml:space="preserve">最大理论效率（阻性负载，直接/阻容耦合）：</w:t>
       </w:r>
@@ -1219,7 +1389,7 @@
       </w:pPr>
       <w:r>
         <w:rPr>
-          <w:rFonts w:hint="eastAsia"/>
+          <w:rFonts w:hint="eastAsia" w:eastAsia="黑体"/>
         </w:rPr>
         <w:t xml:space="preserve">最大理论效率（变压器耦合）：</w:t>
       </w:r>
@@ -1276,25 +1446,31 @@
       </w:pPr>
       <w:r>
         <w:rPr>
-          <w:rFonts w:hint="eastAsia"/>
+          <w:rFonts w:hint="eastAsia" w:eastAsia="黑体"/>
         </w:rPr>
         <w:t xml:space="preserve">说明：25%</w:t>
       </w:r>
       <w:r>
+        <w:rPr>
+          <w:rFonts w:eastAsia="黑体"/>
+        </w:rPr>
         <w:t xml:space="preserve"> </w:t>
       </w:r>
       <w:r>
         <w:rPr>
-          <w:rFonts w:hint="eastAsia"/>
+          <w:rFonts w:hint="eastAsia" w:eastAsia="黑体"/>
         </w:rPr>
         <w:t xml:space="preserve">为直接/阻容耦合甲类的理论上限，50%</w:t>
       </w:r>
       <w:r>
+        <w:rPr>
+          <w:rFonts w:eastAsia="黑体"/>
+        </w:rPr>
         <w:t xml:space="preserve"> </w:t>
       </w:r>
       <w:r>
         <w:rPr>
-          <w:rFonts w:hint="eastAsia"/>
+          <w:rFonts w:hint="eastAsia" w:eastAsia="黑体"/>
         </w:rPr>
         <w:t xml:space="preserve">为变压器耦合甲类的理论上限，两者不可直接比较——前者负载为纯阻性、交流摆幅受工作点限制，后者经变压器阻抗匹配可获得更大的交流电压摆幅。</w:t>
       </w:r>
@@ -1308,7 +1484,7 @@
       </w:pPr>
       <w:r>
         <w:rPr>
-          <w:rFonts w:hint="eastAsia"/>
+          <w:rFonts w:hint="eastAsia" w:eastAsia="黑体"/>
         </w:rPr>
         <w:t xml:space="preserve">输出功率（正弦满幅、阻性负载）：</w:t>
       </w:r>
@@ -1447,7 +1623,7 @@
       </w:pPr>
       <w:r>
         <w:rPr>
-          <w:rFonts w:hint="eastAsia"/>
+          <w:rFonts w:hint="eastAsia" w:eastAsia="黑体"/>
         </w:rPr>
         <w:t xml:space="preserve">静态管耗（无信号时最大）：</w:t>
       </w:r>
@@ -1525,16 +1701,19 @@
       </w:pPr>
       <w:r>
         <w:rPr>
-          <w:rFonts w:hint="eastAsia"/>
+          <w:rFonts w:hint="eastAsia" w:eastAsia="黑体"/>
         </w:rPr>
         <w:t xml:space="preserve">静态工作点（阻性负载、A</w:t>
       </w:r>
       <w:r>
+        <w:rPr>
+          <w:rFonts w:eastAsia="黑体"/>
+        </w:rPr>
         <w:t xml:space="preserve"> </w:t>
       </w:r>
       <w:r>
         <w:rPr>
-          <w:rFonts w:hint="eastAsia"/>
+          <w:rFonts w:hint="eastAsia" w:eastAsia="黑体"/>
         </w:rPr>
         <w:t xml:space="preserve">类中点设置）：</w:t>
       </w:r>
@@ -1643,7 +1822,7 @@
             </w:pPr>
             <w:r>
               <w:rPr>
-                <w:rFonts w:hint="eastAsia"/>
+                <w:rFonts w:hint="eastAsia" w:eastAsia="黑体"/>
               </w:rPr>
               <w:t xml:space="preserve">符号</w:t>
             </w:r>
@@ -1657,7 +1836,7 @@
             </w:pPr>
             <w:r>
               <w:rPr>
-                <w:rFonts w:hint="eastAsia"/>
+                <w:rFonts w:hint="eastAsia" w:eastAsia="黑体"/>
               </w:rPr>
               <w:t xml:space="preserve">含义</w:t>
             </w:r>
@@ -1671,7 +1850,7 @@
             </w:pPr>
             <w:r>
               <w:rPr>
-                <w:rFonts w:hint="eastAsia"/>
+                <w:rFonts w:hint="eastAsia" w:eastAsia="黑体"/>
               </w:rPr>
               <w:t xml:space="preserve">单位</w:t>
             </w:r>
@@ -1703,6 +1882,9 @@
               </m:sSub>
             </m:oMath>
             <w:r>
+              <w:rPr>
+                <w:rFonts w:eastAsia="黑体"/>
+              </w:rPr>
               <w:t xml:space="preserve">​</w:t>
             </w:r>
           </w:p>
@@ -1715,7 +1897,7 @@
             </w:pPr>
             <w:r>
               <w:rPr>
-                <w:rFonts w:hint="eastAsia"/>
+                <w:rFonts w:hint="eastAsia" w:eastAsia="黑体"/>
               </w:rPr>
               <w:t xml:space="preserve">电源电压</w:t>
             </w:r>
@@ -1728,6 +1910,9 @@
               <w:pStyle w:val="Compact"/>
             </w:pPr>
             <w:r>
+              <w:rPr>
+                <w:rFonts w:eastAsia="黑体"/>
+              </w:rPr>
               <w:t xml:space="preserve">V</w:t>
             </w:r>
           </w:p>
@@ -1755,6 +1940,9 @@
               </m:sSub>
             </m:oMath>
             <w:r>
+              <w:rPr>
+                <w:rFonts w:eastAsia="黑体"/>
+              </w:rPr>
               <w:t xml:space="preserve">​</w:t>
             </w:r>
           </w:p>
@@ -1767,7 +1955,7 @@
             </w:pPr>
             <w:r>
               <w:rPr>
-                <w:rFonts w:hint="eastAsia"/>
+                <w:rFonts w:hint="eastAsia" w:eastAsia="黑体"/>
               </w:rPr>
               <w:t xml:space="preserve">负载电阻</w:t>
             </w:r>
@@ -1780,6 +1968,9 @@
               <w:pStyle w:val="Compact"/>
             </w:pPr>
             <w:r>
+              <w:rPr>
+                <w:rFonts w:eastAsia="黑体"/>
+              </w:rPr>
               <w:t xml:space="preserve">Ω</w:t>
             </w:r>
           </w:p>
@@ -1810,6 +2001,9 @@
               </m:sSub>
             </m:oMath>
             <w:r>
+              <w:rPr>
+                <w:rFonts w:eastAsia="黑体"/>
+              </w:rPr>
               <w:t xml:space="preserve">​</w:t>
             </w:r>
           </w:p>
@@ -1822,7 +2016,7 @@
             </w:pPr>
             <w:r>
               <w:rPr>
-                <w:rFonts w:hint="eastAsia"/>
+                <w:rFonts w:hint="eastAsia" w:eastAsia="黑体"/>
               </w:rPr>
               <w:t xml:space="preserve">输出峰值电压</w:t>
             </w:r>
@@ -1835,6 +2029,9 @@
               <w:pStyle w:val="Compact"/>
             </w:pPr>
             <w:r>
+              <w:rPr>
+                <w:rFonts w:eastAsia="黑体"/>
+              </w:rPr>
               <w:t xml:space="preserve">V</w:t>
             </w:r>
           </w:p>
@@ -1865,6 +2062,9 @@
               </m:sSub>
             </m:oMath>
             <w:r>
+              <w:rPr>
+                <w:rFonts w:eastAsia="黑体"/>
+              </w:rPr>
               <w:t xml:space="preserve">、</w:t>
             </w:r>
             <m:oMath>
@@ -1897,7 +2097,7 @@
             </w:pPr>
             <w:r>
               <w:rPr>
-                <w:rFonts w:hint="eastAsia"/>
+                <w:rFonts w:hint="eastAsia" w:eastAsia="黑体"/>
               </w:rPr>
               <w:t xml:space="preserve">静态集电极电流、管压降</w:t>
             </w:r>
@@ -1910,6 +2110,9 @@
               <w:pStyle w:val="Compact"/>
             </w:pPr>
             <w:r>
+              <w:rPr>
+                <w:rFonts w:eastAsia="黑体"/>
+              </w:rPr>
               <w:t xml:space="preserve">A、V</w:t>
             </w:r>
           </w:p>
@@ -1937,6 +2140,9 @@
               </m:sSub>
             </m:oMath>
             <w:r>
+              <w:rPr>
+                <w:rFonts w:eastAsia="黑体"/>
+              </w:rPr>
               <w:t xml:space="preserve">​</w:t>
             </w:r>
           </w:p>
@@ -1949,7 +2155,7 @@
             </w:pPr>
             <w:r>
               <w:rPr>
-                <w:rFonts w:hint="eastAsia"/>
+                <w:rFonts w:hint="eastAsia" w:eastAsia="黑体"/>
               </w:rPr>
               <w:t xml:space="preserve">静态管耗</w:t>
             </w:r>
@@ -1962,6 +2168,9 @@
               <w:pStyle w:val="Compact"/>
             </w:pPr>
             <w:r>
+              <w:rPr>
+                <w:rFonts w:eastAsia="黑体"/>
+              </w:rPr>
               <w:t xml:space="preserve">W</w:t>
             </w:r>
           </w:p>
@@ -1995,6 +2204,9 @@
               </m:sSub>
             </m:oMath>
             <w:r>
+              <w:rPr>
+                <w:rFonts w:eastAsia="黑体"/>
+              </w:rPr>
               <w:t xml:space="preserve">​</w:t>
             </w:r>
           </w:p>
@@ -2007,7 +2219,7 @@
             </w:pPr>
             <w:r>
               <w:rPr>
-                <w:rFonts w:hint="eastAsia"/>
+                <w:rFonts w:hint="eastAsia" w:eastAsia="黑体"/>
               </w:rPr>
               <w:t xml:space="preserve">最大效率</w:t>
             </w:r>
@@ -2020,6 +2232,9 @@
               <w:pStyle w:val="Compact"/>
             </w:pPr>
             <w:r>
+              <w:rPr>
+                <w:rFonts w:eastAsia="黑体"/>
+              </w:rPr>
               <w:t xml:space="preserve">—</w:t>
             </w:r>
           </w:p>
@@ -2034,7 +2249,7 @@
       </w:pPr>
       <w:r>
         <w:rPr>
-          <w:rFonts w:hint="eastAsia"/>
+          <w:rFonts w:hint="eastAsia" w:eastAsia="黑体"/>
         </w:rPr>
         <w:t xml:space="preserve">元件调整影响</w:t>
       </w:r>
@@ -2049,7 +2264,7 @@
       </w:pPr>
       <w:r>
         <w:rPr>
-          <w:rFonts w:hint="eastAsia"/>
+          <w:rFonts w:hint="eastAsia" w:eastAsia="黑体"/>
           <w:b/>
           <w:bCs/>
         </w:rPr>
@@ -2057,6 +2272,7 @@
       </w:r>
       <w:r>
         <w:rPr>
+          <w:rFonts w:eastAsia="黑体"/>
           <w:b/>
           <w:bCs/>
         </w:rPr>
@@ -2081,6 +2297,7 @@
       </m:oMath>
       <w:r>
         <w:rPr>
+          <w:rFonts w:eastAsia="黑体"/>
           <w:b/>
           <w:bCs/>
         </w:rPr>
@@ -2088,20 +2305,27 @@
       </w:r>
       <w:r>
         <w:rPr>
+          <w:rFonts w:eastAsia="黑体"/>
           <w:b/>
           <w:bCs/>
         </w:rPr>
         <w:t xml:space="preserve">↑</w:t>
       </w:r>
       <w:r>
+        <w:rPr>
+          <w:rFonts w:eastAsia="黑体"/>
+        </w:rPr>
         <w:t xml:space="preserve"> </w:t>
       </w:r>
       <w:r>
+        <w:rPr>
+          <w:rFonts w:eastAsia="黑体"/>
+        </w:rPr>
         <w:t xml:space="preserve">→ </w:t>
       </w:r>
       <w:r>
         <w:rPr>
-          <w:rFonts w:hint="eastAsia"/>
+          <w:rFonts w:hint="eastAsia" w:eastAsia="黑体"/>
         </w:rPr>
         <w:t xml:space="preserve">线性区变大、失真减小，但静态功耗与发热增大。</w:t>
       </w:r>
@@ -2133,6 +2357,7 @@
       </m:oMath>
       <w:r>
         <w:rPr>
+          <w:rFonts w:eastAsia="黑体"/>
           <w:b/>
           <w:bCs/>
         </w:rPr>
@@ -2140,20 +2365,27 @@
       </w:r>
       <w:r>
         <w:rPr>
+          <w:rFonts w:eastAsia="黑体"/>
           <w:b/>
           <w:bCs/>
         </w:rPr>
         <w:t xml:space="preserve">↑</w:t>
       </w:r>
       <w:r>
+        <w:rPr>
+          <w:rFonts w:eastAsia="黑体"/>
+        </w:rPr>
         <w:t xml:space="preserve"> </w:t>
       </w:r>
       <w:r>
+        <w:rPr>
+          <w:rFonts w:eastAsia="黑体"/>
+        </w:rPr>
         <w:t xml:space="preserve">→ </w:t>
       </w:r>
       <w:r>
         <w:rPr>
-          <w:rFonts w:hint="eastAsia"/>
+          <w:rFonts w:hint="eastAsia" w:eastAsia="黑体"/>
         </w:rPr>
         <w:t xml:space="preserve">最大输出摆幅与输出功率增大。</w:t>
       </w:r>
@@ -2182,6 +2414,7 @@
       </m:oMath>
       <w:r>
         <w:rPr>
+          <w:rFonts w:eastAsia="黑体"/>
           <w:b/>
           <w:bCs/>
         </w:rPr>
@@ -2189,20 +2422,27 @@
       </w:r>
       <w:r>
         <w:rPr>
+          <w:rFonts w:eastAsia="黑体"/>
           <w:b/>
           <w:bCs/>
         </w:rPr>
         <w:t xml:space="preserve">↓</w:t>
       </w:r>
       <w:r>
+        <w:rPr>
+          <w:rFonts w:eastAsia="黑体"/>
+        </w:rPr>
         <w:t xml:space="preserve"> </w:t>
       </w:r>
       <w:r>
+        <w:rPr>
+          <w:rFonts w:eastAsia="黑体"/>
+        </w:rPr>
         <w:t xml:space="preserve">→ </w:t>
       </w:r>
       <w:r>
         <w:rPr>
-          <w:rFonts w:hint="eastAsia"/>
+          <w:rFonts w:hint="eastAsia" w:eastAsia="黑体"/>
         </w:rPr>
         <w:t xml:space="preserve">所需静态电流增大、功耗上升，效率不变但发热更集中。</w:t>
       </w:r>
@@ -2217,21 +2457,27 @@
       </w:pPr>
       <w:r>
         <w:rPr>
-          <w:rFonts w:hint="eastAsia"/>
+          <w:rFonts w:hint="eastAsia" w:eastAsia="黑体"/>
           <w:b/>
           <w:bCs/>
         </w:rPr>
         <w:t xml:space="preserve">工作点偏离中点</w:t>
       </w:r>
       <w:r>
+        <w:rPr>
+          <w:rFonts w:eastAsia="黑体"/>
+        </w:rPr>
         <w:t xml:space="preserve"> </w:t>
       </w:r>
       <w:r>
+        <w:rPr>
+          <w:rFonts w:eastAsia="黑体"/>
+        </w:rPr>
         <w:t xml:space="preserve">→ </w:t>
       </w:r>
       <w:r>
         <w:rPr>
-          <w:rFonts w:hint="eastAsia"/>
+          <w:rFonts w:hint="eastAsia" w:eastAsia="黑体"/>
         </w:rPr>
         <w:t xml:space="preserve">正或负半周先削波，动态范围减小。</w:t>
       </w:r>
@@ -2246,7 +2492,7 @@
       </w:pPr>
       <w:r>
         <w:rPr>
-          <w:rFonts w:hint="eastAsia"/>
+          <w:rFonts w:hint="eastAsia" w:eastAsia="黑体"/>
         </w:rPr>
         <w:t xml:space="preserve">大静态电流导致散热器体积大，成本与体积高。</w:t>
       </w:r>
@@ -2259,7 +2505,7 @@
       </w:pPr>
       <w:r>
         <w:rPr>
-          <w:rFonts w:hint="eastAsia"/>
+          <w:rFonts w:hint="eastAsia" w:eastAsia="黑体"/>
         </w:rPr>
         <w:t xml:space="preserve">典型参数示例</w:t>
       </w:r>
@@ -2274,11 +2520,14 @@
       </w:pPr>
       <w:r>
         <w:rPr>
-          <w:rFonts w:hint="eastAsia"/>
+          <w:rFonts w:hint="eastAsia" w:eastAsia="黑体"/>
         </w:rPr>
         <w:t xml:space="preserve">取</w:t>
       </w:r>
       <w:r>
+        <w:rPr>
+          <w:rFonts w:eastAsia="黑体"/>
+        </w:rPr>
         <w:t xml:space="preserve"> </w:t>
       </w:r>
       <m:oMath>
@@ -2318,6 +2567,9 @@
         </m:r>
       </m:oMath>
       <w:r>
+        <w:rPr>
+          <w:rFonts w:eastAsia="黑体"/>
+        </w:rPr>
         <w:t xml:space="preserve">、</w:t>
       </w:r>
       <m:oMath>
@@ -2354,7 +2606,7 @@
       </m:oMath>
       <w:r>
         <w:rPr>
-          <w:rFonts w:hint="eastAsia"/>
+          <w:rFonts w:hint="eastAsia" w:eastAsia="黑体"/>
         </w:rPr>
         <w:t xml:space="preserve">：</w:t>
       </w:r>
@@ -2426,7 +2678,7 @@
       </m:oMath>
       <w:r>
         <w:rPr>
-          <w:rFonts w:hint="eastAsia"/>
+          <w:rFonts w:hint="eastAsia" w:eastAsia="黑体"/>
         </w:rPr>
         <w:t xml:space="preserve">，</w:t>
       </w:r>
@@ -2503,6 +2755,9 @@
         </m:r>
       </m:oMath>
       <w:r>
+        <w:rPr>
+          <w:rFonts w:eastAsia="黑体"/>
+        </w:rPr>
         <w:t xml:space="preserve">。</w:t>
       </w:r>
     </w:p>
@@ -2516,11 +2771,14 @@
       </w:pPr>
       <w:r>
         <w:rPr>
-          <w:rFonts w:hint="eastAsia"/>
+          <w:rFonts w:hint="eastAsia" w:eastAsia="黑体"/>
         </w:rPr>
         <w:t xml:space="preserve">静态管耗</w:t>
       </w:r>
       <w:r>
+        <w:rPr>
+          <w:rFonts w:eastAsia="黑体"/>
+        </w:rPr>
         <w:t xml:space="preserve"> </w:t>
       </w:r>
       <m:oMath>
@@ -2596,16 +2854,19 @@
       </m:oMath>
       <w:r>
         <w:rPr>
-          <w:rFonts w:hint="eastAsia"/>
+          <w:rFonts w:hint="eastAsia" w:eastAsia="黑体"/>
         </w:rPr>
         <w:t xml:space="preserve">，效率上限仅</w:t>
       </w:r>
       <w:r>
+        <w:rPr>
+          <w:rFonts w:eastAsia="黑体"/>
+        </w:rPr>
         <w:t xml:space="preserve"> </w:t>
       </w:r>
       <w:r>
         <w:rPr>
-          <w:rFonts w:hint="eastAsia"/>
+          <w:rFonts w:hint="eastAsia" w:eastAsia="黑体"/>
         </w:rPr>
         <w:t xml:space="preserve">25%，远高于输出功率说明大部分电能变为热。</w:t>
       </w:r>
@@ -2618,7 +2879,7 @@
       </w:pPr>
       <w:r>
         <w:rPr>
-          <w:rFonts w:hint="eastAsia"/>
+          <w:rFonts w:hint="eastAsia" w:eastAsia="黑体"/>
         </w:rPr>
         <w:t xml:space="preserve">常见器件型号</w:t>
       </w:r>
@@ -2633,16 +2894,19 @@
       </w:pPr>
       <w:r>
         <w:rPr>
-          <w:rFonts w:hint="eastAsia"/>
+          <w:rFonts w:hint="eastAsia" w:eastAsia="黑体"/>
         </w:rPr>
         <w:t xml:space="preserve">小功率</w:t>
       </w:r>
       <w:r>
+        <w:rPr>
+          <w:rFonts w:eastAsia="黑体"/>
+        </w:rPr>
         <w:t xml:space="preserve"> A </w:t>
       </w:r>
       <w:r>
         <w:rPr>
-          <w:rFonts w:hint="eastAsia"/>
+          <w:rFonts w:hint="eastAsia" w:eastAsia="黑体"/>
         </w:rPr>
         <w:t xml:space="preserve">类：2N2222、2N3904、BD139。</w:t>
       </w:r>
@@ -2657,16 +2921,19 @@
       </w:pPr>
       <w:r>
         <w:rPr>
-          <w:rFonts w:hint="eastAsia"/>
+          <w:rFonts w:hint="eastAsia" w:eastAsia="黑体"/>
         </w:rPr>
         <w:t xml:space="preserve">音频集成功放可按</w:t>
       </w:r>
       <w:r>
+        <w:rPr>
+          <w:rFonts w:eastAsia="黑体"/>
+        </w:rPr>
         <w:t xml:space="preserve"> A </w:t>
       </w:r>
       <w:r>
         <w:rPr>
-          <w:rFonts w:hint="eastAsia"/>
+          <w:rFonts w:hint="eastAsia" w:eastAsia="黑体"/>
         </w:rPr>
         <w:t xml:space="preserve">类偏置使用：LM1875、TDA2030（压偏置抬高静态电流）。</w:t>
       </w:r>
@@ -2681,16 +2948,19 @@
       </w:pPr>
       <w:r>
         <w:rPr>
-          <w:rFonts w:hint="eastAsia"/>
+          <w:rFonts w:hint="eastAsia" w:eastAsia="黑体"/>
         </w:rPr>
         <w:t xml:space="preserve">电子管</w:t>
       </w:r>
       <w:r>
+        <w:rPr>
+          <w:rFonts w:eastAsia="黑体"/>
+        </w:rPr>
         <w:t xml:space="preserve"> A </w:t>
       </w:r>
       <w:r>
         <w:rPr>
-          <w:rFonts w:hint="eastAsia"/>
+          <w:rFonts w:hint="eastAsia" w:eastAsia="黑体"/>
         </w:rPr>
         <w:t xml:space="preserve">类：6L6、EL34、300B、12AX7（前级）。</w:t>
       </w:r>
@@ -2703,7 +2973,7 @@
       </w:pPr>
       <w:r>
         <w:rPr>
-          <w:rFonts w:hint="eastAsia"/>
+          <w:rFonts w:hint="eastAsia" w:eastAsia="黑体"/>
         </w:rPr>
         <w:t xml:space="preserve">注意事项</w:t>
       </w:r>
@@ -2718,16 +2988,19 @@
       </w:pPr>
       <w:r>
         <w:rPr>
-          <w:rFonts w:hint="eastAsia"/>
+          <w:rFonts w:hint="eastAsia" w:eastAsia="黑体"/>
         </w:rPr>
         <w:t xml:space="preserve">效率极低（最高</w:t>
       </w:r>
       <w:r>
+        <w:rPr>
+          <w:rFonts w:eastAsia="黑体"/>
+        </w:rPr>
         <w:t xml:space="preserve"> </w:t>
       </w:r>
       <w:r>
         <w:rPr>
-          <w:rFonts w:hint="eastAsia"/>
+          <w:rFonts w:hint="eastAsia" w:eastAsia="黑体"/>
         </w:rPr>
         <w:t xml:space="preserve">25%~50%），大功率时散热与电源成本显著。</w:t>
       </w:r>
@@ -2742,7 +3015,7 @@
       </w:pPr>
       <w:r>
         <w:rPr>
-          <w:rFonts w:hint="eastAsia"/>
+          <w:rFonts w:hint="eastAsia" w:eastAsia="黑体"/>
         </w:rPr>
         <w:t xml:space="preserve">静态电流大，需足够散热器，并注意热稳定性。</w:t>
       </w:r>
@@ -2757,7 +3030,7 @@
       </w:pPr>
       <w:r>
         <w:rPr>
-          <w:rFonts w:hint="eastAsia"/>
+          <w:rFonts w:hint="eastAsia" w:eastAsia="黑体"/>
         </w:rPr>
         <w:t xml:space="preserve">变压器耦合时注意磁芯饱和与直流偏置。</w:t>
       </w:r>
@@ -2772,7 +3045,7 @@
       </w:pPr>
       <w:r>
         <w:rPr>
-          <w:rFonts w:hint="eastAsia"/>
+          <w:rFonts w:hint="eastAsia" w:eastAsia="黑体"/>
         </w:rPr>
         <w:t xml:space="preserve">适合小功率、低失真场合（耳机、前级）。</w:t>
       </w:r>
@@ -2785,7 +3058,7 @@
       </w:pPr>
       <w:r>
         <w:rPr>
-          <w:rFonts w:hint="eastAsia"/>
+          <w:rFonts w:hint="eastAsia" w:eastAsia="黑体"/>
         </w:rPr>
         <w:t xml:space="preserve">参考资料</w:t>
       </w:r>
@@ -2799,20 +3072,26 @@
         </w:numPr>
       </w:pPr>
       <w:r>
+        <w:rPr>
+          <w:rFonts w:eastAsia="黑体"/>
+        </w:rPr>
         <w:t xml:space="preserve">Wikipedia: Power amplifier </w:t>
       </w:r>
       <w:r>
         <w:rPr>
-          <w:rFonts w:hint="eastAsia"/>
+          <w:rFonts w:hint="eastAsia" w:eastAsia="黑体"/>
         </w:rPr>
         <w:t xml:space="preserve">classes（Class</w:t>
       </w:r>
       <w:r>
+        <w:rPr>
+          <w:rFonts w:eastAsia="黑体"/>
+        </w:rPr>
         <w:t xml:space="preserve"> </w:t>
       </w:r>
       <w:r>
         <w:rPr>
-          <w:rFonts w:hint="eastAsia"/>
+          <w:rFonts w:hint="eastAsia" w:eastAsia="黑体"/>
         </w:rPr>
         <w:t xml:space="preserve">A）。</w:t>
       </w:r>
@@ -2827,7 +3106,7 @@
       </w:pPr>
       <w:r>
         <w:rPr>
-          <w:rFonts w:hint="eastAsia"/>
+          <w:rFonts w:hint="eastAsia" w:eastAsia="黑体"/>
         </w:rPr>
         <w:t xml:space="preserve">《模拟电子技术基础》（童诗白、华成英）。</w:t>
       </w:r>
@@ -2841,6 +3120,9 @@
         </w:numPr>
       </w:pPr>
       <w:r>
+        <w:rPr>
+          <w:rFonts w:eastAsia="黑体"/>
+        </w:rPr>
         <w:t xml:space="preserve">Douglas Self《Audio Power Amplifier Design Handbook》。</w:t>
       </w:r>
     </w:p>
@@ -2853,11 +3135,11 @@
       </w:pPr>
       <w:r>
         <w:rPr>
-          <w:rFonts w:ascii="Times New Roman" w:hAnsi="Times New Roman"/>
+          <w:rFonts w:ascii="Times New Roman" w:hAnsi="Times New Roman" w:eastAsia="黑体"/>
           <w:color w:val="555555"/>
           <w:sz w:val="21"/>
         </w:rPr>
-        <w:t>材料收集者：杜文杰</w:t>
+        <w:t>材料收集者：杜文杰，WX手机：19519196569，QQ:3478827729</w:t>
       </w:r>
     </w:p>
     <w:sectPr>
@@ -2877,7 +3159,7 @@
 </file>
 
 <file path=word/footer1.xml><?xml version="1.0" encoding="utf-8"?>
-<w:ftr xmlns:m="http://schemas.openxmlformats.org/officeDocument/2006/math" xmlns:mc="http://schemas.openxmlformats.org/markup-compatibility/2006" xmlns:mo="http://schemas.microsoft.com/office/mac/office/2008/main" xmlns:mv="urn:schemas-microsoft-com:mac:vml" xmlns:o="urn:schemas-microsoft-com:office:office" xmlns:r="http://schemas.openxmlformats.org/officeDocument/2006/relationships" xmlns:v="urn:schemas-microsoft-com:vml" xmlns:w10="urn:schemas-microsoft-com:office:word" xmlns:w14="http://schemas.microsoft.com/office/word/2010/wordml" xmlns:w="http://schemas.openxmlformats.org/wordprocessingml/2006/main" xmlns:wne="http://schemas.microsoft.com/office/word/2006/wordml" xmlns:wp14="http://schemas.microsoft.com/office/word/2010/wordprocessingDrawing" xmlns:wp="http://schemas.openxmlformats.org/drawingml/2006/wordprocessingDrawing" xmlns:wpc="http://schemas.microsoft.com/office/word/2010/wordprocessingCanvas" xmlns:wpg="http://schemas.microsoft.com/office/word/2010/wordprocessingGroup" xmlns:wpi="http://schemas.microsoft.com/office/word/2010/wordprocessingInk" xmlns:wps="http://schemas.microsoft.com/office/word/2010/wordprocessingShape" mc:Ignorable="w14 wp14">
+<w:ftr xmlns:mc="http://schemas.openxmlformats.org/markup-compatibility/2006" xmlns:w="http://schemas.openxmlformats.org/wordprocessingml/2006/main" xmlns:m="http://schemas.openxmlformats.org/officeDocument/2006/math" xmlns:mo="http://schemas.microsoft.com/office/mac/office/2008/main" xmlns:mv="urn:schemas-microsoft-com:mac:vml" xmlns:o="urn:schemas-microsoft-com:office:office" xmlns:r="http://schemas.openxmlformats.org/officeDocument/2006/relationships" xmlns:v="urn:schemas-microsoft-com:vml" xmlns:w10="urn:schemas-microsoft-com:office:word" xmlns:w14="http://schemas.microsoft.com/office/word/2010/wordml" xmlns:wne="http://schemas.microsoft.com/office/word/2006/wordml" xmlns:wp14="http://schemas.microsoft.com/office/word/2010/wordprocessingDrawing" xmlns:wp="http://schemas.openxmlformats.org/drawingml/2006/wordprocessingDrawing" xmlns:wpc="http://schemas.microsoft.com/office/word/2010/wordprocessingCanvas" xmlns:wpg="http://schemas.microsoft.com/office/word/2010/wordprocessingGroup" xmlns:wpi="http://schemas.microsoft.com/office/word/2010/wordprocessingInk" xmlns:wps="http://schemas.microsoft.com/office/word/2010/wordprocessingShape" mc:Ignorable="w14 wp14">
   <w:p>
     <w:pPr>
       <w:pStyle w:val="Footer"/>
@@ -2885,12 +3167,14 @@
     </w:pPr>
     <w:r>
       <w:rPr>
+        <w:rFonts w:eastAsia="黑体"/>
         <w:sz w:val="18"/>
       </w:rPr>
       <w:t xml:space="preserve">第 </w:t>
     </w:r>
     <w:r>
       <w:rPr>
+        <w:rFonts w:eastAsia="黑体"/>
         <w:sz w:val="18"/>
       </w:rPr>
       <w:fldChar w:fldCharType="begin"/>
@@ -2899,6 +3183,7 @@
     </w:r>
     <w:r>
       <w:rPr>
+        <w:rFonts w:eastAsia="黑体"/>
         <w:sz w:val="18"/>
       </w:rPr>
       <w:t xml:space="preserve"> 页</w:t>
@@ -2912,6 +3197,9 @@
   <w:footnote w:type="continuationSeparator" w:id="0">
     <w:p>
       <w:r>
+        <w:rPr>
+          <w:rFonts w:eastAsia="黑体"/>
+        </w:rPr>
         <w:continuationSeparator/>
       </w:r>
     </w:p>
@@ -2919,6 +3207,9 @@
   <w:footnote w:type="separator" w:id="-1">
     <w:p>
       <w:r>
+        <w:rPr>
+          <w:rFonts w:eastAsia="黑体"/>
+        </w:rPr>
         <w:separator/>
       </w:r>
     </w:p>
@@ -2927,7 +3218,7 @@
 </file>
 
 <file path=word/header1.xml><?xml version="1.0" encoding="utf-8"?>
-<w:hdr xmlns:m="http://schemas.openxmlformats.org/officeDocument/2006/math" xmlns:mc="http://schemas.openxmlformats.org/markup-compatibility/2006" xmlns:mo="http://schemas.microsoft.com/office/mac/office/2008/main" xmlns:mv="urn:schemas-microsoft-com:mac:vml" xmlns:o="urn:schemas-microsoft-com:office:office" xmlns:r="http://schemas.openxmlformats.org/officeDocument/2006/relationships" xmlns:v="urn:schemas-microsoft-com:vml" xmlns:w10="urn:schemas-microsoft-com:office:word" xmlns:w14="http://schemas.microsoft.com/office/word/2010/wordml" xmlns:w="http://schemas.openxmlformats.org/wordprocessingml/2006/main" xmlns:wne="http://schemas.microsoft.com/office/word/2006/wordml" xmlns:wp14="http://schemas.microsoft.com/office/word/2010/wordprocessingDrawing" xmlns:wp="http://schemas.openxmlformats.org/drawingml/2006/wordprocessingDrawing" xmlns:wpc="http://schemas.microsoft.com/office/word/2010/wordprocessingCanvas" xmlns:wpg="http://schemas.microsoft.com/office/word/2010/wordprocessingGroup" xmlns:wpi="http://schemas.microsoft.com/office/word/2010/wordprocessingInk" xmlns:wps="http://schemas.microsoft.com/office/word/2010/wordprocessingShape" mc:Ignorable="w14 wp14">
+<w:hdr xmlns:mc="http://schemas.openxmlformats.org/markup-compatibility/2006" xmlns:w="http://schemas.openxmlformats.org/wordprocessingml/2006/main" xmlns:m="http://schemas.openxmlformats.org/officeDocument/2006/math" xmlns:mo="http://schemas.microsoft.com/office/mac/office/2008/main" xmlns:mv="urn:schemas-microsoft-com:mac:vml" xmlns:o="urn:schemas-microsoft-com:office:office" xmlns:r="http://schemas.openxmlformats.org/officeDocument/2006/relationships" xmlns:v="urn:schemas-microsoft-com:vml" xmlns:w10="urn:schemas-microsoft-com:office:word" xmlns:w14="http://schemas.microsoft.com/office/word/2010/wordml" xmlns:wne="http://schemas.microsoft.com/office/word/2006/wordml" xmlns:wp14="http://schemas.microsoft.com/office/word/2010/wordprocessingDrawing" xmlns:wp="http://schemas.openxmlformats.org/drawingml/2006/wordprocessingDrawing" xmlns:wpc="http://schemas.microsoft.com/office/word/2010/wordprocessingCanvas" xmlns:wpg="http://schemas.microsoft.com/office/word/2010/wordprocessingGroup" xmlns:wpi="http://schemas.microsoft.com/office/word/2010/wordprocessingInk" xmlns:wps="http://schemas.microsoft.com/office/word/2010/wordprocessingShape" mc:Ignorable="w14 wp14">
   <w:p>
     <w:pPr>
       <w:pStyle w:val="Header"/>
@@ -2935,7 +3226,7 @@
     </w:pPr>
     <w:r>
       <w:rPr>
-        <w:rFonts w:ascii="Times New Roman" w:hAnsi="Times New Roman"/>
+        <w:rFonts w:ascii="Times New Roman" w:hAnsi="Times New Roman" w:eastAsia="黑体"/>
         <w:sz w:val="18"/>
         <w:rFonts w:eastAsia="黑体"/>
         <w:rFonts w:eastAsia="黑体"/>
@@ -2947,7 +3238,7 @@
 </file>
 
 <file path=word/numbering.xml><?xml version="1.0" encoding="utf-8"?>
-<w:numbering xmlns:m="http://schemas.openxmlformats.org/officeDocument/2006/math" xmlns:mc="http://schemas.openxmlformats.org/markup-compatibility/2006" xmlns:mo="http://schemas.microsoft.com/office/mac/office/2008/main" xmlns:mv="urn:schemas-microsoft-com:mac:vml" xmlns:o="urn:schemas-microsoft-com:office:office" xmlns:r="http://schemas.openxmlformats.org/officeDocument/2006/relationships" xmlns:v="urn:schemas-microsoft-com:vml" xmlns:w="http://schemas.openxmlformats.org/wordprocessingml/2006/main" xmlns:w10="urn:schemas-microsoft-com:office:word" xmlns:w14="http://schemas.microsoft.com/office/word/2010/wordml" xmlns:wne="http://schemas.microsoft.com/office/word/2006/wordml" xmlns:wp="http://schemas.openxmlformats.org/drawingml/2006/wordprocessingDrawing" xmlns:wp14="http://schemas.microsoft.com/office/word/2010/wordprocessingDrawing" xmlns:wpc="http://schemas.microsoft.com/office/word/2010/wordprocessingCanvas" xmlns:wpg="http://schemas.microsoft.com/office/word/2010/wordprocessingGroup" xmlns:wpi="http://schemas.microsoft.com/office/word/2010/wordprocessingInk" xmlns:wps="http://schemas.microsoft.com/office/word/2010/wordprocessingShape" mc:Ignorable="w14 wp14">
+<w:numbering xmlns:mc="http://schemas.openxmlformats.org/markup-compatibility/2006" xmlns:w="http://schemas.openxmlformats.org/wordprocessingml/2006/main" xmlns:m="http://schemas.openxmlformats.org/officeDocument/2006/math" xmlns:mo="http://schemas.microsoft.com/office/mac/office/2008/main" xmlns:mv="urn:schemas-microsoft-com:mac:vml" xmlns:o="urn:schemas-microsoft-com:office:office" xmlns:r="http://schemas.openxmlformats.org/officeDocument/2006/relationships" xmlns:v="urn:schemas-microsoft-com:vml" xmlns:w10="urn:schemas-microsoft-com:office:word" xmlns:w14="http://schemas.microsoft.com/office/word/2010/wordml" xmlns:wne="http://schemas.microsoft.com/office/word/2006/wordml" xmlns:wp="http://schemas.openxmlformats.org/drawingml/2006/wordprocessingDrawing" xmlns:wp14="http://schemas.microsoft.com/office/word/2010/wordprocessingDrawing" xmlns:wpc="http://schemas.microsoft.com/office/word/2010/wordprocessingCanvas" xmlns:wpg="http://schemas.microsoft.com/office/word/2010/wordprocessingGroup" xmlns:wpi="http://schemas.microsoft.com/office/word/2010/wordprocessingInk" xmlns:wps="http://schemas.microsoft.com/office/word/2010/wordprocessingShape" mc:Ignorable="w14 wp14">
   <w:abstractNum w:abstractNumId="0">
     <w:nsid w:val="FFFFFF7C"/>
     <w:multiLevelType w:val="singleLevel"/>
@@ -3034,7 +3325,7 @@
         <w:ind w:hanging="360" w:left="1440"/>
       </w:pPr>
       <w:rPr>
-        <w:rFonts w:ascii="Symbol" w:hAnsi="Symbol" w:hint="default"/>
+        <w:rFonts w:ascii="Symbol" w:hAnsi="Symbol" w:hint="default" w:eastAsia="黑体"/>
       </w:rPr>
     </w:lvl>
   </w:abstractNum>
@@ -3055,7 +3346,7 @@
         <w:ind w:hanging="360" w:left="1080"/>
       </w:pPr>
       <w:rPr>
-        <w:rFonts w:ascii="Symbol" w:hAnsi="Symbol" w:hint="default"/>
+        <w:rFonts w:ascii="Symbol" w:hAnsi="Symbol" w:hint="default" w:eastAsia="黑体"/>
       </w:rPr>
     </w:lvl>
   </w:abstractNum>
@@ -3076,7 +3367,7 @@
         <w:ind w:hanging="360" w:left="720"/>
       </w:pPr>
       <w:rPr>
-        <w:rFonts w:ascii="Symbol" w:hAnsi="Symbol" w:hint="default"/>
+        <w:rFonts w:ascii="Symbol" w:hAnsi="Symbol" w:hint="default" w:eastAsia="黑体"/>
       </w:rPr>
     </w:lvl>
   </w:abstractNum>
@@ -3115,7 +3406,7 @@
         <w:ind w:hanging="360" w:left="360"/>
       </w:pPr>
       <w:rPr>
-        <w:rFonts w:ascii="Symbol" w:hAnsi="Symbol" w:hint="default"/>
+        <w:rFonts w:ascii="Symbol" w:hAnsi="Symbol" w:hint="default" w:eastAsia="黑体"/>
       </w:rPr>
     </w:lvl>
   </w:abstractNum>
@@ -3206,7 +3497,7 @@
         <w:ind w:left="720" w:hanging="360"/>
       </w:pPr>
       <w:rPr>
-        <w:rFonts w:ascii="Symbol" w:hAnsi="Symbol" w:cs="Symbol" w:hint="default"/>
+        <w:rFonts w:ascii="Symbol" w:hAnsi="Symbol" w:cs="Symbol" w:hint="default" w:eastAsia="黑体"/>
       </w:rPr>
     </w:lvl>
     <w:lvl w:ilvl="1">
@@ -3217,7 +3508,7 @@
         <w:ind w:left="1440" w:hanging="360"/>
       </w:pPr>
       <w:rPr>
-        <w:rFonts w:ascii="Courier New" w:hAnsi="Courier New" w:cs="Courier New" w:hint="default"/>
+        <w:rFonts w:ascii="Courier New" w:hAnsi="Courier New" w:cs="Courier New" w:hint="default" w:eastAsia="黑体"/>
       </w:rPr>
     </w:lvl>
     <w:lvl w:ilvl="2">
@@ -3228,7 +3519,7 @@
         <w:ind w:left="2160" w:hanging="360"/>
       </w:pPr>
       <w:rPr>
-        <w:rFonts w:ascii="Wingdings" w:hAnsi="Wingdings" w:cs="Wingdings" w:hint="default"/>
+        <w:rFonts w:ascii="Wingdings" w:hAnsi="Wingdings" w:cs="Wingdings" w:hint="default" w:eastAsia="黑体"/>
       </w:rPr>
     </w:lvl>
     <w:lvl w:ilvl="3">
@@ -3239,7 +3530,7 @@
         <w:ind w:left="2880" w:hanging="360"/>
       </w:pPr>
       <w:rPr>
-        <w:rFonts w:ascii="Symbol" w:hAnsi="Symbol" w:cs="Symbol" w:hint="default"/>
+        <w:rFonts w:ascii="Symbol" w:hAnsi="Symbol" w:cs="Symbol" w:hint="default" w:eastAsia="黑体"/>
       </w:rPr>
     </w:lvl>
     <w:lvl w:ilvl="4">
@@ -3250,7 +3541,7 @@
         <w:ind w:left="3600" w:hanging="360"/>
       </w:pPr>
       <w:rPr>
-        <w:rFonts w:ascii="Courier New" w:hAnsi="Courier New" w:cs="Courier New" w:hint="default"/>
+        <w:rFonts w:ascii="Courier New" w:hAnsi="Courier New" w:cs="Courier New" w:hint="default" w:eastAsia="黑体"/>
       </w:rPr>
     </w:lvl>
     <w:lvl w:ilvl="5">
@@ -3261,7 +3552,7 @@
         <w:ind w:left="4320" w:hanging="360"/>
       </w:pPr>
       <w:rPr>
-        <w:rFonts w:ascii="Wingdings" w:hAnsi="Wingdings" w:cs="Wingdings" w:hint="default"/>
+        <w:rFonts w:ascii="Wingdings" w:hAnsi="Wingdings" w:cs="Wingdings" w:hint="default" w:eastAsia="黑体"/>
       </w:rPr>
     </w:lvl>
     <w:lvl w:ilvl="6">
@@ -3272,7 +3563,7 @@
         <w:ind w:left="5040" w:hanging="360"/>
       </w:pPr>
       <w:rPr>
-        <w:rFonts w:ascii="Symbol" w:hAnsi="Symbol" w:cs="Symbol" w:hint="default"/>
+        <w:rFonts w:ascii="Symbol" w:hAnsi="Symbol" w:cs="Symbol" w:hint="default" w:eastAsia="黑体"/>
       </w:rPr>
     </w:lvl>
     <w:lvl w:ilvl="7">
@@ -3283,7 +3574,7 @@
         <w:ind w:left="5760" w:hanging="360"/>
       </w:pPr>
       <w:rPr>
-        <w:rFonts w:ascii="Courier New" w:hAnsi="Courier New" w:cs="Courier New" w:hint="default"/>
+        <w:rFonts w:ascii="Courier New" w:hAnsi="Courier New" w:cs="Courier New" w:hint="default" w:eastAsia="黑体"/>
       </w:rPr>
     </w:lvl>
     <w:lvl w:ilvl="8">
@@ -3294,7 +3585,7 @@
         <w:ind w:left="6480" w:hanging="360"/>
       </w:pPr>
       <w:rPr>
-        <w:rFonts w:ascii="Wingdings" w:hAnsi="Wingdings" w:cs="Wingdings" w:hint="default"/>
+        <w:rFonts w:ascii="Wingdings" w:hAnsi="Wingdings" w:cs="Wingdings" w:hint="default" w:eastAsia="黑体"/>
       </w:rPr>
     </w:lvl>
   </w:abstractNum>
@@ -3353,11 +3644,11 @@
 </file>
 
 <file path=word/styles.xml><?xml version="1.0" encoding="utf-8"?>
-<w:styles xmlns:mc="http://schemas.openxmlformats.org/markup-compatibility/2006" xmlns:r="http://schemas.openxmlformats.org/officeDocument/2006/relationships" xmlns:w="http://schemas.openxmlformats.org/wordprocessingml/2006/main" xmlns:w14="http://schemas.microsoft.com/office/word/2010/wordml" mc:Ignorable="w14">
+<w:styles xmlns:mc="http://schemas.openxmlformats.org/markup-compatibility/2006" xmlns:w="http://schemas.openxmlformats.org/wordprocessingml/2006/main" xmlns:r="http://schemas.openxmlformats.org/officeDocument/2006/relationships" xmlns:w14="http://schemas.microsoft.com/office/word/2010/wordml" mc:Ignorable="w14">
   <w:docDefaults>
     <w:rPrDefault>
       <w:rPr>
-        <w:rFonts w:asciiTheme="minorHAnsi" w:cstheme="minorBidi" w:eastAsiaTheme="minorEastAsia" w:hAnsiTheme="minorHAnsi"/>
+        <w:rFonts w:asciiTheme="minorHAnsi" w:cstheme="minorBidi" w:hAnsiTheme="minorHAnsi" w:eastAsia="黑体"/>
         <w:sz w:val="22"/>
         <w:szCs w:val="22"/>
         <w:lang w:bidi="ar-SA" w:eastAsia="en-US" w:val="en-US"/>
@@ -3579,7 +3870,7 @@
       <w:outlineLvl w:val="0"/>
     </w:pPr>
     <w:rPr>
-      <w:rFonts w:ascii="Times New Roman" w:asciiTheme="majorHAnsi" w:cstheme="majorBidi" w:eastAsia="黑体" w:eastAsiaTheme="majorEastAsia" w:hAnsi="Times New Roman" w:hAnsiTheme="majorHAnsi"/>
+      <w:rFonts w:ascii="Times New Roman" w:asciiTheme="majorHAnsi" w:cstheme="majorBidi" w:eastAsia="黑体" w:hAnsi="Times New Roman" w:hAnsiTheme="majorHAnsi"/>
       <w:b/>
       <w:bCs/>
       <w:color w:val="1F3864"/>
@@ -3603,7 +3894,7 @@
       <w:outlineLvl w:val="1"/>
     </w:pPr>
     <w:rPr>
-      <w:rFonts w:ascii="Times New Roman" w:asciiTheme="majorHAnsi" w:cstheme="majorBidi" w:eastAsia="黑体" w:eastAsiaTheme="majorEastAsia" w:hAnsi="Times New Roman" w:hAnsiTheme="majorHAnsi"/>
+      <w:rFonts w:ascii="Times New Roman" w:asciiTheme="majorHAnsi" w:cstheme="majorBidi" w:eastAsia="黑体" w:hAnsi="Times New Roman" w:hAnsiTheme="majorHAnsi"/>
       <w:b/>
       <w:bCs/>
       <w:color w:val="2E4E7E"/>
@@ -3627,7 +3918,7 @@
       <w:outlineLvl w:val="2"/>
     </w:pPr>
     <w:rPr>
-      <w:rFonts w:ascii="Times New Roman" w:asciiTheme="majorHAnsi" w:cstheme="majorBidi" w:eastAsia="黑体" w:eastAsiaTheme="majorEastAsia" w:hAnsi="Times New Roman" w:hAnsiTheme="majorHAnsi"/>
+      <w:rFonts w:ascii="Times New Roman" w:asciiTheme="majorHAnsi" w:cstheme="majorBidi" w:eastAsia="黑体" w:hAnsi="Times New Roman" w:hAnsiTheme="majorHAnsi"/>
       <w:b/>
       <w:bCs/>
       <w:color w:val="2E4E7E"/>
@@ -3651,7 +3942,7 @@
       <w:outlineLvl w:val="3"/>
     </w:pPr>
     <w:rPr>
-      <w:rFonts w:ascii="Times New Roman" w:asciiTheme="majorHAnsi" w:cstheme="majorBidi" w:eastAsia="黑体" w:eastAsiaTheme="majorEastAsia" w:hAnsi="Times New Roman" w:hAnsiTheme="majorHAnsi"/>
+      <w:rFonts w:ascii="Times New Roman" w:asciiTheme="majorHAnsi" w:cstheme="majorBidi" w:eastAsia="黑体" w:hAnsi="Times New Roman" w:hAnsiTheme="majorHAnsi"/>
       <w:b/>
       <w:bCs/>
       <w:i/>
@@ -3677,7 +3968,7 @@
       <w:outlineLvl w:val="4"/>
     </w:pPr>
     <w:rPr>
-      <w:rFonts w:ascii="Times New Roman" w:asciiTheme="majorHAnsi" w:cstheme="majorBidi" w:eastAsia="黑体" w:eastAsiaTheme="majorEastAsia" w:hAnsi="Times New Roman" w:hAnsiTheme="majorHAnsi"/>
+      <w:rFonts w:ascii="Times New Roman" w:asciiTheme="majorHAnsi" w:cstheme="majorBidi" w:eastAsia="黑体" w:hAnsi="Times New Roman" w:hAnsiTheme="majorHAnsi"/>
       <w:b/>
       <w:color w:val="333333"/>
       <w:sz w:val="22"/>
@@ -3700,7 +3991,7 @@
       <w:outlineLvl w:val="5"/>
     </w:pPr>
     <w:rPr>
-      <w:rFonts w:asciiTheme="majorHAnsi" w:cstheme="majorBidi" w:eastAsiaTheme="majorEastAsia" w:hAnsiTheme="majorHAnsi"/>
+      <w:rFonts w:asciiTheme="majorHAnsi" w:cstheme="majorBidi" w:hAnsiTheme="majorHAnsi" w:eastAsia="黑体"/>
       <w:i/>
       <w:iCs/>
       <w:color w:themeColor="accent1" w:themeShade="7F" w:val="243F60"/>
@@ -3723,7 +4014,7 @@
       <w:outlineLvl w:val="6"/>
     </w:pPr>
     <w:rPr>
-      <w:rFonts w:asciiTheme="majorHAnsi" w:cstheme="majorBidi" w:eastAsiaTheme="majorEastAsia" w:hAnsiTheme="majorHAnsi"/>
+      <w:rFonts w:asciiTheme="majorHAnsi" w:cstheme="majorBidi" w:hAnsiTheme="majorHAnsi" w:eastAsia="黑体"/>
       <w:i/>
       <w:iCs/>
       <w:color w:themeColor="text1" w:themeTint="BF" w:val="404040"/>
@@ -3746,7 +4037,7 @@
       <w:outlineLvl w:val="7"/>
     </w:pPr>
     <w:rPr>
-      <w:rFonts w:asciiTheme="majorHAnsi" w:cstheme="majorBidi" w:eastAsiaTheme="majorEastAsia" w:hAnsiTheme="majorHAnsi"/>
+      <w:rFonts w:asciiTheme="majorHAnsi" w:cstheme="majorBidi" w:hAnsiTheme="majorHAnsi" w:eastAsia="黑体"/>
       <w:color w:themeColor="accent1" w:val="4F81BD"/>
       <w:sz w:val="20"/>
       <w:szCs w:val="20"/>
@@ -3769,7 +4060,7 @@
       <w:outlineLvl w:val="8"/>
     </w:pPr>
     <w:rPr>
-      <w:rFonts w:asciiTheme="majorHAnsi" w:cstheme="majorBidi" w:eastAsiaTheme="majorEastAsia" w:hAnsiTheme="majorHAnsi"/>
+      <w:rFonts w:asciiTheme="majorHAnsi" w:cstheme="majorBidi" w:hAnsiTheme="majorHAnsi" w:eastAsia="黑体"/>
       <w:i/>
       <w:iCs/>
       <w:color w:themeColor="text1" w:themeTint="BF" w:val="404040"/>
@@ -3820,7 +4111,7 @@
     <w:uiPriority w:val="9"/>
     <w:rsid w:val="00FC693F"/>
     <w:rPr>
-      <w:rFonts w:asciiTheme="majorHAnsi" w:cstheme="majorBidi" w:eastAsiaTheme="majorEastAsia" w:hAnsiTheme="majorHAnsi"/>
+      <w:rFonts w:asciiTheme="majorHAnsi" w:cstheme="majorBidi" w:hAnsiTheme="majorHAnsi" w:eastAsia="黑体"/>
       <w:b/>
       <w:bCs/>
       <w:color w:themeColor="accent1" w:themeShade="BF" w:val="365F91"/>
@@ -3835,7 +4126,7 @@
     <w:uiPriority w:val="9"/>
     <w:rsid w:val="00FC693F"/>
     <w:rPr>
-      <w:rFonts w:asciiTheme="majorHAnsi" w:cstheme="majorBidi" w:eastAsiaTheme="majorEastAsia" w:hAnsiTheme="majorHAnsi"/>
+      <w:rFonts w:asciiTheme="majorHAnsi" w:cstheme="majorBidi" w:hAnsiTheme="majorHAnsi" w:eastAsia="黑体"/>
       <w:b/>
       <w:bCs/>
       <w:color w:themeColor="accent1" w:val="4F81BD"/>
@@ -3850,7 +4141,7 @@
     <w:uiPriority w:val="9"/>
     <w:rsid w:val="00FC693F"/>
     <w:rPr>
-      <w:rFonts w:asciiTheme="majorHAnsi" w:cstheme="majorBidi" w:eastAsiaTheme="majorEastAsia" w:hAnsiTheme="majorHAnsi"/>
+      <w:rFonts w:asciiTheme="majorHAnsi" w:cstheme="majorBidi" w:hAnsiTheme="majorHAnsi" w:eastAsia="黑体"/>
       <w:b/>
       <w:bCs/>
       <w:color w:themeColor="accent1" w:val="4F81BD"/>
@@ -3873,7 +4164,7 @@
       <w:contextualSpacing/>
     </w:pPr>
     <w:rPr>
-      <w:rFonts w:ascii="Times New Roman" w:asciiTheme="majorHAnsi" w:cstheme="majorBidi" w:eastAsia="黑体" w:eastAsiaTheme="majorEastAsia" w:hAnsi="Times New Roman" w:hAnsiTheme="majorHAnsi"/>
+      <w:rFonts w:ascii="Times New Roman" w:asciiTheme="majorHAnsi" w:cstheme="majorBidi" w:eastAsia="黑体" w:hAnsi="Times New Roman" w:hAnsiTheme="majorHAnsi"/>
       <w:b/>
       <w:color w:val="1F3864"/>
       <w:spacing w:val="5"/>
@@ -3889,7 +4180,7 @@
     <w:uiPriority w:val="10"/>
     <w:rsid w:val="00FC693F"/>
     <w:rPr>
-      <w:rFonts w:asciiTheme="majorHAnsi" w:cstheme="majorBidi" w:eastAsiaTheme="majorEastAsia" w:hAnsiTheme="majorHAnsi"/>
+      <w:rFonts w:asciiTheme="majorHAnsi" w:cstheme="majorBidi" w:hAnsiTheme="majorHAnsi" w:eastAsia="黑体"/>
       <w:color w:themeColor="text2" w:themeShade="BF" w:val="17365D"/>
       <w:spacing w:val="5"/>
       <w:kern w:val="28"/>
@@ -3911,7 +4202,7 @@
       </w:numPr>
     </w:pPr>
     <w:rPr>
-      <w:rFonts w:asciiTheme="majorHAnsi" w:cstheme="majorBidi" w:eastAsiaTheme="majorEastAsia" w:hAnsiTheme="majorHAnsi"/>
+      <w:rFonts w:asciiTheme="majorHAnsi" w:cstheme="majorBidi" w:hAnsiTheme="majorHAnsi" w:eastAsia="黑体"/>
       <w:i/>
       <w:iCs/>
       <w:color w:themeColor="accent1" w:val="4F81BD"/>
@@ -3927,7 +4218,7 @@
     <w:uiPriority w:val="11"/>
     <w:rsid w:val="00FC693F"/>
     <w:rPr>
-      <w:rFonts w:asciiTheme="majorHAnsi" w:cstheme="majorBidi" w:eastAsiaTheme="majorEastAsia" w:hAnsiTheme="majorHAnsi"/>
+      <w:rFonts w:asciiTheme="majorHAnsi" w:cstheme="majorBidi" w:hAnsiTheme="majorHAnsi" w:eastAsia="黑体"/>
       <w:i/>
       <w:iCs/>
       <w:color w:themeColor="accent1" w:val="4F81BD"/>
@@ -3994,6 +4285,7 @@
       <w:spacing w:after="120"/>
     </w:pPr>
     <w:rPr>
+      <w:rFonts w:eastAsia="黑体"/>
       <w:sz w:val="16"/>
       <w:szCs w:val="16"/>
     </w:rPr>
@@ -4005,6 +4297,7 @@
     <w:uiPriority w:val="99"/>
     <w:rsid w:val="00AA1D8D"/>
     <w:rPr>
+      <w:rFonts w:eastAsia="黑体"/>
       <w:sz w:val="16"/>
       <w:szCs w:val="16"/>
     </w:rPr>
@@ -4174,7 +4467,7 @@
       </w:tabs>
     </w:pPr>
     <w:rPr>
-      <w:rFonts w:ascii="Courier" w:hAnsi="Courier"/>
+      <w:rFonts w:ascii="Courier" w:hAnsi="Courier" w:eastAsia="黑体"/>
       <w:sz w:val="20"/>
       <w:szCs w:val="20"/>
     </w:rPr>
@@ -4186,7 +4479,7 @@
     <w:uiPriority w:val="99"/>
     <w:rsid w:val="0029639D"/>
     <w:rPr>
-      <w:rFonts w:ascii="Courier" w:hAnsi="Courier"/>
+      <w:rFonts w:ascii="Courier" w:hAnsi="Courier" w:eastAsia="黑体"/>
       <w:sz w:val="20"/>
       <w:szCs w:val="20"/>
     </w:rPr>
@@ -4222,6 +4515,7 @@
     <w:uiPriority w:val="29"/>
     <w:rsid w:val="00FC693F"/>
     <w:rPr>
+      <w:rFonts w:eastAsia="黑体"/>
       <w:i/>
       <w:iCs/>
       <w:color w:themeColor="text1" w:val="000000"/>
@@ -4235,7 +4529,7 @@
     <w:semiHidden/>
     <w:rsid w:val="00FC693F"/>
     <w:rPr>
-      <w:rFonts w:asciiTheme="majorHAnsi" w:cstheme="majorBidi" w:eastAsiaTheme="majorEastAsia" w:hAnsiTheme="majorHAnsi"/>
+      <w:rFonts w:asciiTheme="majorHAnsi" w:cstheme="majorBidi" w:hAnsiTheme="majorHAnsi" w:eastAsia="黑体"/>
       <w:b/>
       <w:bCs/>
       <w:i/>
@@ -4251,7 +4545,7 @@
     <w:semiHidden/>
     <w:rsid w:val="00FC693F"/>
     <w:rPr>
-      <w:rFonts w:asciiTheme="majorHAnsi" w:cstheme="majorBidi" w:eastAsiaTheme="majorEastAsia" w:hAnsiTheme="majorHAnsi"/>
+      <w:rFonts w:asciiTheme="majorHAnsi" w:cstheme="majorBidi" w:hAnsiTheme="majorHAnsi" w:eastAsia="黑体"/>
       <w:color w:themeColor="accent1" w:themeShade="7F" w:val="243F60"/>
     </w:rPr>
   </w:style>
@@ -4263,7 +4557,7 @@
     <w:semiHidden/>
     <w:rsid w:val="00FC693F"/>
     <w:rPr>
-      <w:rFonts w:asciiTheme="majorHAnsi" w:cstheme="majorBidi" w:eastAsiaTheme="majorEastAsia" w:hAnsiTheme="majorHAnsi"/>
+      <w:rFonts w:asciiTheme="majorHAnsi" w:cstheme="majorBidi" w:hAnsiTheme="majorHAnsi" w:eastAsia="黑体"/>
       <w:i/>
       <w:iCs/>
       <w:color w:themeColor="accent1" w:themeShade="7F" w:val="243F60"/>
@@ -4277,7 +4571,7 @@
     <w:semiHidden/>
     <w:rsid w:val="00FC693F"/>
     <w:rPr>
-      <w:rFonts w:asciiTheme="majorHAnsi" w:cstheme="majorBidi" w:eastAsiaTheme="majorEastAsia" w:hAnsiTheme="majorHAnsi"/>
+      <w:rFonts w:asciiTheme="majorHAnsi" w:cstheme="majorBidi" w:hAnsiTheme="majorHAnsi" w:eastAsia="黑体"/>
       <w:i/>
       <w:iCs/>
       <w:color w:themeColor="text1" w:themeTint="BF" w:val="404040"/>
@@ -4291,7 +4585,7 @@
     <w:semiHidden/>
     <w:rsid w:val="00FC693F"/>
     <w:rPr>
-      <w:rFonts w:asciiTheme="majorHAnsi" w:cstheme="majorBidi" w:eastAsiaTheme="majorEastAsia" w:hAnsiTheme="majorHAnsi"/>
+      <w:rFonts w:asciiTheme="majorHAnsi" w:cstheme="majorBidi" w:hAnsiTheme="majorHAnsi" w:eastAsia="黑体"/>
       <w:color w:themeColor="accent1" w:val="4F81BD"/>
       <w:sz w:val="20"/>
       <w:szCs w:val="20"/>
@@ -4305,7 +4599,7 @@
     <w:semiHidden/>
     <w:rsid w:val="00FC693F"/>
     <w:rPr>
-      <w:rFonts w:asciiTheme="majorHAnsi" w:cstheme="majorBidi" w:eastAsiaTheme="majorEastAsia" w:hAnsiTheme="majorHAnsi"/>
+      <w:rFonts w:asciiTheme="majorHAnsi" w:cstheme="majorBidi" w:hAnsiTheme="majorHAnsi" w:eastAsia="黑体"/>
       <w:i/>
       <w:iCs/>
       <w:color w:themeColor="text1" w:themeTint="BF" w:val="404040"/>
@@ -4326,6 +4620,7 @@
       <w:spacing w:line="240" w:lineRule="auto"/>
     </w:pPr>
     <w:rPr>
+      <w:rFonts w:eastAsia="黑体"/>
       <w:b/>
       <w:bCs/>
       <w:color w:themeColor="accent1" w:val="4F81BD"/>
@@ -4340,6 +4635,7 @@
     <w:qFormat/>
     <w:rsid w:val="00FC693F"/>
     <w:rPr>
+      <w:rFonts w:eastAsia="黑体"/>
       <w:b/>
       <w:bCs/>
     </w:rPr>
@@ -4351,6 +4647,7 @@
     <w:qFormat/>
     <w:rsid w:val="00FC693F"/>
     <w:rPr>
+      <w:rFonts w:eastAsia="黑体"/>
       <w:i/>
       <w:iCs/>
     </w:rPr>
@@ -4371,6 +4668,7 @@
       <w:ind w:left="936" w:right="936"/>
     </w:pPr>
     <w:rPr>
+      <w:rFonts w:eastAsia="黑体"/>
       <w:b/>
       <w:bCs/>
       <w:i/>
@@ -4385,6 +4683,7 @@
     <w:uiPriority w:val="30"/>
     <w:rsid w:val="00FC693F"/>
     <w:rPr>
+      <w:rFonts w:eastAsia="黑体"/>
       <w:b/>
       <w:bCs/>
       <w:i/>
@@ -4399,6 +4698,7 @@
     <w:qFormat/>
     <w:rsid w:val="00FC693F"/>
     <w:rPr>
+      <w:rFonts w:eastAsia="黑体"/>
       <w:i/>
       <w:iCs/>
       <w:color w:themeColor="text1" w:themeTint="7F" w:val="808080"/>
@@ -4411,6 +4711,7 @@
     <w:qFormat/>
     <w:rsid w:val="00FC693F"/>
     <w:rPr>
+      <w:rFonts w:eastAsia="黑体"/>
       <w:b/>
       <w:bCs/>
       <w:i/>
@@ -4425,6 +4726,7 @@
     <w:qFormat/>
     <w:rsid w:val="00FC693F"/>
     <w:rPr>
+      <w:rFonts w:eastAsia="黑体"/>
       <w:smallCaps/>
       <w:color w:themeColor="accent2" w:val="C0504D"/>
       <w:u w:val="single"/>
@@ -4437,6 +4739,7 @@
     <w:qFormat/>
     <w:rsid w:val="00FC693F"/>
     <w:rPr>
+      <w:rFonts w:eastAsia="黑体"/>
       <w:b/>
       <w:bCs/>
       <w:smallCaps/>
@@ -4452,6 +4755,7 @@
     <w:qFormat/>
     <w:rsid w:val="00FC693F"/>
     <w:rPr>
+      <w:rFonts w:eastAsia="黑体"/>
       <w:b/>
       <w:bCs/>
       <w:smallCaps/>
@@ -4506,6 +4810,7 @@
       <w:spacing w:after="0" w:line="240" w:lineRule="auto"/>
     </w:pPr>
     <w:rPr>
+      <w:rFonts w:eastAsia="黑体"/>
       <w:color w:themeColor="text1" w:themeShade="BF" w:val="000000"/>
     </w:rPr>
     <w:tblPr>
@@ -4528,6 +4833,7 @@
         <w:spacing w:after="0" w:before="0" w:line="240" w:lineRule="auto"/>
       </w:pPr>
       <w:rPr>
+        <w:rFonts w:eastAsia="黑体"/>
         <w:b/>
         <w:bCs/>
       </w:rPr>
@@ -4548,6 +4854,7 @@
         <w:spacing w:after="0" w:before="0" w:line="240" w:lineRule="auto"/>
       </w:pPr>
       <w:rPr>
+        <w:rFonts w:eastAsia="黑体"/>
         <w:b/>
         <w:bCs/>
       </w:rPr>
@@ -4565,12 +4872,14 @@
     </w:tblStylePr>
     <w:tblStylePr w:type="firstCol">
       <w:rPr>
+        <w:rFonts w:eastAsia="黑体"/>
         <w:b/>
         <w:bCs/>
       </w:rPr>
     </w:tblStylePr>
     <w:tblStylePr w:type="lastCol">
       <w:rPr>
+        <w:rFonts w:eastAsia="黑体"/>
         <w:b/>
         <w:bCs/>
       </w:rPr>
@@ -4609,6 +4918,7 @@
       <w:spacing w:after="0" w:line="240" w:lineRule="auto"/>
     </w:pPr>
     <w:rPr>
+      <w:rFonts w:eastAsia="黑体"/>
       <w:color w:themeColor="accent1" w:themeShade="BF" w:val="365F91"/>
     </w:rPr>
     <w:tblPr>
@@ -4631,6 +4941,7 @@
         <w:spacing w:after="0" w:before="0" w:line="240" w:lineRule="auto"/>
       </w:pPr>
       <w:rPr>
+        <w:rFonts w:eastAsia="黑体"/>
         <w:b/>
         <w:bCs/>
       </w:rPr>
@@ -4651,6 +4962,7 @@
         <w:spacing w:after="0" w:before="0" w:line="240" w:lineRule="auto"/>
       </w:pPr>
       <w:rPr>
+        <w:rFonts w:eastAsia="黑体"/>
         <w:b/>
         <w:bCs/>
       </w:rPr>
@@ -4668,12 +4980,14 @@
     </w:tblStylePr>
     <w:tblStylePr w:type="firstCol">
       <w:rPr>
+        <w:rFonts w:eastAsia="黑体"/>
         <w:b/>
         <w:bCs/>
       </w:rPr>
     </w:tblStylePr>
     <w:tblStylePr w:type="lastCol">
       <w:rPr>
+        <w:rFonts w:eastAsia="黑体"/>
         <w:b/>
         <w:bCs/>
       </w:rPr>
@@ -4712,6 +5026,7 @@
       <w:spacing w:after="0" w:line="240" w:lineRule="auto"/>
     </w:pPr>
     <w:rPr>
+      <w:rFonts w:eastAsia="黑体"/>
       <w:color w:themeColor="accent2" w:themeShade="BF" w:val="943634"/>
     </w:rPr>
     <w:tblPr>
@@ -4734,6 +5049,7 @@
         <w:spacing w:after="0" w:before="0" w:line="240" w:lineRule="auto"/>
       </w:pPr>
       <w:rPr>
+        <w:rFonts w:eastAsia="黑体"/>
         <w:b/>
         <w:bCs/>
       </w:rPr>
@@ -4754,6 +5070,7 @@
         <w:spacing w:after="0" w:before="0" w:line="240" w:lineRule="auto"/>
       </w:pPr>
       <w:rPr>
+        <w:rFonts w:eastAsia="黑体"/>
         <w:b/>
         <w:bCs/>
       </w:rPr>
@@ -4771,12 +5088,14 @@
     </w:tblStylePr>
     <w:tblStylePr w:type="firstCol">
       <w:rPr>
+        <w:rFonts w:eastAsia="黑体"/>
         <w:b/>
         <w:bCs/>
       </w:rPr>
     </w:tblStylePr>
     <w:tblStylePr w:type="lastCol">
       <w:rPr>
+        <w:rFonts w:eastAsia="黑体"/>
         <w:b/>
         <w:bCs/>
       </w:rPr>
@@ -4815,6 +5134,7 @@
       <w:spacing w:after="0" w:line="240" w:lineRule="auto"/>
     </w:pPr>
     <w:rPr>
+      <w:rFonts w:eastAsia="黑体"/>
       <w:color w:themeColor="accent3" w:themeShade="BF" w:val="76923C"/>
     </w:rPr>
     <w:tblPr>
@@ -4837,6 +5157,7 @@
         <w:spacing w:after="0" w:before="0" w:line="240" w:lineRule="auto"/>
       </w:pPr>
       <w:rPr>
+        <w:rFonts w:eastAsia="黑体"/>
         <w:b/>
         <w:bCs/>
       </w:rPr>
@@ -4857,6 +5178,7 @@
         <w:spacing w:after="0" w:before="0" w:line="240" w:lineRule="auto"/>
       </w:pPr>
       <w:rPr>
+        <w:rFonts w:eastAsia="黑体"/>
         <w:b/>
         <w:bCs/>
       </w:rPr>
@@ -4874,12 +5196,14 @@
     </w:tblStylePr>
     <w:tblStylePr w:type="firstCol">
       <w:rPr>
+        <w:rFonts w:eastAsia="黑体"/>
         <w:b/>
         <w:bCs/>
       </w:rPr>
     </w:tblStylePr>
     <w:tblStylePr w:type="lastCol">
       <w:rPr>
+        <w:rFonts w:eastAsia="黑体"/>
         <w:b/>
         <w:bCs/>
       </w:rPr>
@@ -4918,6 +5242,7 @@
       <w:spacing w:after="0" w:line="240" w:lineRule="auto"/>
     </w:pPr>
     <w:rPr>
+      <w:rFonts w:eastAsia="黑体"/>
       <w:color w:themeColor="accent4" w:themeShade="BF" w:val="5F497A"/>
     </w:rPr>
     <w:tblPr>
@@ -4940,6 +5265,7 @@
         <w:spacing w:after="0" w:before="0" w:line="240" w:lineRule="auto"/>
       </w:pPr>
       <w:rPr>
+        <w:rFonts w:eastAsia="黑体"/>
         <w:b/>
         <w:bCs/>
       </w:rPr>
@@ -4960,6 +5286,7 @@
         <w:spacing w:after="0" w:before="0" w:line="240" w:lineRule="auto"/>
       </w:pPr>
       <w:rPr>
+        <w:rFonts w:eastAsia="黑体"/>
         <w:b/>
         <w:bCs/>
       </w:rPr>
@@ -4977,12 +5304,14 @@
     </w:tblStylePr>
     <w:tblStylePr w:type="firstCol">
       <w:rPr>
+        <w:rFonts w:eastAsia="黑体"/>
         <w:b/>
         <w:bCs/>
       </w:rPr>
     </w:tblStylePr>
     <w:tblStylePr w:type="lastCol">
       <w:rPr>
+        <w:rFonts w:eastAsia="黑体"/>
         <w:b/>
         <w:bCs/>
       </w:rPr>
@@ -5021,6 +5350,7 @@
       <w:spacing w:after="0" w:line="240" w:lineRule="auto"/>
     </w:pPr>
     <w:rPr>
+      <w:rFonts w:eastAsia="黑体"/>
       <w:color w:themeColor="accent5" w:themeShade="BF" w:val="31849B"/>
     </w:rPr>
     <w:tblPr>
@@ -5043,6 +5373,7 @@
         <w:spacing w:after="0" w:before="0" w:line="240" w:lineRule="auto"/>
       </w:pPr>
       <w:rPr>
+        <w:rFonts w:eastAsia="黑体"/>
         <w:b/>
         <w:bCs/>
       </w:rPr>
@@ -5063,6 +5394,7 @@
         <w:spacing w:after="0" w:before="0" w:line="240" w:lineRule="auto"/>
       </w:pPr>
       <w:rPr>
+        <w:rFonts w:eastAsia="黑体"/>
         <w:b/>
         <w:bCs/>
       </w:rPr>
@@ -5080,12 +5412,14 @@
     </w:tblStylePr>
     <w:tblStylePr w:type="firstCol">
       <w:rPr>
+        <w:rFonts w:eastAsia="黑体"/>
         <w:b/>
         <w:bCs/>
       </w:rPr>
     </w:tblStylePr>
     <w:tblStylePr w:type="lastCol">
       <w:rPr>
+        <w:rFonts w:eastAsia="黑体"/>
         <w:b/>
         <w:bCs/>
       </w:rPr>
@@ -5124,6 +5458,7 @@
       <w:spacing w:after="0" w:line="240" w:lineRule="auto"/>
     </w:pPr>
     <w:rPr>
+      <w:rFonts w:eastAsia="黑体"/>
       <w:color w:themeColor="accent6" w:themeShade="BF" w:val="E36C0A"/>
     </w:rPr>
     <w:tblPr>
@@ -5146,6 +5481,7 @@
         <w:spacing w:after="0" w:before="0" w:line="240" w:lineRule="auto"/>
       </w:pPr>
       <w:rPr>
+        <w:rFonts w:eastAsia="黑体"/>
         <w:b/>
         <w:bCs/>
       </w:rPr>
@@ -5166,6 +5502,7 @@
         <w:spacing w:after="0" w:before="0" w:line="240" w:lineRule="auto"/>
       </w:pPr>
       <w:rPr>
+        <w:rFonts w:eastAsia="黑体"/>
         <w:b/>
         <w:bCs/>
       </w:rPr>
@@ -5183,12 +5520,14 @@
     </w:tblStylePr>
     <w:tblStylePr w:type="firstCol">
       <w:rPr>
+        <w:rFonts w:eastAsia="黑体"/>
         <w:b/>
         <w:bCs/>
       </w:rPr>
     </w:tblStylePr>
     <w:tblStylePr w:type="lastCol">
       <w:rPr>
+        <w:rFonts w:eastAsia="黑体"/>
         <w:b/>
         <w:bCs/>
       </w:rPr>
@@ -5248,6 +5587,7 @@
         <w:spacing w:after="0" w:before="0" w:line="240" w:lineRule="auto"/>
       </w:pPr>
       <w:rPr>
+        <w:rFonts w:eastAsia="黑体"/>
         <w:b/>
         <w:bCs/>
         <w:color w:themeColor="background1" w:val="FFFFFF"/>
@@ -5262,6 +5602,7 @@
         <w:spacing w:after="0" w:before="0" w:line="240" w:lineRule="auto"/>
       </w:pPr>
       <w:rPr>
+        <w:rFonts w:eastAsia="黑体"/>
         <w:b/>
         <w:bCs/>
       </w:rPr>
@@ -5277,12 +5618,14 @@
     </w:tblStylePr>
     <w:tblStylePr w:type="firstCol">
       <w:rPr>
+        <w:rFonts w:eastAsia="黑体"/>
         <w:b/>
         <w:bCs/>
       </w:rPr>
     </w:tblStylePr>
     <w:tblStylePr w:type="lastCol">
       <w:rPr>
+        <w:rFonts w:eastAsia="黑体"/>
         <w:b/>
         <w:bCs/>
       </w:rPr>
@@ -5340,6 +5683,7 @@
         <w:spacing w:after="0" w:before="0" w:line="240" w:lineRule="auto"/>
       </w:pPr>
       <w:rPr>
+        <w:rFonts w:eastAsia="黑体"/>
         <w:b/>
         <w:bCs/>
         <w:color w:themeColor="background1" w:val="FFFFFF"/>
@@ -5354,6 +5698,7 @@
         <w:spacing w:after="0" w:before="0" w:line="240" w:lineRule="auto"/>
       </w:pPr>
       <w:rPr>
+        <w:rFonts w:eastAsia="黑体"/>
         <w:b/>
         <w:bCs/>
       </w:rPr>
@@ -5369,12 +5714,14 @@
     </w:tblStylePr>
     <w:tblStylePr w:type="firstCol">
       <w:rPr>
+        <w:rFonts w:eastAsia="黑体"/>
         <w:b/>
         <w:bCs/>
       </w:rPr>
     </w:tblStylePr>
     <w:tblStylePr w:type="lastCol">
       <w:rPr>
+        <w:rFonts w:eastAsia="黑体"/>
         <w:b/>
         <w:bCs/>
       </w:rPr>
@@ -5432,6 +5779,7 @@
         <w:spacing w:after="0" w:before="0" w:line="240" w:lineRule="auto"/>
       </w:pPr>
       <w:rPr>
+        <w:rFonts w:eastAsia="黑体"/>
         <w:b/>
         <w:bCs/>
         <w:color w:themeColor="background1" w:val="FFFFFF"/>
@@ -5446,6 +5794,7 @@
         <w:spacing w:after="0" w:before="0" w:line="240" w:lineRule="auto"/>
       </w:pPr>
       <w:rPr>
+        <w:rFonts w:eastAsia="黑体"/>
         <w:b/>
         <w:bCs/>
       </w:rPr>
@@ -5461,12 +5810,14 @@
     </w:tblStylePr>
     <w:tblStylePr w:type="firstCol">
       <w:rPr>
+        <w:rFonts w:eastAsia="黑体"/>
         <w:b/>
         <w:bCs/>
       </w:rPr>
     </w:tblStylePr>
     <w:tblStylePr w:type="lastCol">
       <w:rPr>
+        <w:rFonts w:eastAsia="黑体"/>
         <w:b/>
         <w:bCs/>
       </w:rPr>
@@ -5524,6 +5875,7 @@
         <w:spacing w:after="0" w:before="0" w:line="240" w:lineRule="auto"/>
       </w:pPr>
       <w:rPr>
+        <w:rFonts w:eastAsia="黑体"/>
         <w:b/>
         <w:bCs/>
         <w:color w:themeColor="background1" w:val="FFFFFF"/>
@@ -5538,6 +5890,7 @@
         <w:spacing w:after="0" w:before="0" w:line="240" w:lineRule="auto"/>
       </w:pPr>
       <w:rPr>
+        <w:rFonts w:eastAsia="黑体"/>
         <w:b/>
         <w:bCs/>
       </w:rPr>
@@ -5553,12 +5906,14 @@
     </w:tblStylePr>
     <w:tblStylePr w:type="firstCol">
       <w:rPr>
+        <w:rFonts w:eastAsia="黑体"/>
         <w:b/>
         <w:bCs/>
       </w:rPr>
     </w:tblStylePr>
     <w:tblStylePr w:type="lastCol">
       <w:rPr>
+        <w:rFonts w:eastAsia="黑体"/>
         <w:b/>
         <w:bCs/>
       </w:rPr>
@@ -5616,6 +5971,7 @@
         <w:spacing w:after="0" w:before="0" w:line="240" w:lineRule="auto"/>
       </w:pPr>
       <w:rPr>
+        <w:rFonts w:eastAsia="黑体"/>
         <w:b/>
         <w:bCs/>
         <w:color w:themeColor="background1" w:val="FFFFFF"/>
@@ -5630,6 +5986,7 @@
         <w:spacing w:after="0" w:before="0" w:line="240" w:lineRule="auto"/>
       </w:pPr>
       <w:rPr>
+        <w:rFonts w:eastAsia="黑体"/>
         <w:b/>
         <w:bCs/>
       </w:rPr>
@@ -5645,12 +6002,14 @@
     </w:tblStylePr>
     <w:tblStylePr w:type="firstCol">
       <w:rPr>
+        <w:rFonts w:eastAsia="黑体"/>
         <w:b/>
         <w:bCs/>
       </w:rPr>
     </w:tblStylePr>
     <w:tblStylePr w:type="lastCol">
       <w:rPr>
+        <w:rFonts w:eastAsia="黑体"/>
         <w:b/>
         <w:bCs/>
       </w:rPr>
@@ -5708,6 +6067,7 @@
         <w:spacing w:after="0" w:before="0" w:line="240" w:lineRule="auto"/>
       </w:pPr>
       <w:rPr>
+        <w:rFonts w:eastAsia="黑体"/>
         <w:b/>
         <w:bCs/>
         <w:color w:themeColor="background1" w:val="FFFFFF"/>
@@ -5722,6 +6082,7 @@
         <w:spacing w:after="0" w:before="0" w:line="240" w:lineRule="auto"/>
       </w:pPr>
       <w:rPr>
+        <w:rFonts w:eastAsia="黑体"/>
         <w:b/>
         <w:bCs/>
       </w:rPr>
@@ -5737,12 +6098,14 @@
     </w:tblStylePr>
     <w:tblStylePr w:type="firstCol">
       <w:rPr>
+        <w:rFonts w:eastAsia="黑体"/>
         <w:b/>
         <w:bCs/>
       </w:rPr>
     </w:tblStylePr>
     <w:tblStylePr w:type="lastCol">
       <w:rPr>
+        <w:rFonts w:eastAsia="黑体"/>
         <w:b/>
         <w:bCs/>
       </w:rPr>
@@ -5800,6 +6163,7 @@
         <w:spacing w:after="0" w:before="0" w:line="240" w:lineRule="auto"/>
       </w:pPr>
       <w:rPr>
+        <w:rFonts w:eastAsia="黑体"/>
         <w:b/>
         <w:bCs/>
         <w:color w:themeColor="background1" w:val="FFFFFF"/>
@@ -5814,6 +6178,7 @@
         <w:spacing w:after="0" w:before="0" w:line="240" w:lineRule="auto"/>
       </w:pPr>
       <w:rPr>
+        <w:rFonts w:eastAsia="黑体"/>
         <w:b/>
         <w:bCs/>
       </w:rPr>
@@ -5829,12 +6194,14 @@
     </w:tblStylePr>
     <w:tblStylePr w:type="firstCol">
       <w:rPr>
+        <w:rFonts w:eastAsia="黑体"/>
         <w:b/>
         <w:bCs/>
       </w:rPr>
     </w:tblStylePr>
     <w:tblStylePr w:type="lastCol">
       <w:rPr>
+        <w:rFonts w:eastAsia="黑体"/>
         <w:b/>
         <w:bCs/>
       </w:rPr>
@@ -5894,7 +6261,7 @@
         <w:spacing w:after="0" w:before="0" w:line="240" w:lineRule="auto"/>
       </w:pPr>
       <w:rPr>
-        <w:rFonts w:asciiTheme="majorHAnsi" w:cstheme="majorBidi" w:eastAsiaTheme="majorEastAsia" w:hAnsiTheme="majorHAnsi"/>
+        <w:rFonts w:asciiTheme="majorHAnsi" w:cstheme="majorBidi" w:hAnsiTheme="majorHAnsi" w:eastAsia="黑体"/>
         <w:b/>
         <w:bCs/>
       </w:rPr>
@@ -5915,7 +6282,7 @@
         <w:spacing w:after="0" w:before="0" w:line="240" w:lineRule="auto"/>
       </w:pPr>
       <w:rPr>
-        <w:rFonts w:asciiTheme="majorHAnsi" w:cstheme="majorBidi" w:eastAsiaTheme="majorEastAsia" w:hAnsiTheme="majorHAnsi"/>
+        <w:rFonts w:asciiTheme="majorHAnsi" w:cstheme="majorBidi" w:hAnsiTheme="majorHAnsi" w:eastAsia="黑体"/>
         <w:b/>
         <w:bCs/>
       </w:rPr>
@@ -5933,14 +6300,14 @@
     </w:tblStylePr>
     <w:tblStylePr w:type="firstCol">
       <w:rPr>
-        <w:rFonts w:asciiTheme="majorHAnsi" w:cstheme="majorBidi" w:eastAsiaTheme="majorEastAsia" w:hAnsiTheme="majorHAnsi"/>
+        <w:rFonts w:asciiTheme="majorHAnsi" w:cstheme="majorBidi" w:hAnsiTheme="majorHAnsi" w:eastAsia="黑体"/>
         <w:b/>
         <w:bCs/>
       </w:rPr>
     </w:tblStylePr>
     <w:tblStylePr w:type="lastCol">
       <w:rPr>
-        <w:rFonts w:asciiTheme="majorHAnsi" w:cstheme="majorBidi" w:eastAsiaTheme="majorEastAsia" w:hAnsiTheme="majorHAnsi"/>
+        <w:rFonts w:asciiTheme="majorHAnsi" w:cstheme="majorBidi" w:hAnsiTheme="majorHAnsi" w:eastAsia="黑体"/>
         <w:b/>
         <w:bCs/>
       </w:rPr>
@@ -6024,7 +6391,7 @@
         <w:spacing w:after="0" w:before="0" w:line="240" w:lineRule="auto"/>
       </w:pPr>
       <w:rPr>
-        <w:rFonts w:asciiTheme="majorHAnsi" w:cstheme="majorBidi" w:eastAsiaTheme="majorEastAsia" w:hAnsiTheme="majorHAnsi"/>
+        <w:rFonts w:asciiTheme="majorHAnsi" w:cstheme="majorBidi" w:hAnsiTheme="majorHAnsi" w:eastAsia="黑体"/>
         <w:b/>
         <w:bCs/>
       </w:rPr>
@@ -6045,7 +6412,7 @@
         <w:spacing w:after="0" w:before="0" w:line="240" w:lineRule="auto"/>
       </w:pPr>
       <w:rPr>
-        <w:rFonts w:asciiTheme="majorHAnsi" w:cstheme="majorBidi" w:eastAsiaTheme="majorEastAsia" w:hAnsiTheme="majorHAnsi"/>
+        <w:rFonts w:asciiTheme="majorHAnsi" w:cstheme="majorBidi" w:hAnsiTheme="majorHAnsi" w:eastAsia="黑体"/>
         <w:b/>
         <w:bCs/>
       </w:rPr>
@@ -6063,14 +6430,14 @@
     </w:tblStylePr>
     <w:tblStylePr w:type="firstCol">
       <w:rPr>
-        <w:rFonts w:asciiTheme="majorHAnsi" w:cstheme="majorBidi" w:eastAsiaTheme="majorEastAsia" w:hAnsiTheme="majorHAnsi"/>
+        <w:rFonts w:asciiTheme="majorHAnsi" w:cstheme="majorBidi" w:hAnsiTheme="majorHAnsi" w:eastAsia="黑体"/>
         <w:b/>
         <w:bCs/>
       </w:rPr>
     </w:tblStylePr>
     <w:tblStylePr w:type="lastCol">
       <w:rPr>
-        <w:rFonts w:asciiTheme="majorHAnsi" w:cstheme="majorBidi" w:eastAsiaTheme="majorEastAsia" w:hAnsiTheme="majorHAnsi"/>
+        <w:rFonts w:asciiTheme="majorHAnsi" w:cstheme="majorBidi" w:hAnsiTheme="majorHAnsi" w:eastAsia="黑体"/>
         <w:b/>
         <w:bCs/>
       </w:rPr>
@@ -6154,7 +6521,7 @@
         <w:spacing w:after="0" w:before="0" w:line="240" w:lineRule="auto"/>
       </w:pPr>
       <w:rPr>
-        <w:rFonts w:asciiTheme="majorHAnsi" w:cstheme="majorBidi" w:eastAsiaTheme="majorEastAsia" w:hAnsiTheme="majorHAnsi"/>
+        <w:rFonts w:asciiTheme="majorHAnsi" w:cstheme="majorBidi" w:hAnsiTheme="majorHAnsi" w:eastAsia="黑体"/>
         <w:b/>
         <w:bCs/>
       </w:rPr>
@@ -6175,7 +6542,7 @@
         <w:spacing w:after="0" w:before="0" w:line="240" w:lineRule="auto"/>
       </w:pPr>
       <w:rPr>
-        <w:rFonts w:asciiTheme="majorHAnsi" w:cstheme="majorBidi" w:eastAsiaTheme="majorEastAsia" w:hAnsiTheme="majorHAnsi"/>
+        <w:rFonts w:asciiTheme="majorHAnsi" w:cstheme="majorBidi" w:hAnsiTheme="majorHAnsi" w:eastAsia="黑体"/>
         <w:b/>
         <w:bCs/>
       </w:rPr>
@@ -6193,14 +6560,14 @@
     </w:tblStylePr>
     <w:tblStylePr w:type="firstCol">
       <w:rPr>
-        <w:rFonts w:asciiTheme="majorHAnsi" w:cstheme="majorBidi" w:eastAsiaTheme="majorEastAsia" w:hAnsiTheme="majorHAnsi"/>
+        <w:rFonts w:asciiTheme="majorHAnsi" w:cstheme="majorBidi" w:hAnsiTheme="majorHAnsi" w:eastAsia="黑体"/>
         <w:b/>
         <w:bCs/>
       </w:rPr>
     </w:tblStylePr>
     <w:tblStylePr w:type="lastCol">
       <w:rPr>
-        <w:rFonts w:asciiTheme="majorHAnsi" w:cstheme="majorBidi" w:eastAsiaTheme="majorEastAsia" w:hAnsiTheme="majorHAnsi"/>
+        <w:rFonts w:asciiTheme="majorHAnsi" w:cstheme="majorBidi" w:hAnsiTheme="majorHAnsi" w:eastAsia="黑体"/>
         <w:b/>
         <w:bCs/>
       </w:rPr>
@@ -6284,7 +6651,7 @@
         <w:spacing w:after="0" w:before="0" w:line="240" w:lineRule="auto"/>
       </w:pPr>
       <w:rPr>
-        <w:rFonts w:asciiTheme="majorHAnsi" w:cstheme="majorBidi" w:eastAsiaTheme="majorEastAsia" w:hAnsiTheme="majorHAnsi"/>
+        <w:rFonts w:asciiTheme="majorHAnsi" w:cstheme="majorBidi" w:hAnsiTheme="majorHAnsi" w:eastAsia="黑体"/>
         <w:b/>
         <w:bCs/>
       </w:rPr>
@@ -6305,7 +6672,7 @@
         <w:spacing w:after="0" w:before="0" w:line="240" w:lineRule="auto"/>
       </w:pPr>
       <w:rPr>
-        <w:rFonts w:asciiTheme="majorHAnsi" w:cstheme="majorBidi" w:eastAsiaTheme="majorEastAsia" w:hAnsiTheme="majorHAnsi"/>
+        <w:rFonts w:asciiTheme="majorHAnsi" w:cstheme="majorBidi" w:hAnsiTheme="majorHAnsi" w:eastAsia="黑体"/>
         <w:b/>
         <w:bCs/>
       </w:rPr>
@@ -6323,14 +6690,14 @@
     </w:tblStylePr>
     <w:tblStylePr w:type="firstCol">
       <w:rPr>
-        <w:rFonts w:asciiTheme="majorHAnsi" w:cstheme="majorBidi" w:eastAsiaTheme="majorEastAsia" w:hAnsiTheme="majorHAnsi"/>
+        <w:rFonts w:asciiTheme="majorHAnsi" w:cstheme="majorBidi" w:hAnsiTheme="majorHAnsi" w:eastAsia="黑体"/>
         <w:b/>
         <w:bCs/>
       </w:rPr>
     </w:tblStylePr>
     <w:tblStylePr w:type="lastCol">
       <w:rPr>
-        <w:rFonts w:asciiTheme="majorHAnsi" w:cstheme="majorBidi" w:eastAsiaTheme="majorEastAsia" w:hAnsiTheme="majorHAnsi"/>
+        <w:rFonts w:asciiTheme="majorHAnsi" w:cstheme="majorBidi" w:hAnsiTheme="majorHAnsi" w:eastAsia="黑体"/>
         <w:b/>
         <w:bCs/>
       </w:rPr>
@@ -6414,7 +6781,7 @@
         <w:spacing w:after="0" w:before="0" w:line="240" w:lineRule="auto"/>
       </w:pPr>
       <w:rPr>
-        <w:rFonts w:asciiTheme="majorHAnsi" w:cstheme="majorBidi" w:eastAsiaTheme="majorEastAsia" w:hAnsiTheme="majorHAnsi"/>
+        <w:rFonts w:asciiTheme="majorHAnsi" w:cstheme="majorBidi" w:hAnsiTheme="majorHAnsi" w:eastAsia="黑体"/>
         <w:b/>
         <w:bCs/>
       </w:rPr>
@@ -6435,7 +6802,7 @@
         <w:spacing w:after="0" w:before="0" w:line="240" w:lineRule="auto"/>
       </w:pPr>
       <w:rPr>
-        <w:rFonts w:asciiTheme="majorHAnsi" w:cstheme="majorBidi" w:eastAsiaTheme="majorEastAsia" w:hAnsiTheme="majorHAnsi"/>
+        <w:rFonts w:asciiTheme="majorHAnsi" w:cstheme="majorBidi" w:hAnsiTheme="majorHAnsi" w:eastAsia="黑体"/>
         <w:b/>
         <w:bCs/>
       </w:rPr>
@@ -6453,14 +6820,14 @@
     </w:tblStylePr>
     <w:tblStylePr w:type="firstCol">
       <w:rPr>
-        <w:rFonts w:asciiTheme="majorHAnsi" w:cstheme="majorBidi" w:eastAsiaTheme="majorEastAsia" w:hAnsiTheme="majorHAnsi"/>
+        <w:rFonts w:asciiTheme="majorHAnsi" w:cstheme="majorBidi" w:hAnsiTheme="majorHAnsi" w:eastAsia="黑体"/>
         <w:b/>
         <w:bCs/>
       </w:rPr>
     </w:tblStylePr>
     <w:tblStylePr w:type="lastCol">
       <w:rPr>
-        <w:rFonts w:asciiTheme="majorHAnsi" w:cstheme="majorBidi" w:eastAsiaTheme="majorEastAsia" w:hAnsiTheme="majorHAnsi"/>
+        <w:rFonts w:asciiTheme="majorHAnsi" w:cstheme="majorBidi" w:hAnsiTheme="majorHAnsi" w:eastAsia="黑体"/>
         <w:b/>
         <w:bCs/>
       </w:rPr>
@@ -6544,7 +6911,7 @@
         <w:spacing w:after="0" w:before="0" w:line="240" w:lineRule="auto"/>
       </w:pPr>
       <w:rPr>
-        <w:rFonts w:asciiTheme="majorHAnsi" w:cstheme="majorBidi" w:eastAsiaTheme="majorEastAsia" w:hAnsiTheme="majorHAnsi"/>
+        <w:rFonts w:asciiTheme="majorHAnsi" w:cstheme="majorBidi" w:hAnsiTheme="majorHAnsi" w:eastAsia="黑体"/>
         <w:b/>
         <w:bCs/>
       </w:rPr>
@@ -6565,7 +6932,7 @@
         <w:spacing w:after="0" w:before="0" w:line="240" w:lineRule="auto"/>
       </w:pPr>
       <w:rPr>
-        <w:rFonts w:asciiTheme="majorHAnsi" w:cstheme="majorBidi" w:eastAsiaTheme="majorEastAsia" w:hAnsiTheme="majorHAnsi"/>
+        <w:rFonts w:asciiTheme="majorHAnsi" w:cstheme="majorBidi" w:hAnsiTheme="majorHAnsi" w:eastAsia="黑体"/>
         <w:b/>
         <w:bCs/>
       </w:rPr>
@@ -6583,14 +6950,14 @@
     </w:tblStylePr>
     <w:tblStylePr w:type="firstCol">
       <w:rPr>
-        <w:rFonts w:asciiTheme="majorHAnsi" w:cstheme="majorBidi" w:eastAsiaTheme="majorEastAsia" w:hAnsiTheme="majorHAnsi"/>
+        <w:rFonts w:asciiTheme="majorHAnsi" w:cstheme="majorBidi" w:hAnsiTheme="majorHAnsi" w:eastAsia="黑体"/>
         <w:b/>
         <w:bCs/>
       </w:rPr>
     </w:tblStylePr>
     <w:tblStylePr w:type="lastCol">
       <w:rPr>
-        <w:rFonts w:asciiTheme="majorHAnsi" w:cstheme="majorBidi" w:eastAsiaTheme="majorEastAsia" w:hAnsiTheme="majorHAnsi"/>
+        <w:rFonts w:asciiTheme="majorHAnsi" w:cstheme="majorBidi" w:hAnsiTheme="majorHAnsi" w:eastAsia="黑体"/>
         <w:b/>
         <w:bCs/>
       </w:rPr>
@@ -6674,7 +7041,7 @@
         <w:spacing w:after="0" w:before="0" w:line="240" w:lineRule="auto"/>
       </w:pPr>
       <w:rPr>
-        <w:rFonts w:asciiTheme="majorHAnsi" w:cstheme="majorBidi" w:eastAsiaTheme="majorEastAsia" w:hAnsiTheme="majorHAnsi"/>
+        <w:rFonts w:asciiTheme="majorHAnsi" w:cstheme="majorBidi" w:hAnsiTheme="majorHAnsi" w:eastAsia="黑体"/>
         <w:b/>
         <w:bCs/>
       </w:rPr>
@@ -6695,7 +7062,7 @@
         <w:spacing w:after="0" w:before="0" w:line="240" w:lineRule="auto"/>
       </w:pPr>
       <w:rPr>
-        <w:rFonts w:asciiTheme="majorHAnsi" w:cstheme="majorBidi" w:eastAsiaTheme="majorEastAsia" w:hAnsiTheme="majorHAnsi"/>
+        <w:rFonts w:asciiTheme="majorHAnsi" w:cstheme="majorBidi" w:hAnsiTheme="majorHAnsi" w:eastAsia="黑体"/>
         <w:b/>
         <w:bCs/>
       </w:rPr>
@@ -6713,14 +7080,14 @@
     </w:tblStylePr>
     <w:tblStylePr w:type="firstCol">
       <w:rPr>
-        <w:rFonts w:asciiTheme="majorHAnsi" w:cstheme="majorBidi" w:eastAsiaTheme="majorEastAsia" w:hAnsiTheme="majorHAnsi"/>
+        <w:rFonts w:asciiTheme="majorHAnsi" w:cstheme="majorBidi" w:hAnsiTheme="majorHAnsi" w:eastAsia="黑体"/>
         <w:b/>
         <w:bCs/>
       </w:rPr>
     </w:tblStylePr>
     <w:tblStylePr w:type="lastCol">
       <w:rPr>
-        <w:rFonts w:asciiTheme="majorHAnsi" w:cstheme="majorBidi" w:eastAsiaTheme="majorEastAsia" w:hAnsiTheme="majorHAnsi"/>
+        <w:rFonts w:asciiTheme="majorHAnsi" w:cstheme="majorBidi" w:hAnsiTheme="majorHAnsi" w:eastAsia="黑体"/>
         <w:b/>
         <w:bCs/>
       </w:rPr>
@@ -6803,6 +7170,7 @@
         <w:spacing w:after="0" w:before="0" w:line="240" w:lineRule="auto"/>
       </w:pPr>
       <w:rPr>
+        <w:rFonts w:eastAsia="黑体"/>
         <w:b/>
         <w:bCs/>
         <w:color w:themeColor="background1" w:val="FFFFFF"/>
@@ -6825,6 +7193,7 @@
         <w:spacing w:after="0" w:before="0" w:line="240" w:lineRule="auto"/>
       </w:pPr>
       <w:rPr>
+        <w:rFonts w:eastAsia="黑体"/>
         <w:b/>
         <w:bCs/>
       </w:rPr>
@@ -6842,12 +7211,14 @@
     </w:tblStylePr>
     <w:tblStylePr w:type="firstCol">
       <w:rPr>
+        <w:rFonts w:eastAsia="黑体"/>
         <w:b/>
         <w:bCs/>
       </w:rPr>
     </w:tblStylePr>
     <w:tblStylePr w:type="lastCol">
       <w:rPr>
+        <w:rFonts w:eastAsia="黑体"/>
         <w:b/>
         <w:bCs/>
       </w:rPr>
@@ -6909,6 +7280,7 @@
         <w:spacing w:after="0" w:before="0" w:line="240" w:lineRule="auto"/>
       </w:pPr>
       <w:rPr>
+        <w:rFonts w:eastAsia="黑体"/>
         <w:b/>
         <w:bCs/>
         <w:color w:themeColor="background1" w:val="FFFFFF"/>
@@ -6931,6 +7303,7 @@
         <w:spacing w:after="0" w:before="0" w:line="240" w:lineRule="auto"/>
       </w:pPr>
       <w:rPr>
+        <w:rFonts w:eastAsia="黑体"/>
         <w:b/>
         <w:bCs/>
       </w:rPr>
@@ -6948,12 +7321,14 @@
     </w:tblStylePr>
     <w:tblStylePr w:type="firstCol">
       <w:rPr>
+        <w:rFonts w:eastAsia="黑体"/>
         <w:b/>
         <w:bCs/>
       </w:rPr>
     </w:tblStylePr>
     <w:tblStylePr w:type="lastCol">
       <w:rPr>
+        <w:rFonts w:eastAsia="黑体"/>
         <w:b/>
         <w:bCs/>
       </w:rPr>
@@ -7015,6 +7390,7 @@
         <w:spacing w:after="0" w:before="0" w:line="240" w:lineRule="auto"/>
       </w:pPr>
       <w:rPr>
+        <w:rFonts w:eastAsia="黑体"/>
         <w:b/>
         <w:bCs/>
         <w:color w:themeColor="background1" w:val="FFFFFF"/>
@@ -7037,6 +7413,7 @@
         <w:spacing w:after="0" w:before="0" w:line="240" w:lineRule="auto"/>
       </w:pPr>
       <w:rPr>
+        <w:rFonts w:eastAsia="黑体"/>
         <w:b/>
         <w:bCs/>
       </w:rPr>
@@ -7054,12 +7431,14 @@
     </w:tblStylePr>
     <w:tblStylePr w:type="firstCol">
       <w:rPr>
+        <w:rFonts w:eastAsia="黑体"/>
         <w:b/>
         <w:bCs/>
       </w:rPr>
     </w:tblStylePr>
     <w:tblStylePr w:type="lastCol">
       <w:rPr>
+        <w:rFonts w:eastAsia="黑体"/>
         <w:b/>
         <w:bCs/>
       </w:rPr>
@@ -7121,6 +7500,7 @@
         <w:spacing w:after="0" w:before="0" w:line="240" w:lineRule="auto"/>
       </w:pPr>
       <w:rPr>
+        <w:rFonts w:eastAsia="黑体"/>
         <w:b/>
         <w:bCs/>
         <w:color w:themeColor="background1" w:val="FFFFFF"/>
@@ -7143,6 +7523,7 @@
         <w:spacing w:after="0" w:before="0" w:line="240" w:lineRule="auto"/>
       </w:pPr>
       <w:rPr>
+        <w:rFonts w:eastAsia="黑体"/>
         <w:b/>
         <w:bCs/>
       </w:rPr>
@@ -7160,12 +7541,14 @@
     </w:tblStylePr>
     <w:tblStylePr w:type="firstCol">
       <w:rPr>
+        <w:rFonts w:eastAsia="黑体"/>
         <w:b/>
         <w:bCs/>
       </w:rPr>
     </w:tblStylePr>
     <w:tblStylePr w:type="lastCol">
       <w:rPr>
+        <w:rFonts w:eastAsia="黑体"/>
         <w:b/>
         <w:bCs/>
       </w:rPr>
@@ -7227,6 +7610,7 @@
         <w:spacing w:after="0" w:before="0" w:line="240" w:lineRule="auto"/>
       </w:pPr>
       <w:rPr>
+        <w:rFonts w:eastAsia="黑体"/>
         <w:b/>
         <w:bCs/>
         <w:color w:themeColor="background1" w:val="FFFFFF"/>
@@ -7249,6 +7633,7 @@
         <w:spacing w:after="0" w:before="0" w:line="240" w:lineRule="auto"/>
       </w:pPr>
       <w:rPr>
+        <w:rFonts w:eastAsia="黑体"/>
         <w:b/>
         <w:bCs/>
       </w:rPr>
@@ -7266,12 +7651,14 @@
     </w:tblStylePr>
     <w:tblStylePr w:type="firstCol">
       <w:rPr>
+        <w:rFonts w:eastAsia="黑体"/>
         <w:b/>
         <w:bCs/>
       </w:rPr>
     </w:tblStylePr>
     <w:tblStylePr w:type="lastCol">
       <w:rPr>
+        <w:rFonts w:eastAsia="黑体"/>
         <w:b/>
         <w:bCs/>
       </w:rPr>
@@ -7333,6 +7720,7 @@
         <w:spacing w:after="0" w:before="0" w:line="240" w:lineRule="auto"/>
       </w:pPr>
       <w:rPr>
+        <w:rFonts w:eastAsia="黑体"/>
         <w:b/>
         <w:bCs/>
         <w:color w:themeColor="background1" w:val="FFFFFF"/>
@@ -7355,6 +7743,7 @@
         <w:spacing w:after="0" w:before="0" w:line="240" w:lineRule="auto"/>
       </w:pPr>
       <w:rPr>
+        <w:rFonts w:eastAsia="黑体"/>
         <w:b/>
         <w:bCs/>
       </w:rPr>
@@ -7372,12 +7761,14 @@
     </w:tblStylePr>
     <w:tblStylePr w:type="firstCol">
       <w:rPr>
+        <w:rFonts w:eastAsia="黑体"/>
         <w:b/>
         <w:bCs/>
       </w:rPr>
     </w:tblStylePr>
     <w:tblStylePr w:type="lastCol">
       <w:rPr>
+        <w:rFonts w:eastAsia="黑体"/>
         <w:b/>
         <w:bCs/>
       </w:rPr>
@@ -7439,6 +7830,7 @@
         <w:spacing w:after="0" w:before="0" w:line="240" w:lineRule="auto"/>
       </w:pPr>
       <w:rPr>
+        <w:rFonts w:eastAsia="黑体"/>
         <w:b/>
         <w:bCs/>
         <w:color w:themeColor="background1" w:val="FFFFFF"/>
@@ -7461,6 +7853,7 @@
         <w:spacing w:after="0" w:before="0" w:line="240" w:lineRule="auto"/>
       </w:pPr>
       <w:rPr>
+        <w:rFonts w:eastAsia="黑体"/>
         <w:b/>
         <w:bCs/>
       </w:rPr>
@@ -7478,12 +7871,14 @@
     </w:tblStylePr>
     <w:tblStylePr w:type="firstCol">
       <w:rPr>
+        <w:rFonts w:eastAsia="黑体"/>
         <w:b/>
         <w:bCs/>
       </w:rPr>
     </w:tblStylePr>
     <w:tblStylePr w:type="lastCol">
       <w:rPr>
+        <w:rFonts w:eastAsia="黑体"/>
         <w:b/>
         <w:bCs/>
       </w:rPr>
@@ -7542,6 +7937,7 @@
         <w:spacing w:after="0" w:before="0" w:line="240" w:lineRule="auto"/>
       </w:pPr>
       <w:rPr>
+        <w:rFonts w:eastAsia="黑体"/>
         <w:b/>
         <w:bCs/>
         <w:color w:themeColor="background1" w:val="FFFFFF"/>
@@ -7564,6 +7960,7 @@
         <w:spacing w:after="0" w:before="0" w:line="240" w:lineRule="auto"/>
       </w:pPr>
       <w:rPr>
+        <w:rFonts w:eastAsia="黑体"/>
         <w:color w:val="auto"/>
       </w:rPr>
       <w:tblPr/>
@@ -7581,6 +7978,7 @@
     </w:tblStylePr>
     <w:tblStylePr w:type="firstCol">
       <w:rPr>
+        <w:rFonts w:eastAsia="黑体"/>
         <w:b/>
         <w:bCs/>
         <w:color w:themeColor="background1" w:val="FFFFFF"/>
@@ -7600,6 +7998,7 @@
     </w:tblStylePr>
     <w:tblStylePr w:type="lastCol">
       <w:rPr>
+        <w:rFonts w:eastAsia="黑体"/>
         <w:b/>
         <w:bCs/>
         <w:color w:themeColor="background1" w:val="FFFFFF"/>
@@ -7648,6 +8047,7 @@
     </w:tblStylePr>
     <w:tblStylePr w:type="nwCell">
       <w:rPr>
+        <w:rFonts w:eastAsia="黑体"/>
         <w:color w:themeColor="background1" w:val="FFFFFF"/>
       </w:rPr>
       <w:tblPr/>
@@ -7691,6 +8091,7 @@
         <w:spacing w:after="0" w:before="0" w:line="240" w:lineRule="auto"/>
       </w:pPr>
       <w:rPr>
+        <w:rFonts w:eastAsia="黑体"/>
         <w:b/>
         <w:bCs/>
         <w:color w:themeColor="background1" w:val="FFFFFF"/>
@@ -7713,6 +8114,7 @@
         <w:spacing w:after="0" w:before="0" w:line="240" w:lineRule="auto"/>
       </w:pPr>
       <w:rPr>
+        <w:rFonts w:eastAsia="黑体"/>
         <w:color w:val="auto"/>
       </w:rPr>
       <w:tblPr/>
@@ -7730,6 +8132,7 @@
     </w:tblStylePr>
     <w:tblStylePr w:type="firstCol">
       <w:rPr>
+        <w:rFonts w:eastAsia="黑体"/>
         <w:b/>
         <w:bCs/>
         <w:color w:themeColor="background1" w:val="FFFFFF"/>
@@ -7749,6 +8152,7 @@
     </w:tblStylePr>
     <w:tblStylePr w:type="lastCol">
       <w:rPr>
+        <w:rFonts w:eastAsia="黑体"/>
         <w:b/>
         <w:bCs/>
         <w:color w:themeColor="background1" w:val="FFFFFF"/>
@@ -7797,6 +8201,7 @@
     </w:tblStylePr>
     <w:tblStylePr w:type="nwCell">
       <w:rPr>
+        <w:rFonts w:eastAsia="黑体"/>
         <w:color w:themeColor="background1" w:val="FFFFFF"/>
       </w:rPr>
       <w:tblPr/>
@@ -7840,6 +8245,7 @@
         <w:spacing w:after="0" w:before="0" w:line="240" w:lineRule="auto"/>
       </w:pPr>
       <w:rPr>
+        <w:rFonts w:eastAsia="黑体"/>
         <w:b/>
         <w:bCs/>
         <w:color w:themeColor="background1" w:val="FFFFFF"/>
@@ -7862,6 +8268,7 @@
         <w:spacing w:after="0" w:before="0" w:line="240" w:lineRule="auto"/>
       </w:pPr>
       <w:rPr>
+        <w:rFonts w:eastAsia="黑体"/>
         <w:color w:val="auto"/>
       </w:rPr>
       <w:tblPr/>
@@ -7879,6 +8286,7 @@
     </w:tblStylePr>
     <w:tblStylePr w:type="firstCol">
       <w:rPr>
+        <w:rFonts w:eastAsia="黑体"/>
         <w:b/>
         <w:bCs/>
         <w:color w:themeColor="background1" w:val="FFFFFF"/>
@@ -7898,6 +8306,7 @@
     </w:tblStylePr>
     <w:tblStylePr w:type="lastCol">
       <w:rPr>
+        <w:rFonts w:eastAsia="黑体"/>
         <w:b/>
         <w:bCs/>
         <w:color w:themeColor="background1" w:val="FFFFFF"/>
@@ -7946,6 +8355,7 @@
     </w:tblStylePr>
     <w:tblStylePr w:type="nwCell">
       <w:rPr>
+        <w:rFonts w:eastAsia="黑体"/>
         <w:color w:themeColor="background1" w:val="FFFFFF"/>
       </w:rPr>
       <w:tblPr/>
@@ -7989,6 +8399,7 @@
         <w:spacing w:after="0" w:before="0" w:line="240" w:lineRule="auto"/>
       </w:pPr>
       <w:rPr>
+        <w:rFonts w:eastAsia="黑体"/>
         <w:b/>
         <w:bCs/>
         <w:color w:themeColor="background1" w:val="FFFFFF"/>
@@ -8011,6 +8422,7 @@
         <w:spacing w:after="0" w:before="0" w:line="240" w:lineRule="auto"/>
       </w:pPr>
       <w:rPr>
+        <w:rFonts w:eastAsia="黑体"/>
         <w:color w:val="auto"/>
       </w:rPr>
       <w:tblPr/>
@@ -8028,6 +8440,7 @@
     </w:tblStylePr>
     <w:tblStylePr w:type="firstCol">
       <w:rPr>
+        <w:rFonts w:eastAsia="黑体"/>
         <w:b/>
         <w:bCs/>
         <w:color w:themeColor="background1" w:val="FFFFFF"/>
@@ -8047,6 +8460,7 @@
     </w:tblStylePr>
     <w:tblStylePr w:type="lastCol">
       <w:rPr>
+        <w:rFonts w:eastAsia="黑体"/>
         <w:b/>
         <w:bCs/>
         <w:color w:themeColor="background1" w:val="FFFFFF"/>
@@ -8095,6 +8509,7 @@
     </w:tblStylePr>
     <w:tblStylePr w:type="nwCell">
       <w:rPr>
+        <w:rFonts w:eastAsia="黑体"/>
         <w:color w:themeColor="background1" w:val="FFFFFF"/>
       </w:rPr>
       <w:tblPr/>
@@ -8138,6 +8553,7 @@
         <w:spacing w:after="0" w:before="0" w:line="240" w:lineRule="auto"/>
       </w:pPr>
       <w:rPr>
+        <w:rFonts w:eastAsia="黑体"/>
         <w:b/>
         <w:bCs/>
         <w:color w:themeColor="background1" w:val="FFFFFF"/>
@@ -8160,6 +8576,7 @@
         <w:spacing w:after="0" w:before="0" w:line="240" w:lineRule="auto"/>
       </w:pPr>
       <w:rPr>
+        <w:rFonts w:eastAsia="黑体"/>
         <w:color w:val="auto"/>
       </w:rPr>
       <w:tblPr/>
@@ -8177,6 +8594,7 @@
     </w:tblStylePr>
     <w:tblStylePr w:type="firstCol">
       <w:rPr>
+        <w:rFonts w:eastAsia="黑体"/>
         <w:b/>
         <w:bCs/>
         <w:color w:themeColor="background1" w:val="FFFFFF"/>
@@ -8196,6 +8614,7 @@
     </w:tblStylePr>
     <w:tblStylePr w:type="lastCol">
       <w:rPr>
+        <w:rFonts w:eastAsia="黑体"/>
         <w:b/>
         <w:bCs/>
         <w:color w:themeColor="background1" w:val="FFFFFF"/>
@@ -8244,6 +8663,7 @@
     </w:tblStylePr>
     <w:tblStylePr w:type="nwCell">
       <w:rPr>
+        <w:rFonts w:eastAsia="黑体"/>
         <w:color w:themeColor="background1" w:val="FFFFFF"/>
       </w:rPr>
       <w:tblPr/>
@@ -8287,6 +8707,7 @@
         <w:spacing w:after="0" w:before="0" w:line="240" w:lineRule="auto"/>
       </w:pPr>
       <w:rPr>
+        <w:rFonts w:eastAsia="黑体"/>
         <w:b/>
         <w:bCs/>
         <w:color w:themeColor="background1" w:val="FFFFFF"/>
@@ -8309,6 +8730,7 @@
         <w:spacing w:after="0" w:before="0" w:line="240" w:lineRule="auto"/>
       </w:pPr>
       <w:rPr>
+        <w:rFonts w:eastAsia="黑体"/>
         <w:color w:val="auto"/>
       </w:rPr>
       <w:tblPr/>
@@ -8326,6 +8748,7 @@
     </w:tblStylePr>
     <w:tblStylePr w:type="firstCol">
       <w:rPr>
+        <w:rFonts w:eastAsia="黑体"/>
         <w:b/>
         <w:bCs/>
         <w:color w:themeColor="background1" w:val="FFFFFF"/>
@@ -8345,6 +8768,7 @@
     </w:tblStylePr>
     <w:tblStylePr w:type="lastCol">
       <w:rPr>
+        <w:rFonts w:eastAsia="黑体"/>
         <w:b/>
         <w:bCs/>
         <w:color w:themeColor="background1" w:val="FFFFFF"/>
@@ -8393,6 +8817,7 @@
     </w:tblStylePr>
     <w:tblStylePr w:type="nwCell">
       <w:rPr>
+        <w:rFonts w:eastAsia="黑体"/>
         <w:color w:themeColor="background1" w:val="FFFFFF"/>
       </w:rPr>
       <w:tblPr/>
@@ -8436,6 +8861,7 @@
         <w:spacing w:after="0" w:before="0" w:line="240" w:lineRule="auto"/>
       </w:pPr>
       <w:rPr>
+        <w:rFonts w:eastAsia="黑体"/>
         <w:b/>
         <w:bCs/>
         <w:color w:themeColor="background1" w:val="FFFFFF"/>
@@ -8458,6 +8884,7 @@
         <w:spacing w:after="0" w:before="0" w:line="240" w:lineRule="auto"/>
       </w:pPr>
       <w:rPr>
+        <w:rFonts w:eastAsia="黑体"/>
         <w:color w:val="auto"/>
       </w:rPr>
       <w:tblPr/>
@@ -8475,6 +8902,7 @@
     </w:tblStylePr>
     <w:tblStylePr w:type="firstCol">
       <w:rPr>
+        <w:rFonts w:eastAsia="黑体"/>
         <w:b/>
         <w:bCs/>
         <w:color w:themeColor="background1" w:val="FFFFFF"/>
@@ -8494,6 +8922,7 @@
     </w:tblStylePr>
     <w:tblStylePr w:type="lastCol">
       <w:rPr>
+        <w:rFonts w:eastAsia="黑体"/>
         <w:b/>
         <w:bCs/>
         <w:color w:themeColor="background1" w:val="FFFFFF"/>
@@ -8542,6 +8971,7 @@
     </w:tblStylePr>
     <w:tblStylePr w:type="nwCell">
       <w:rPr>
+        <w:rFonts w:eastAsia="黑体"/>
         <w:color w:themeColor="background1" w:val="FFFFFF"/>
       </w:rPr>
       <w:tblPr/>
@@ -8566,6 +8996,7 @@
       <w:spacing w:after="0" w:line="240" w:lineRule="auto"/>
     </w:pPr>
     <w:rPr>
+      <w:rFonts w:eastAsia="黑体"/>
       <w:color w:themeColor="text1" w:val="000000"/>
     </w:rPr>
     <w:tblPr>
@@ -8585,7 +9016,7 @@
     </w:tblPr>
     <w:tblStylePr w:type="firstRow">
       <w:rPr>
-        <w:rFonts w:asciiTheme="majorHAnsi" w:cstheme="majorBidi" w:eastAsiaTheme="majorEastAsia" w:hAnsiTheme="majorHAnsi"/>
+        <w:rFonts w:asciiTheme="majorHAnsi" w:cstheme="majorBidi" w:hAnsiTheme="majorHAnsi" w:eastAsia="黑体"/>
       </w:rPr>
       <w:tblPr/>
       <w:tcPr>
@@ -8597,6 +9028,7 @@
     </w:tblStylePr>
     <w:tblStylePr w:type="lastRow">
       <w:rPr>
+        <w:rFonts w:eastAsia="黑体"/>
         <w:b/>
         <w:bCs/>
         <w:color w:themeColor="text2" w:val="1F497D"/>
@@ -8611,12 +9043,14 @@
     </w:tblStylePr>
     <w:tblStylePr w:type="firstCol">
       <w:rPr>
+        <w:rFonts w:eastAsia="黑体"/>
         <w:b/>
         <w:bCs/>
       </w:rPr>
     </w:tblStylePr>
     <w:tblStylePr w:type="lastCol">
       <w:rPr>
+        <w:rFonts w:eastAsia="黑体"/>
         <w:b/>
         <w:bCs/>
       </w:rPr>
@@ -8650,6 +9084,7 @@
       <w:spacing w:after="0" w:line="240" w:lineRule="auto"/>
     </w:pPr>
     <w:rPr>
+      <w:rFonts w:eastAsia="黑体"/>
       <w:color w:themeColor="text1" w:val="000000"/>
     </w:rPr>
     <w:tblPr>
@@ -8669,7 +9104,7 @@
     </w:tblPr>
     <w:tblStylePr w:type="firstRow">
       <w:rPr>
-        <w:rFonts w:asciiTheme="majorHAnsi" w:cstheme="majorBidi" w:eastAsiaTheme="majorEastAsia" w:hAnsiTheme="majorHAnsi"/>
+        <w:rFonts w:asciiTheme="majorHAnsi" w:cstheme="majorBidi" w:hAnsiTheme="majorHAnsi" w:eastAsia="黑体"/>
       </w:rPr>
       <w:tblPr/>
       <w:tcPr>
@@ -8681,6 +9116,7 @@
     </w:tblStylePr>
     <w:tblStylePr w:type="lastRow">
       <w:rPr>
+        <w:rFonts w:eastAsia="黑体"/>
         <w:b/>
         <w:bCs/>
         <w:color w:themeColor="text2" w:val="1F497D"/>
@@ -8695,12 +9131,14 @@
     </w:tblStylePr>
     <w:tblStylePr w:type="firstCol">
       <w:rPr>
+        <w:rFonts w:eastAsia="黑体"/>
         <w:b/>
         <w:bCs/>
       </w:rPr>
     </w:tblStylePr>
     <w:tblStylePr w:type="lastCol">
       <w:rPr>
+        <w:rFonts w:eastAsia="黑体"/>
         <w:b/>
         <w:bCs/>
       </w:rPr>
@@ -8734,6 +9172,7 @@
       <w:spacing w:after="0" w:line="240" w:lineRule="auto"/>
     </w:pPr>
     <w:rPr>
+      <w:rFonts w:eastAsia="黑体"/>
       <w:color w:themeColor="text1" w:val="000000"/>
     </w:rPr>
     <w:tblPr>
@@ -8753,7 +9192,7 @@
     </w:tblPr>
     <w:tblStylePr w:type="firstRow">
       <w:rPr>
-        <w:rFonts w:asciiTheme="majorHAnsi" w:cstheme="majorBidi" w:eastAsiaTheme="majorEastAsia" w:hAnsiTheme="majorHAnsi"/>
+        <w:rFonts w:asciiTheme="majorHAnsi" w:cstheme="majorBidi" w:hAnsiTheme="majorHAnsi" w:eastAsia="黑体"/>
       </w:rPr>
       <w:tblPr/>
       <w:tcPr>
@@ -8765,6 +9204,7 @@
     </w:tblStylePr>
     <w:tblStylePr w:type="lastRow">
       <w:rPr>
+        <w:rFonts w:eastAsia="黑体"/>
         <w:b/>
         <w:bCs/>
         <w:color w:themeColor="text2" w:val="1F497D"/>
@@ -8779,12 +9219,14 @@
     </w:tblStylePr>
     <w:tblStylePr w:type="firstCol">
       <w:rPr>
+        <w:rFonts w:eastAsia="黑体"/>
         <w:b/>
         <w:bCs/>
       </w:rPr>
     </w:tblStylePr>
     <w:tblStylePr w:type="lastCol">
       <w:rPr>
+        <w:rFonts w:eastAsia="黑体"/>
         <w:b/>
         <w:bCs/>
       </w:rPr>
@@ -8818,6 +9260,7 @@
       <w:spacing w:after="0" w:line="240" w:lineRule="auto"/>
     </w:pPr>
     <w:rPr>
+      <w:rFonts w:eastAsia="黑体"/>
       <w:color w:themeColor="text1" w:val="000000"/>
     </w:rPr>
     <w:tblPr>
@@ -8837,7 +9280,7 @@
     </w:tblPr>
     <w:tblStylePr w:type="firstRow">
       <w:rPr>
-        <w:rFonts w:asciiTheme="majorHAnsi" w:cstheme="majorBidi" w:eastAsiaTheme="majorEastAsia" w:hAnsiTheme="majorHAnsi"/>
+        <w:rFonts w:asciiTheme="majorHAnsi" w:cstheme="majorBidi" w:hAnsiTheme="majorHAnsi" w:eastAsia="黑体"/>
       </w:rPr>
       <w:tblPr/>
       <w:tcPr>
@@ -8849,6 +9292,7 @@
     </w:tblStylePr>
     <w:tblStylePr w:type="lastRow">
       <w:rPr>
+        <w:rFonts w:eastAsia="黑体"/>
         <w:b/>
         <w:bCs/>
         <w:color w:themeColor="text2" w:val="1F497D"/>
@@ -8863,12 +9307,14 @@
     </w:tblStylePr>
     <w:tblStylePr w:type="firstCol">
       <w:rPr>
+        <w:rFonts w:eastAsia="黑体"/>
         <w:b/>
         <w:bCs/>
       </w:rPr>
     </w:tblStylePr>
     <w:tblStylePr w:type="lastCol">
       <w:rPr>
+        <w:rFonts w:eastAsia="黑体"/>
         <w:b/>
         <w:bCs/>
       </w:rPr>
@@ -8902,6 +9348,7 @@
       <w:spacing w:after="0" w:line="240" w:lineRule="auto"/>
     </w:pPr>
     <w:rPr>
+      <w:rFonts w:eastAsia="黑体"/>
       <w:color w:themeColor="text1" w:val="000000"/>
     </w:rPr>
     <w:tblPr>
@@ -8921,7 +9368,7 @@
     </w:tblPr>
     <w:tblStylePr w:type="firstRow">
       <w:rPr>
-        <w:rFonts w:asciiTheme="majorHAnsi" w:cstheme="majorBidi" w:eastAsiaTheme="majorEastAsia" w:hAnsiTheme="majorHAnsi"/>
+        <w:rFonts w:asciiTheme="majorHAnsi" w:cstheme="majorBidi" w:hAnsiTheme="majorHAnsi" w:eastAsia="黑体"/>
       </w:rPr>
       <w:tblPr/>
       <w:tcPr>
@@ -8933,6 +9380,7 @@
     </w:tblStylePr>
     <w:tblStylePr w:type="lastRow">
       <w:rPr>
+        <w:rFonts w:eastAsia="黑体"/>
         <w:b/>
         <w:bCs/>
         <w:color w:themeColor="text2" w:val="1F497D"/>
@@ -8947,12 +9395,14 @@
     </w:tblStylePr>
     <w:tblStylePr w:type="firstCol">
       <w:rPr>
+        <w:rFonts w:eastAsia="黑体"/>
         <w:b/>
         <w:bCs/>
       </w:rPr>
     </w:tblStylePr>
     <w:tblStylePr w:type="lastCol">
       <w:rPr>
+        <w:rFonts w:eastAsia="黑体"/>
         <w:b/>
         <w:bCs/>
       </w:rPr>
@@ -8986,6 +9436,7 @@
       <w:spacing w:after="0" w:line="240" w:lineRule="auto"/>
     </w:pPr>
     <w:rPr>
+      <w:rFonts w:eastAsia="黑体"/>
       <w:color w:themeColor="text1" w:val="000000"/>
     </w:rPr>
     <w:tblPr>
@@ -9005,7 +9456,7 @@
     </w:tblPr>
     <w:tblStylePr w:type="firstRow">
       <w:rPr>
-        <w:rFonts w:asciiTheme="majorHAnsi" w:cstheme="majorBidi" w:eastAsiaTheme="majorEastAsia" w:hAnsiTheme="majorHAnsi"/>
+        <w:rFonts w:asciiTheme="majorHAnsi" w:cstheme="majorBidi" w:hAnsiTheme="majorHAnsi" w:eastAsia="黑体"/>
       </w:rPr>
       <w:tblPr/>
       <w:tcPr>
@@ -9017,6 +9468,7 @@
     </w:tblStylePr>
     <w:tblStylePr w:type="lastRow">
       <w:rPr>
+        <w:rFonts w:eastAsia="黑体"/>
         <w:b/>
         <w:bCs/>
         <w:color w:themeColor="text2" w:val="1F497D"/>
@@ -9031,12 +9483,14 @@
     </w:tblStylePr>
     <w:tblStylePr w:type="firstCol">
       <w:rPr>
+        <w:rFonts w:eastAsia="黑体"/>
         <w:b/>
         <w:bCs/>
       </w:rPr>
     </w:tblStylePr>
     <w:tblStylePr w:type="lastCol">
       <w:rPr>
+        <w:rFonts w:eastAsia="黑体"/>
         <w:b/>
         <w:bCs/>
       </w:rPr>
@@ -9070,6 +9524,7 @@
       <w:spacing w:after="0" w:line="240" w:lineRule="auto"/>
     </w:pPr>
     <w:rPr>
+      <w:rFonts w:eastAsia="黑体"/>
       <w:color w:themeColor="text1" w:val="000000"/>
     </w:rPr>
     <w:tblPr>
@@ -9089,7 +9544,7 @@
     </w:tblPr>
     <w:tblStylePr w:type="firstRow">
       <w:rPr>
-        <w:rFonts w:asciiTheme="majorHAnsi" w:cstheme="majorBidi" w:eastAsiaTheme="majorEastAsia" w:hAnsiTheme="majorHAnsi"/>
+        <w:rFonts w:asciiTheme="majorHAnsi" w:cstheme="majorBidi" w:hAnsiTheme="majorHAnsi" w:eastAsia="黑体"/>
       </w:rPr>
       <w:tblPr/>
       <w:tcPr>
@@ -9101,6 +9556,7 @@
     </w:tblStylePr>
     <w:tblStylePr w:type="lastRow">
       <w:rPr>
+        <w:rFonts w:eastAsia="黑体"/>
         <w:b/>
         <w:bCs/>
         <w:color w:themeColor="text2" w:val="1F497D"/>
@@ -9115,12 +9571,14 @@
     </w:tblStylePr>
     <w:tblStylePr w:type="firstCol">
       <w:rPr>
+        <w:rFonts w:eastAsia="黑体"/>
         <w:b/>
         <w:bCs/>
       </w:rPr>
     </w:tblStylePr>
     <w:tblStylePr w:type="lastCol">
       <w:rPr>
+        <w:rFonts w:eastAsia="黑体"/>
         <w:b/>
         <w:bCs/>
       </w:rPr>
@@ -9154,7 +9612,7 @@
       <w:spacing w:after="0" w:line="240" w:lineRule="auto"/>
     </w:pPr>
     <w:rPr>
-      <w:rFonts w:asciiTheme="majorHAnsi" w:cstheme="majorBidi" w:eastAsiaTheme="majorEastAsia" w:hAnsiTheme="majorHAnsi"/>
+      <w:rFonts w:asciiTheme="majorHAnsi" w:cstheme="majorBidi" w:hAnsiTheme="majorHAnsi" w:eastAsia="黑体"/>
       <w:color w:themeColor="text1" w:val="000000"/>
     </w:rPr>
     <w:tblPr>
@@ -9176,6 +9634,7 @@
     </w:tblPr>
     <w:tblStylePr w:type="firstRow">
       <w:rPr>
+        <w:rFonts w:eastAsia="黑体"/>
         <w:sz w:val="24"/>
         <w:szCs w:val="24"/>
       </w:rPr>
@@ -9282,7 +9741,7 @@
       <w:spacing w:after="0" w:line="240" w:lineRule="auto"/>
     </w:pPr>
     <w:rPr>
-      <w:rFonts w:asciiTheme="majorHAnsi" w:cstheme="majorBidi" w:eastAsiaTheme="majorEastAsia" w:hAnsiTheme="majorHAnsi"/>
+      <w:rFonts w:asciiTheme="majorHAnsi" w:cstheme="majorBidi" w:hAnsiTheme="majorHAnsi" w:eastAsia="黑体"/>
       <w:color w:themeColor="text1" w:val="000000"/>
     </w:rPr>
     <w:tblPr>
@@ -9304,6 +9763,7 @@
     </w:tblPr>
     <w:tblStylePr w:type="firstRow">
       <w:rPr>
+        <w:rFonts w:eastAsia="黑体"/>
         <w:sz w:val="24"/>
         <w:szCs w:val="24"/>
       </w:rPr>
@@ -9410,7 +9870,7 @@
       <w:spacing w:after="0" w:line="240" w:lineRule="auto"/>
     </w:pPr>
     <w:rPr>
-      <w:rFonts w:asciiTheme="majorHAnsi" w:cstheme="majorBidi" w:eastAsiaTheme="majorEastAsia" w:hAnsiTheme="majorHAnsi"/>
+      <w:rFonts w:asciiTheme="majorHAnsi" w:cstheme="majorBidi" w:hAnsiTheme="majorHAnsi" w:eastAsia="黑体"/>
       <w:color w:themeColor="text1" w:val="000000"/>
     </w:rPr>
     <w:tblPr>
@@ -9432,6 +9892,7 @@
     </w:tblPr>
     <w:tblStylePr w:type="firstRow">
       <w:rPr>
+        <w:rFonts w:eastAsia="黑体"/>
         <w:sz w:val="24"/>
         <w:szCs w:val="24"/>
       </w:rPr>
@@ -9538,7 +9999,7 @@
       <w:spacing w:after="0" w:line="240" w:lineRule="auto"/>
     </w:pPr>
     <w:rPr>
-      <w:rFonts w:asciiTheme="majorHAnsi" w:cstheme="majorBidi" w:eastAsiaTheme="majorEastAsia" w:hAnsiTheme="majorHAnsi"/>
+      <w:rFonts w:asciiTheme="majorHAnsi" w:cstheme="majorBidi" w:hAnsiTheme="majorHAnsi" w:eastAsia="黑体"/>
       <w:color w:themeColor="text1" w:val="000000"/>
     </w:rPr>
     <w:tblPr>
@@ -9560,6 +10021,7 @@
     </w:tblPr>
     <w:tblStylePr w:type="firstRow">
       <w:rPr>
+        <w:rFonts w:eastAsia="黑体"/>
         <w:sz w:val="24"/>
         <w:szCs w:val="24"/>
       </w:rPr>
@@ -9666,7 +10128,7 @@
       <w:spacing w:after="0" w:line="240" w:lineRule="auto"/>
     </w:pPr>
     <w:rPr>
-      <w:rFonts w:asciiTheme="majorHAnsi" w:cstheme="majorBidi" w:eastAsiaTheme="majorEastAsia" w:hAnsiTheme="majorHAnsi"/>
+      <w:rFonts w:asciiTheme="majorHAnsi" w:cstheme="majorBidi" w:hAnsiTheme="majorHAnsi" w:eastAsia="黑体"/>
       <w:color w:themeColor="text1" w:val="000000"/>
     </w:rPr>
     <w:tblPr>
@@ -9688,6 +10150,7 @@
     </w:tblPr>
     <w:tblStylePr w:type="firstRow">
       <w:rPr>
+        <w:rFonts w:eastAsia="黑体"/>
         <w:sz w:val="24"/>
         <w:szCs w:val="24"/>
       </w:rPr>
@@ -9794,7 +10257,7 @@
       <w:spacing w:after="0" w:line="240" w:lineRule="auto"/>
     </w:pPr>
     <w:rPr>
-      <w:rFonts w:asciiTheme="majorHAnsi" w:cstheme="majorBidi" w:eastAsiaTheme="majorEastAsia" w:hAnsiTheme="majorHAnsi"/>
+      <w:rFonts w:asciiTheme="majorHAnsi" w:cstheme="majorBidi" w:hAnsiTheme="majorHAnsi" w:eastAsia="黑体"/>
       <w:color w:themeColor="text1" w:val="000000"/>
     </w:rPr>
     <w:tblPr>
@@ -9816,6 +10279,7 @@
     </w:tblPr>
     <w:tblStylePr w:type="firstRow">
       <w:rPr>
+        <w:rFonts w:eastAsia="黑体"/>
         <w:sz w:val="24"/>
         <w:szCs w:val="24"/>
       </w:rPr>
@@ -9922,7 +10386,7 @@
       <w:spacing w:after="0" w:line="240" w:lineRule="auto"/>
     </w:pPr>
     <w:rPr>
-      <w:rFonts w:asciiTheme="majorHAnsi" w:cstheme="majorBidi" w:eastAsiaTheme="majorEastAsia" w:hAnsiTheme="majorHAnsi"/>
+      <w:rFonts w:asciiTheme="majorHAnsi" w:cstheme="majorBidi" w:hAnsiTheme="majorHAnsi" w:eastAsia="黑体"/>
       <w:color w:themeColor="text1" w:val="000000"/>
     </w:rPr>
     <w:tblPr>
@@ -9944,6 +10408,7 @@
     </w:tblPr>
     <w:tblStylePr w:type="firstRow">
       <w:rPr>
+        <w:rFonts w:eastAsia="黑体"/>
         <w:sz w:val="24"/>
         <w:szCs w:val="24"/>
       </w:rPr>
@@ -10073,12 +10538,14 @@
     </w:tcPr>
     <w:tblStylePr w:type="firstRow">
       <w:rPr>
+        <w:rFonts w:eastAsia="黑体"/>
         <w:b/>
         <w:bCs/>
       </w:rPr>
     </w:tblStylePr>
     <w:tblStylePr w:type="lastRow">
       <w:rPr>
+        <w:rFonts w:eastAsia="黑体"/>
         <w:b/>
         <w:bCs/>
       </w:rPr>
@@ -10091,12 +10558,14 @@
     </w:tblStylePr>
     <w:tblStylePr w:type="firstCol">
       <w:rPr>
+        <w:rFonts w:eastAsia="黑体"/>
         <w:b/>
         <w:bCs/>
       </w:rPr>
     </w:tblStylePr>
     <w:tblStylePr w:type="lastCol">
       <w:rPr>
+        <w:rFonts w:eastAsia="黑体"/>
         <w:b/>
         <w:bCs/>
       </w:rPr>
@@ -10146,12 +10615,14 @@
     </w:tcPr>
     <w:tblStylePr w:type="firstRow">
       <w:rPr>
+        <w:rFonts w:eastAsia="黑体"/>
         <w:b/>
         <w:bCs/>
       </w:rPr>
     </w:tblStylePr>
     <w:tblStylePr w:type="lastRow">
       <w:rPr>
+        <w:rFonts w:eastAsia="黑体"/>
         <w:b/>
         <w:bCs/>
       </w:rPr>
@@ -10164,12 +10635,14 @@
     </w:tblStylePr>
     <w:tblStylePr w:type="firstCol">
       <w:rPr>
+        <w:rFonts w:eastAsia="黑体"/>
         <w:b/>
         <w:bCs/>
       </w:rPr>
     </w:tblStylePr>
     <w:tblStylePr w:type="lastCol">
       <w:rPr>
+        <w:rFonts w:eastAsia="黑体"/>
         <w:b/>
         <w:bCs/>
       </w:rPr>
@@ -10219,12 +10692,14 @@
     </w:tcPr>
     <w:tblStylePr w:type="firstRow">
       <w:rPr>
+        <w:rFonts w:eastAsia="黑体"/>
         <w:b/>
         <w:bCs/>
       </w:rPr>
     </w:tblStylePr>
     <w:tblStylePr w:type="lastRow">
       <w:rPr>
+        <w:rFonts w:eastAsia="黑体"/>
         <w:b/>
         <w:bCs/>
       </w:rPr>
@@ -10237,12 +10712,14 @@
     </w:tblStylePr>
     <w:tblStylePr w:type="firstCol">
       <w:rPr>
+        <w:rFonts w:eastAsia="黑体"/>
         <w:b/>
         <w:bCs/>
       </w:rPr>
     </w:tblStylePr>
     <w:tblStylePr w:type="lastCol">
       <w:rPr>
+        <w:rFonts w:eastAsia="黑体"/>
         <w:b/>
         <w:bCs/>
       </w:rPr>
@@ -10292,12 +10769,14 @@
     </w:tcPr>
     <w:tblStylePr w:type="firstRow">
       <w:rPr>
+        <w:rFonts w:eastAsia="黑体"/>
         <w:b/>
         <w:bCs/>
       </w:rPr>
     </w:tblStylePr>
     <w:tblStylePr w:type="lastRow">
       <w:rPr>
+        <w:rFonts w:eastAsia="黑体"/>
         <w:b/>
         <w:bCs/>
       </w:rPr>
@@ -10310,12 +10789,14 @@
     </w:tblStylePr>
     <w:tblStylePr w:type="firstCol">
       <w:rPr>
+        <w:rFonts w:eastAsia="黑体"/>
         <w:b/>
         <w:bCs/>
       </w:rPr>
     </w:tblStylePr>
     <w:tblStylePr w:type="lastCol">
       <w:rPr>
+        <w:rFonts w:eastAsia="黑体"/>
         <w:b/>
         <w:bCs/>
       </w:rPr>
@@ -10365,12 +10846,14 @@
     </w:tcPr>
     <w:tblStylePr w:type="firstRow">
       <w:rPr>
+        <w:rFonts w:eastAsia="黑体"/>
         <w:b/>
         <w:bCs/>
       </w:rPr>
     </w:tblStylePr>
     <w:tblStylePr w:type="lastRow">
       <w:rPr>
+        <w:rFonts w:eastAsia="黑体"/>
         <w:b/>
         <w:bCs/>
       </w:rPr>
@@ -10383,12 +10866,14 @@
     </w:tblStylePr>
     <w:tblStylePr w:type="firstCol">
       <w:rPr>
+        <w:rFonts w:eastAsia="黑体"/>
         <w:b/>
         <w:bCs/>
       </w:rPr>
     </w:tblStylePr>
     <w:tblStylePr w:type="lastCol">
       <w:rPr>
+        <w:rFonts w:eastAsia="黑体"/>
         <w:b/>
         <w:bCs/>
       </w:rPr>
@@ -10438,12 +10923,14 @@
     </w:tcPr>
     <w:tblStylePr w:type="firstRow">
       <w:rPr>
+        <w:rFonts w:eastAsia="黑体"/>
         <w:b/>
         <w:bCs/>
       </w:rPr>
     </w:tblStylePr>
     <w:tblStylePr w:type="lastRow">
       <w:rPr>
+        <w:rFonts w:eastAsia="黑体"/>
         <w:b/>
         <w:bCs/>
       </w:rPr>
@@ -10456,12 +10943,14 @@
     </w:tblStylePr>
     <w:tblStylePr w:type="firstCol">
       <w:rPr>
+        <w:rFonts w:eastAsia="黑体"/>
         <w:b/>
         <w:bCs/>
       </w:rPr>
     </w:tblStylePr>
     <w:tblStylePr w:type="lastCol">
       <w:rPr>
+        <w:rFonts w:eastAsia="黑体"/>
         <w:b/>
         <w:bCs/>
       </w:rPr>
@@ -10511,12 +11000,14 @@
     </w:tcPr>
     <w:tblStylePr w:type="firstRow">
       <w:rPr>
+        <w:rFonts w:eastAsia="黑体"/>
         <w:b/>
         <w:bCs/>
       </w:rPr>
     </w:tblStylePr>
     <w:tblStylePr w:type="lastRow">
       <w:rPr>
+        <w:rFonts w:eastAsia="黑体"/>
         <w:b/>
         <w:bCs/>
       </w:rPr>
@@ -10529,12 +11020,14 @@
     </w:tblStylePr>
     <w:tblStylePr w:type="firstCol">
       <w:rPr>
+        <w:rFonts w:eastAsia="黑体"/>
         <w:b/>
         <w:bCs/>
       </w:rPr>
     </w:tblStylePr>
     <w:tblStylePr w:type="lastCol">
       <w:rPr>
+        <w:rFonts w:eastAsia="黑体"/>
         <w:b/>
         <w:bCs/>
       </w:rPr>
@@ -10561,7 +11054,7 @@
       <w:spacing w:after="0" w:line="240" w:lineRule="auto"/>
     </w:pPr>
     <w:rPr>
-      <w:rFonts w:asciiTheme="majorHAnsi" w:cstheme="majorBidi" w:eastAsiaTheme="majorEastAsia" w:hAnsiTheme="majorHAnsi"/>
+      <w:rFonts w:asciiTheme="majorHAnsi" w:cstheme="majorBidi" w:hAnsiTheme="majorHAnsi" w:eastAsia="黑体"/>
       <w:color w:themeColor="text1" w:val="000000"/>
     </w:rPr>
     <w:tblPr>
@@ -10588,6 +11081,7 @@
     </w:tcPr>
     <w:tblStylePr w:type="firstRow">
       <w:rPr>
+        <w:rFonts w:eastAsia="黑体"/>
         <w:b/>
         <w:bCs/>
         <w:color w:themeColor="text1" w:val="000000"/>
@@ -10599,6 +11093,7 @@
     </w:tblStylePr>
     <w:tblStylePr w:type="lastRow">
       <w:rPr>
+        <w:rFonts w:eastAsia="黑体"/>
         <w:b/>
         <w:bCs/>
         <w:color w:themeColor="text1" w:val="000000"/>
@@ -10618,6 +11113,7 @@
     </w:tblStylePr>
     <w:tblStylePr w:type="firstCol">
       <w:rPr>
+        <w:rFonts w:eastAsia="黑体"/>
         <w:b/>
         <w:bCs/>
         <w:color w:themeColor="text1" w:val="000000"/>
@@ -10637,6 +11133,7 @@
     </w:tblStylePr>
     <w:tblStylePr w:type="lastCol">
       <w:rPr>
+        <w:rFonts w:eastAsia="黑体"/>
         <w:b w:val="0"/>
         <w:bCs w:val="0"/>
         <w:color w:themeColor="text1" w:val="000000"/>
@@ -10686,7 +11183,7 @@
       <w:spacing w:after="0" w:line="240" w:lineRule="auto"/>
     </w:pPr>
     <w:rPr>
-      <w:rFonts w:asciiTheme="majorHAnsi" w:cstheme="majorBidi" w:eastAsiaTheme="majorEastAsia" w:hAnsiTheme="majorHAnsi"/>
+      <w:rFonts w:asciiTheme="majorHAnsi" w:cstheme="majorBidi" w:hAnsiTheme="majorHAnsi" w:eastAsia="黑体"/>
       <w:color w:themeColor="text1" w:val="000000"/>
     </w:rPr>
     <w:tblPr>
@@ -10713,6 +11210,7 @@
     </w:tcPr>
     <w:tblStylePr w:type="firstRow">
       <w:rPr>
+        <w:rFonts w:eastAsia="黑体"/>
         <w:b/>
         <w:bCs/>
         <w:color w:themeColor="text1" w:val="000000"/>
@@ -10724,6 +11222,7 @@
     </w:tblStylePr>
     <w:tblStylePr w:type="lastRow">
       <w:rPr>
+        <w:rFonts w:eastAsia="黑体"/>
         <w:b/>
         <w:bCs/>
         <w:color w:themeColor="text1" w:val="000000"/>
@@ -10743,6 +11242,7 @@
     </w:tblStylePr>
     <w:tblStylePr w:type="firstCol">
       <w:rPr>
+        <w:rFonts w:eastAsia="黑体"/>
         <w:b/>
         <w:bCs/>
         <w:color w:themeColor="text1" w:val="000000"/>
@@ -10762,6 +11262,7 @@
     </w:tblStylePr>
     <w:tblStylePr w:type="lastCol">
       <w:rPr>
+        <w:rFonts w:eastAsia="黑体"/>
         <w:b w:val="0"/>
         <w:bCs w:val="0"/>
         <w:color w:themeColor="text1" w:val="000000"/>
@@ -10811,7 +11312,7 @@
       <w:spacing w:after="0" w:line="240" w:lineRule="auto"/>
     </w:pPr>
     <w:rPr>
-      <w:rFonts w:asciiTheme="majorHAnsi" w:cstheme="majorBidi" w:eastAsiaTheme="majorEastAsia" w:hAnsiTheme="majorHAnsi"/>
+      <w:rFonts w:asciiTheme="majorHAnsi" w:cstheme="majorBidi" w:hAnsiTheme="majorHAnsi" w:eastAsia="黑体"/>
       <w:color w:themeColor="text1" w:val="000000"/>
     </w:rPr>
     <w:tblPr>
@@ -10838,6 +11339,7 @@
     </w:tcPr>
     <w:tblStylePr w:type="firstRow">
       <w:rPr>
+        <w:rFonts w:eastAsia="黑体"/>
         <w:b/>
         <w:bCs/>
         <w:color w:themeColor="text1" w:val="000000"/>
@@ -10849,6 +11351,7 @@
     </w:tblStylePr>
     <w:tblStylePr w:type="lastRow">
       <w:rPr>
+        <w:rFonts w:eastAsia="黑体"/>
         <w:b/>
         <w:bCs/>
         <w:color w:themeColor="text1" w:val="000000"/>
@@ -10868,6 +11371,7 @@
     </w:tblStylePr>
     <w:tblStylePr w:type="firstCol">
       <w:rPr>
+        <w:rFonts w:eastAsia="黑体"/>
         <w:b/>
         <w:bCs/>
         <w:color w:themeColor="text1" w:val="000000"/>
@@ -10887,6 +11391,7 @@
     </w:tblStylePr>
     <w:tblStylePr w:type="lastCol">
       <w:rPr>
+        <w:rFonts w:eastAsia="黑体"/>
         <w:b w:val="0"/>
         <w:bCs w:val="0"/>
         <w:color w:themeColor="text1" w:val="000000"/>
@@ -10936,7 +11441,7 @@
       <w:spacing w:after="0" w:line="240" w:lineRule="auto"/>
     </w:pPr>
     <w:rPr>
-      <w:rFonts w:asciiTheme="majorHAnsi" w:cstheme="majorBidi" w:eastAsiaTheme="majorEastAsia" w:hAnsiTheme="majorHAnsi"/>
+      <w:rFonts w:asciiTheme="majorHAnsi" w:cstheme="majorBidi" w:hAnsiTheme="majorHAnsi" w:eastAsia="黑体"/>
       <w:color w:themeColor="text1" w:val="000000"/>
     </w:rPr>
     <w:tblPr>
@@ -10963,6 +11468,7 @@
     </w:tcPr>
     <w:tblStylePr w:type="firstRow">
       <w:rPr>
+        <w:rFonts w:eastAsia="黑体"/>
         <w:b/>
         <w:bCs/>
         <w:color w:themeColor="text1" w:val="000000"/>
@@ -10974,6 +11480,7 @@
     </w:tblStylePr>
     <w:tblStylePr w:type="lastRow">
       <w:rPr>
+        <w:rFonts w:eastAsia="黑体"/>
         <w:b/>
         <w:bCs/>
         <w:color w:themeColor="text1" w:val="000000"/>
@@ -10993,6 +11500,7 @@
     </w:tblStylePr>
     <w:tblStylePr w:type="firstCol">
       <w:rPr>
+        <w:rFonts w:eastAsia="黑体"/>
         <w:b/>
         <w:bCs/>
         <w:color w:themeColor="text1" w:val="000000"/>
@@ -11012,6 +11520,7 @@
     </w:tblStylePr>
     <w:tblStylePr w:type="lastCol">
       <w:rPr>
+        <w:rFonts w:eastAsia="黑体"/>
         <w:b w:val="0"/>
         <w:bCs w:val="0"/>
         <w:color w:themeColor="text1" w:val="000000"/>
@@ -11061,7 +11570,7 @@
       <w:spacing w:after="0" w:line="240" w:lineRule="auto"/>
     </w:pPr>
     <w:rPr>
-      <w:rFonts w:asciiTheme="majorHAnsi" w:cstheme="majorBidi" w:eastAsiaTheme="majorEastAsia" w:hAnsiTheme="majorHAnsi"/>
+      <w:rFonts w:asciiTheme="majorHAnsi" w:cstheme="majorBidi" w:hAnsiTheme="majorHAnsi" w:eastAsia="黑体"/>
       <w:color w:themeColor="text1" w:val="000000"/>
     </w:rPr>
     <w:tblPr>
@@ -11088,6 +11597,7 @@
     </w:tcPr>
     <w:tblStylePr w:type="firstRow">
       <w:rPr>
+        <w:rFonts w:eastAsia="黑体"/>
         <w:b/>
         <w:bCs/>
         <w:color w:themeColor="text1" w:val="000000"/>
@@ -11099,6 +11609,7 @@
     </w:tblStylePr>
     <w:tblStylePr w:type="lastRow">
       <w:rPr>
+        <w:rFonts w:eastAsia="黑体"/>
         <w:b/>
         <w:bCs/>
         <w:color w:themeColor="text1" w:val="000000"/>
@@ -11118,6 +11629,7 @@
     </w:tblStylePr>
     <w:tblStylePr w:type="firstCol">
       <w:rPr>
+        <w:rFonts w:eastAsia="黑体"/>
         <w:b/>
         <w:bCs/>
         <w:color w:themeColor="text1" w:val="000000"/>
@@ -11137,6 +11649,7 @@
     </w:tblStylePr>
     <w:tblStylePr w:type="lastCol">
       <w:rPr>
+        <w:rFonts w:eastAsia="黑体"/>
         <w:b w:val="0"/>
         <w:bCs w:val="0"/>
         <w:color w:themeColor="text1" w:val="000000"/>
@@ -11186,7 +11699,7 @@
       <w:spacing w:after="0" w:line="240" w:lineRule="auto"/>
     </w:pPr>
     <w:rPr>
-      <w:rFonts w:asciiTheme="majorHAnsi" w:cstheme="majorBidi" w:eastAsiaTheme="majorEastAsia" w:hAnsiTheme="majorHAnsi"/>
+      <w:rFonts w:asciiTheme="majorHAnsi" w:cstheme="majorBidi" w:hAnsiTheme="majorHAnsi" w:eastAsia="黑体"/>
       <w:color w:themeColor="text1" w:val="000000"/>
     </w:rPr>
     <w:tblPr>
@@ -11213,6 +11726,7 @@
     </w:tcPr>
     <w:tblStylePr w:type="firstRow">
       <w:rPr>
+        <w:rFonts w:eastAsia="黑体"/>
         <w:b/>
         <w:bCs/>
         <w:color w:themeColor="text1" w:val="000000"/>
@@ -11224,6 +11738,7 @@
     </w:tblStylePr>
     <w:tblStylePr w:type="lastRow">
       <w:rPr>
+        <w:rFonts w:eastAsia="黑体"/>
         <w:b/>
         <w:bCs/>
         <w:color w:themeColor="text1" w:val="000000"/>
@@ -11243,6 +11758,7 @@
     </w:tblStylePr>
     <w:tblStylePr w:type="firstCol">
       <w:rPr>
+        <w:rFonts w:eastAsia="黑体"/>
         <w:b/>
         <w:bCs/>
         <w:color w:themeColor="text1" w:val="000000"/>
@@ -11262,6 +11778,7 @@
     </w:tblStylePr>
     <w:tblStylePr w:type="lastCol">
       <w:rPr>
+        <w:rFonts w:eastAsia="黑体"/>
         <w:b w:val="0"/>
         <w:bCs w:val="0"/>
         <w:color w:themeColor="text1" w:val="000000"/>
@@ -11311,7 +11828,7 @@
       <w:spacing w:after="0" w:line="240" w:lineRule="auto"/>
     </w:pPr>
     <w:rPr>
-      <w:rFonts w:asciiTheme="majorHAnsi" w:cstheme="majorBidi" w:eastAsiaTheme="majorEastAsia" w:hAnsiTheme="majorHAnsi"/>
+      <w:rFonts w:asciiTheme="majorHAnsi" w:cstheme="majorBidi" w:hAnsiTheme="majorHAnsi" w:eastAsia="黑体"/>
       <w:color w:themeColor="text1" w:val="000000"/>
     </w:rPr>
     <w:tblPr>
@@ -11338,6 +11855,7 @@
     </w:tcPr>
     <w:tblStylePr w:type="firstRow">
       <w:rPr>
+        <w:rFonts w:eastAsia="黑体"/>
         <w:b/>
         <w:bCs/>
         <w:color w:themeColor="text1" w:val="000000"/>
@@ -11349,6 +11867,7 @@
     </w:tblStylePr>
     <w:tblStylePr w:type="lastRow">
       <w:rPr>
+        <w:rFonts w:eastAsia="黑体"/>
         <w:b/>
         <w:bCs/>
         <w:color w:themeColor="text1" w:val="000000"/>
@@ -11368,6 +11887,7 @@
     </w:tblStylePr>
     <w:tblStylePr w:type="firstCol">
       <w:rPr>
+        <w:rFonts w:eastAsia="黑体"/>
         <w:b/>
         <w:bCs/>
         <w:color w:themeColor="text1" w:val="000000"/>
@@ -11387,6 +11907,7 @@
     </w:tblStylePr>
     <w:tblStylePr w:type="lastCol">
       <w:rPr>
+        <w:rFonts w:eastAsia="黑体"/>
         <w:b w:val="0"/>
         <w:bCs w:val="0"/>
         <w:color w:themeColor="text1" w:val="000000"/>
@@ -11459,6 +11980,7 @@
     </w:tcPr>
     <w:tblStylePr w:type="firstRow">
       <w:rPr>
+        <w:rFonts w:eastAsia="黑体"/>
         <w:b/>
         <w:bCs/>
         <w:i w:val="0"/>
@@ -11480,6 +12002,7 @@
     </w:tblStylePr>
     <w:tblStylePr w:type="lastRow">
       <w:rPr>
+        <w:rFonts w:eastAsia="黑体"/>
         <w:b/>
         <w:bCs/>
         <w:i w:val="0"/>
@@ -11501,6 +12024,7 @@
     </w:tblStylePr>
     <w:tblStylePr w:type="firstCol">
       <w:rPr>
+        <w:rFonts w:eastAsia="黑体"/>
         <w:b/>
         <w:bCs/>
         <w:i w:val="0"/>
@@ -11520,6 +12044,7 @@
     </w:tblStylePr>
     <w:tblStylePr w:type="lastCol">
       <w:rPr>
+        <w:rFonts w:eastAsia="黑体"/>
         <w:b/>
         <w:bCs/>
         <w:i w:val="0"/>
@@ -11600,6 +12125,7 @@
     </w:tcPr>
     <w:tblStylePr w:type="firstRow">
       <w:rPr>
+        <w:rFonts w:eastAsia="黑体"/>
         <w:b/>
         <w:bCs/>
         <w:i w:val="0"/>
@@ -11621,6 +12147,7 @@
     </w:tblStylePr>
     <w:tblStylePr w:type="lastRow">
       <w:rPr>
+        <w:rFonts w:eastAsia="黑体"/>
         <w:b/>
         <w:bCs/>
         <w:i w:val="0"/>
@@ -11642,6 +12169,7 @@
     </w:tblStylePr>
     <w:tblStylePr w:type="firstCol">
       <w:rPr>
+        <w:rFonts w:eastAsia="黑体"/>
         <w:b/>
         <w:bCs/>
         <w:i w:val="0"/>
@@ -11661,6 +12189,7 @@
     </w:tblStylePr>
     <w:tblStylePr w:type="lastCol">
       <w:rPr>
+        <w:rFonts w:eastAsia="黑体"/>
         <w:b/>
         <w:bCs/>
         <w:i w:val="0"/>
@@ -11741,6 +12270,7 @@
     </w:tcPr>
     <w:tblStylePr w:type="firstRow">
       <w:rPr>
+        <w:rFonts w:eastAsia="黑体"/>
         <w:b/>
         <w:bCs/>
         <w:i w:val="0"/>
@@ -11762,6 +12292,7 @@
     </w:tblStylePr>
     <w:tblStylePr w:type="lastRow">
       <w:rPr>
+        <w:rFonts w:eastAsia="黑体"/>
         <w:b/>
         <w:bCs/>
         <w:i w:val="0"/>
@@ -11783,6 +12314,7 @@
     </w:tblStylePr>
     <w:tblStylePr w:type="firstCol">
       <w:rPr>
+        <w:rFonts w:eastAsia="黑体"/>
         <w:b/>
         <w:bCs/>
         <w:i w:val="0"/>
@@ -11802,6 +12334,7 @@
     </w:tblStylePr>
     <w:tblStylePr w:type="lastCol">
       <w:rPr>
+        <w:rFonts w:eastAsia="黑体"/>
         <w:b/>
         <w:bCs/>
         <w:i w:val="0"/>
@@ -11882,6 +12415,7 @@
     </w:tcPr>
     <w:tblStylePr w:type="firstRow">
       <w:rPr>
+        <w:rFonts w:eastAsia="黑体"/>
         <w:b/>
         <w:bCs/>
         <w:i w:val="0"/>
@@ -11903,6 +12437,7 @@
     </w:tblStylePr>
     <w:tblStylePr w:type="lastRow">
       <w:rPr>
+        <w:rFonts w:eastAsia="黑体"/>
         <w:b/>
         <w:bCs/>
         <w:i w:val="0"/>
@@ -11924,6 +12459,7 @@
     </w:tblStylePr>
     <w:tblStylePr w:type="firstCol">
       <w:rPr>
+        <w:rFonts w:eastAsia="黑体"/>
         <w:b/>
         <w:bCs/>
         <w:i w:val="0"/>
@@ -11943,6 +12479,7 @@
     </w:tblStylePr>
     <w:tblStylePr w:type="lastCol">
       <w:rPr>
+        <w:rFonts w:eastAsia="黑体"/>
         <w:b/>
         <w:bCs/>
         <w:i w:val="0"/>
@@ -12023,6 +12560,7 @@
     </w:tcPr>
     <w:tblStylePr w:type="firstRow">
       <w:rPr>
+        <w:rFonts w:eastAsia="黑体"/>
         <w:b/>
         <w:bCs/>
         <w:i w:val="0"/>
@@ -12044,6 +12582,7 @@
     </w:tblStylePr>
     <w:tblStylePr w:type="lastRow">
       <w:rPr>
+        <w:rFonts w:eastAsia="黑体"/>
         <w:b/>
         <w:bCs/>
         <w:i w:val="0"/>
@@ -12065,6 +12604,7 @@
     </w:tblStylePr>
     <w:tblStylePr w:type="firstCol">
       <w:rPr>
+        <w:rFonts w:eastAsia="黑体"/>
         <w:b/>
         <w:bCs/>
         <w:i w:val="0"/>
@@ -12084,6 +12624,7 @@
     </w:tblStylePr>
     <w:tblStylePr w:type="lastCol">
       <w:rPr>
+        <w:rFonts w:eastAsia="黑体"/>
         <w:b/>
         <w:bCs/>
         <w:i w:val="0"/>
@@ -12164,6 +12705,7 @@
     </w:tcPr>
     <w:tblStylePr w:type="firstRow">
       <w:rPr>
+        <w:rFonts w:eastAsia="黑体"/>
         <w:b/>
         <w:bCs/>
         <w:i w:val="0"/>
@@ -12185,6 +12727,7 @@
     </w:tblStylePr>
     <w:tblStylePr w:type="lastRow">
       <w:rPr>
+        <w:rFonts w:eastAsia="黑体"/>
         <w:b/>
         <w:bCs/>
         <w:i w:val="0"/>
@@ -12206,6 +12749,7 @@
     </w:tblStylePr>
     <w:tblStylePr w:type="firstCol">
       <w:rPr>
+        <w:rFonts w:eastAsia="黑体"/>
         <w:b/>
         <w:bCs/>
         <w:i w:val="0"/>
@@ -12225,6 +12769,7 @@
     </w:tblStylePr>
     <w:tblStylePr w:type="lastCol">
       <w:rPr>
+        <w:rFonts w:eastAsia="黑体"/>
         <w:b/>
         <w:bCs/>
         <w:i w:val="0"/>
@@ -12305,6 +12850,7 @@
     </w:tcPr>
     <w:tblStylePr w:type="firstRow">
       <w:rPr>
+        <w:rFonts w:eastAsia="黑体"/>
         <w:b/>
         <w:bCs/>
         <w:i w:val="0"/>
@@ -12326,6 +12872,7 @@
     </w:tblStylePr>
     <w:tblStylePr w:type="lastRow">
       <w:rPr>
+        <w:rFonts w:eastAsia="黑体"/>
         <w:b/>
         <w:bCs/>
         <w:i w:val="0"/>
@@ -12347,6 +12894,7 @@
     </w:tblStylePr>
     <w:tblStylePr w:type="firstCol">
       <w:rPr>
+        <w:rFonts w:eastAsia="黑体"/>
         <w:b/>
         <w:bCs/>
         <w:i w:val="0"/>
@@ -12366,6 +12914,7 @@
     </w:tblStylePr>
     <w:tblStylePr w:type="lastCol">
       <w:rPr>
+        <w:rFonts w:eastAsia="黑体"/>
         <w:b/>
         <w:bCs/>
         <w:i w:val="0"/>
@@ -12423,6 +12972,7 @@
       <w:spacing w:after="0" w:line="240" w:lineRule="auto"/>
     </w:pPr>
     <w:rPr>
+      <w:rFonts w:eastAsia="黑体"/>
       <w:color w:themeColor="background1" w:val="FFFFFF"/>
     </w:rPr>
     <w:tblPr>
@@ -12441,6 +12991,7 @@
     </w:tcPr>
     <w:tblStylePr w:type="firstRow">
       <w:rPr>
+        <w:rFonts w:eastAsia="黑体"/>
         <w:b/>
         <w:bCs/>
       </w:rPr>
@@ -12537,6 +13088,7 @@
       <w:spacing w:after="0" w:line="240" w:lineRule="auto"/>
     </w:pPr>
     <w:rPr>
+      <w:rFonts w:eastAsia="黑体"/>
       <w:color w:themeColor="background1" w:val="FFFFFF"/>
     </w:rPr>
     <w:tblPr>
@@ -12555,6 +13107,7 @@
     </w:tcPr>
     <w:tblStylePr w:type="firstRow">
       <w:rPr>
+        <w:rFonts w:eastAsia="黑体"/>
         <w:b/>
         <w:bCs/>
       </w:rPr>
@@ -12651,6 +13204,7 @@
       <w:spacing w:after="0" w:line="240" w:lineRule="auto"/>
     </w:pPr>
     <w:rPr>
+      <w:rFonts w:eastAsia="黑体"/>
       <w:color w:themeColor="background1" w:val="FFFFFF"/>
     </w:rPr>
     <w:tblPr>
@@ -12669,6 +13223,7 @@
     </w:tcPr>
     <w:tblStylePr w:type="firstRow">
       <w:rPr>
+        <w:rFonts w:eastAsia="黑体"/>
         <w:b/>
         <w:bCs/>
       </w:rPr>
@@ -12765,6 +13320,7 @@
       <w:spacing w:after="0" w:line="240" w:lineRule="auto"/>
     </w:pPr>
     <w:rPr>
+      <w:rFonts w:eastAsia="黑体"/>
       <w:color w:themeColor="background1" w:val="FFFFFF"/>
     </w:rPr>
     <w:tblPr>
@@ -12783,6 +13339,7 @@
     </w:tcPr>
     <w:tblStylePr w:type="firstRow">
       <w:rPr>
+        <w:rFonts w:eastAsia="黑体"/>
         <w:b/>
         <w:bCs/>
       </w:rPr>
@@ -12879,6 +13436,7 @@
       <w:spacing w:after="0" w:line="240" w:lineRule="auto"/>
     </w:pPr>
     <w:rPr>
+      <w:rFonts w:eastAsia="黑体"/>
       <w:color w:themeColor="background1" w:val="FFFFFF"/>
     </w:rPr>
     <w:tblPr>
@@ -12897,6 +13455,7 @@
     </w:tcPr>
     <w:tblStylePr w:type="firstRow">
       <w:rPr>
+        <w:rFonts w:eastAsia="黑体"/>
         <w:b/>
         <w:bCs/>
       </w:rPr>
@@ -12993,6 +13552,7 @@
       <w:spacing w:after="0" w:line="240" w:lineRule="auto"/>
     </w:pPr>
     <w:rPr>
+      <w:rFonts w:eastAsia="黑体"/>
       <w:color w:themeColor="background1" w:val="FFFFFF"/>
     </w:rPr>
     <w:tblPr>
@@ -13011,6 +13571,7 @@
     </w:tcPr>
     <w:tblStylePr w:type="firstRow">
       <w:rPr>
+        <w:rFonts w:eastAsia="黑体"/>
         <w:b/>
         <w:bCs/>
       </w:rPr>
@@ -13107,6 +13668,7 @@
       <w:spacing w:after="0" w:line="240" w:lineRule="auto"/>
     </w:pPr>
     <w:rPr>
+      <w:rFonts w:eastAsia="黑体"/>
       <w:color w:themeColor="background1" w:val="FFFFFF"/>
     </w:rPr>
     <w:tblPr>
@@ -13125,6 +13687,7 @@
     </w:tcPr>
     <w:tblStylePr w:type="firstRow">
       <w:rPr>
+        <w:rFonts w:eastAsia="黑体"/>
         <w:b/>
         <w:bCs/>
       </w:rPr>
@@ -13221,6 +13784,7 @@
       <w:spacing w:after="0" w:line="240" w:lineRule="auto"/>
     </w:pPr>
     <w:rPr>
+      <w:rFonts w:eastAsia="黑体"/>
       <w:color w:themeColor="text1" w:val="000000"/>
     </w:rPr>
     <w:tblPr>
@@ -13247,6 +13811,7 @@
     </w:tcPr>
     <w:tblStylePr w:type="firstRow">
       <w:rPr>
+        <w:rFonts w:eastAsia="黑体"/>
         <w:b/>
         <w:bCs/>
       </w:rPr>
@@ -13265,6 +13830,7 @@
     </w:tblStylePr>
     <w:tblStylePr w:type="lastRow">
       <w:rPr>
+        <w:rFonts w:eastAsia="黑体"/>
         <w:b/>
         <w:bCs/>
         <w:color w:themeColor="background1" w:val="FFFFFF"/>
@@ -13279,6 +13845,7 @@
     </w:tblStylePr>
     <w:tblStylePr w:type="firstCol">
       <w:rPr>
+        <w:rFonts w:eastAsia="黑体"/>
         <w:color w:themeColor="background1" w:val="FFFFFF"/>
       </w:rPr>
       <w:tblPr/>
@@ -13296,6 +13863,7 @@
     </w:tblStylePr>
     <w:tblStylePr w:type="lastCol">
       <w:rPr>
+        <w:rFonts w:eastAsia="黑体"/>
         <w:color w:themeColor="background1" w:val="FFFFFF"/>
       </w:rPr>
       <w:tblPr/>
@@ -13325,11 +13893,13 @@
     </w:tblStylePr>
     <w:tblStylePr w:type="neCell">
       <w:rPr>
+        <w:rFonts w:eastAsia="黑体"/>
         <w:color w:themeColor="text1" w:val="000000"/>
       </w:rPr>
     </w:tblStylePr>
     <w:tblStylePr w:type="nwCell">
       <w:rPr>
+        <w:rFonts w:eastAsia="黑体"/>
         <w:color w:themeColor="text1" w:val="000000"/>
       </w:rPr>
     </w:tblStylePr>
@@ -13343,6 +13913,7 @@
       <w:spacing w:after="0" w:line="240" w:lineRule="auto"/>
     </w:pPr>
     <w:rPr>
+      <w:rFonts w:eastAsia="黑体"/>
       <w:color w:themeColor="text1" w:val="000000"/>
     </w:rPr>
     <w:tblPr>
@@ -13369,6 +13940,7 @@
     </w:tcPr>
     <w:tblStylePr w:type="firstRow">
       <w:rPr>
+        <w:rFonts w:eastAsia="黑体"/>
         <w:b/>
         <w:bCs/>
       </w:rPr>
@@ -13387,6 +13959,7 @@
     </w:tblStylePr>
     <w:tblStylePr w:type="lastRow">
       <w:rPr>
+        <w:rFonts w:eastAsia="黑体"/>
         <w:b/>
         <w:bCs/>
         <w:color w:themeColor="background1" w:val="FFFFFF"/>
@@ -13401,6 +13974,7 @@
     </w:tblStylePr>
     <w:tblStylePr w:type="firstCol">
       <w:rPr>
+        <w:rFonts w:eastAsia="黑体"/>
         <w:color w:themeColor="background1" w:val="FFFFFF"/>
       </w:rPr>
       <w:tblPr/>
@@ -13418,6 +13992,7 @@
     </w:tblStylePr>
     <w:tblStylePr w:type="lastCol">
       <w:rPr>
+        <w:rFonts w:eastAsia="黑体"/>
         <w:color w:themeColor="background1" w:val="FFFFFF"/>
       </w:rPr>
       <w:tblPr/>
@@ -13447,11 +14022,13 @@
     </w:tblStylePr>
     <w:tblStylePr w:type="neCell">
       <w:rPr>
+        <w:rFonts w:eastAsia="黑体"/>
         <w:color w:themeColor="text1" w:val="000000"/>
       </w:rPr>
     </w:tblStylePr>
     <w:tblStylePr w:type="nwCell">
       <w:rPr>
+        <w:rFonts w:eastAsia="黑体"/>
         <w:color w:themeColor="text1" w:val="000000"/>
       </w:rPr>
     </w:tblStylePr>
@@ -13465,6 +14042,7 @@
       <w:spacing w:after="0" w:line="240" w:lineRule="auto"/>
     </w:pPr>
     <w:rPr>
+      <w:rFonts w:eastAsia="黑体"/>
       <w:color w:themeColor="text1" w:val="000000"/>
     </w:rPr>
     <w:tblPr>
@@ -13491,6 +14069,7 @@
     </w:tcPr>
     <w:tblStylePr w:type="firstRow">
       <w:rPr>
+        <w:rFonts w:eastAsia="黑体"/>
         <w:b/>
         <w:bCs/>
       </w:rPr>
@@ -13509,6 +14088,7 @@
     </w:tblStylePr>
     <w:tblStylePr w:type="lastRow">
       <w:rPr>
+        <w:rFonts w:eastAsia="黑体"/>
         <w:b/>
         <w:bCs/>
         <w:color w:themeColor="background1" w:val="FFFFFF"/>
@@ -13523,6 +14103,7 @@
     </w:tblStylePr>
     <w:tblStylePr w:type="firstCol">
       <w:rPr>
+        <w:rFonts w:eastAsia="黑体"/>
         <w:color w:themeColor="background1" w:val="FFFFFF"/>
       </w:rPr>
       <w:tblPr/>
@@ -13540,6 +14121,7 @@
     </w:tblStylePr>
     <w:tblStylePr w:type="lastCol">
       <w:rPr>
+        <w:rFonts w:eastAsia="黑体"/>
         <w:color w:themeColor="background1" w:val="FFFFFF"/>
       </w:rPr>
       <w:tblPr/>
@@ -13569,11 +14151,13 @@
     </w:tblStylePr>
     <w:tblStylePr w:type="neCell">
       <w:rPr>
+        <w:rFonts w:eastAsia="黑体"/>
         <w:color w:themeColor="text1" w:val="000000"/>
       </w:rPr>
     </w:tblStylePr>
     <w:tblStylePr w:type="nwCell">
       <w:rPr>
+        <w:rFonts w:eastAsia="黑体"/>
         <w:color w:themeColor="text1" w:val="000000"/>
       </w:rPr>
     </w:tblStylePr>
@@ -13587,6 +14171,7 @@
       <w:spacing w:after="0" w:line="240" w:lineRule="auto"/>
     </w:pPr>
     <w:rPr>
+      <w:rFonts w:eastAsia="黑体"/>
       <w:color w:themeColor="text1" w:val="000000"/>
     </w:rPr>
     <w:tblPr>
@@ -13613,6 +14198,7 @@
     </w:tcPr>
     <w:tblStylePr w:type="firstRow">
       <w:rPr>
+        <w:rFonts w:eastAsia="黑体"/>
         <w:b/>
         <w:bCs/>
       </w:rPr>
@@ -13631,6 +14217,7 @@
     </w:tblStylePr>
     <w:tblStylePr w:type="lastRow">
       <w:rPr>
+        <w:rFonts w:eastAsia="黑体"/>
         <w:b/>
         <w:bCs/>
         <w:color w:themeColor="background1" w:val="FFFFFF"/>
@@ -13645,6 +14232,7 @@
     </w:tblStylePr>
     <w:tblStylePr w:type="firstCol">
       <w:rPr>
+        <w:rFonts w:eastAsia="黑体"/>
         <w:color w:themeColor="background1" w:val="FFFFFF"/>
       </w:rPr>
       <w:tblPr/>
@@ -13662,6 +14250,7 @@
     </w:tblStylePr>
     <w:tblStylePr w:type="lastCol">
       <w:rPr>
+        <w:rFonts w:eastAsia="黑体"/>
         <w:color w:themeColor="background1" w:val="FFFFFF"/>
       </w:rPr>
       <w:tblPr/>
@@ -13699,6 +14288,7 @@
       <w:spacing w:after="0" w:line="240" w:lineRule="auto"/>
     </w:pPr>
     <w:rPr>
+      <w:rFonts w:eastAsia="黑体"/>
       <w:color w:themeColor="text1" w:val="000000"/>
     </w:rPr>
     <w:tblPr>
@@ -13725,6 +14315,7 @@
     </w:tcPr>
     <w:tblStylePr w:type="firstRow">
       <w:rPr>
+        <w:rFonts w:eastAsia="黑体"/>
         <w:b/>
         <w:bCs/>
       </w:rPr>
@@ -13743,6 +14334,7 @@
     </w:tblStylePr>
     <w:tblStylePr w:type="lastRow">
       <w:rPr>
+        <w:rFonts w:eastAsia="黑体"/>
         <w:b/>
         <w:bCs/>
         <w:color w:themeColor="background1" w:val="FFFFFF"/>
@@ -13757,6 +14349,7 @@
     </w:tblStylePr>
     <w:tblStylePr w:type="firstCol">
       <w:rPr>
+        <w:rFonts w:eastAsia="黑体"/>
         <w:color w:themeColor="background1" w:val="FFFFFF"/>
       </w:rPr>
       <w:tblPr/>
@@ -13774,6 +14367,7 @@
     </w:tblStylePr>
     <w:tblStylePr w:type="lastCol">
       <w:rPr>
+        <w:rFonts w:eastAsia="黑体"/>
         <w:color w:themeColor="background1" w:val="FFFFFF"/>
       </w:rPr>
       <w:tblPr/>
@@ -13803,11 +14397,13 @@
     </w:tblStylePr>
     <w:tblStylePr w:type="neCell">
       <w:rPr>
+        <w:rFonts w:eastAsia="黑体"/>
         <w:color w:themeColor="text1" w:val="000000"/>
       </w:rPr>
     </w:tblStylePr>
     <w:tblStylePr w:type="nwCell">
       <w:rPr>
+        <w:rFonts w:eastAsia="黑体"/>
         <w:color w:themeColor="text1" w:val="000000"/>
       </w:rPr>
     </w:tblStylePr>
@@ -13821,6 +14417,7 @@
       <w:spacing w:after="0" w:line="240" w:lineRule="auto"/>
     </w:pPr>
     <w:rPr>
+      <w:rFonts w:eastAsia="黑体"/>
       <w:color w:themeColor="text1" w:val="000000"/>
     </w:rPr>
     <w:tblPr>
@@ -13847,6 +14444,7 @@
     </w:tcPr>
     <w:tblStylePr w:type="firstRow">
       <w:rPr>
+        <w:rFonts w:eastAsia="黑体"/>
         <w:b/>
         <w:bCs/>
       </w:rPr>
@@ -13865,6 +14463,7 @@
     </w:tblStylePr>
     <w:tblStylePr w:type="lastRow">
       <w:rPr>
+        <w:rFonts w:eastAsia="黑体"/>
         <w:b/>
         <w:bCs/>
         <w:color w:themeColor="background1" w:val="FFFFFF"/>
@@ -13879,6 +14478,7 @@
     </w:tblStylePr>
     <w:tblStylePr w:type="firstCol">
       <w:rPr>
+        <w:rFonts w:eastAsia="黑体"/>
         <w:color w:themeColor="background1" w:val="FFFFFF"/>
       </w:rPr>
       <w:tblPr/>
@@ -13896,6 +14496,7 @@
     </w:tblStylePr>
     <w:tblStylePr w:type="lastCol">
       <w:rPr>
+        <w:rFonts w:eastAsia="黑体"/>
         <w:color w:themeColor="background1" w:val="FFFFFF"/>
       </w:rPr>
       <w:tblPr/>
@@ -13925,11 +14526,13 @@
     </w:tblStylePr>
     <w:tblStylePr w:type="neCell">
       <w:rPr>
+        <w:rFonts w:eastAsia="黑体"/>
         <w:color w:themeColor="text1" w:val="000000"/>
       </w:rPr>
     </w:tblStylePr>
     <w:tblStylePr w:type="nwCell">
       <w:rPr>
+        <w:rFonts w:eastAsia="黑体"/>
         <w:color w:themeColor="text1" w:val="000000"/>
       </w:rPr>
     </w:tblStylePr>
@@ -13943,6 +14546,7 @@
       <w:spacing w:after="0" w:line="240" w:lineRule="auto"/>
     </w:pPr>
     <w:rPr>
+      <w:rFonts w:eastAsia="黑体"/>
       <w:color w:themeColor="text1" w:val="000000"/>
     </w:rPr>
     <w:tblPr>
@@ -13969,6 +14573,7 @@
     </w:tcPr>
     <w:tblStylePr w:type="firstRow">
       <w:rPr>
+        <w:rFonts w:eastAsia="黑体"/>
         <w:b/>
         <w:bCs/>
       </w:rPr>
@@ -13987,6 +14592,7 @@
     </w:tblStylePr>
     <w:tblStylePr w:type="lastRow">
       <w:rPr>
+        <w:rFonts w:eastAsia="黑体"/>
         <w:b/>
         <w:bCs/>
         <w:color w:themeColor="background1" w:val="FFFFFF"/>
@@ -14001,6 +14607,7 @@
     </w:tblStylePr>
     <w:tblStylePr w:type="firstCol">
       <w:rPr>
+        <w:rFonts w:eastAsia="黑体"/>
         <w:color w:themeColor="background1" w:val="FFFFFF"/>
       </w:rPr>
       <w:tblPr/>
@@ -14018,6 +14625,7 @@
     </w:tblStylePr>
     <w:tblStylePr w:type="lastCol">
       <w:rPr>
+        <w:rFonts w:eastAsia="黑体"/>
         <w:color w:themeColor="background1" w:val="FFFFFF"/>
       </w:rPr>
       <w:tblPr/>
@@ -14047,11 +14655,13 @@
     </w:tblStylePr>
     <w:tblStylePr w:type="neCell">
       <w:rPr>
+        <w:rFonts w:eastAsia="黑体"/>
         <w:color w:themeColor="text1" w:val="000000"/>
       </w:rPr>
     </w:tblStylePr>
     <w:tblStylePr w:type="nwCell">
       <w:rPr>
+        <w:rFonts w:eastAsia="黑体"/>
         <w:color w:themeColor="text1" w:val="000000"/>
       </w:rPr>
     </w:tblStylePr>
@@ -14065,6 +14675,7 @@
       <w:spacing w:after="0" w:line="240" w:lineRule="auto"/>
     </w:pPr>
     <w:rPr>
+      <w:rFonts w:eastAsia="黑体"/>
       <w:color w:themeColor="text1" w:val="000000"/>
     </w:rPr>
     <w:tblPr>
@@ -14083,6 +14694,7 @@
     </w:tcPr>
     <w:tblStylePr w:type="firstRow">
       <w:rPr>
+        <w:rFonts w:eastAsia="黑体"/>
         <w:b/>
         <w:bCs/>
         <w:color w:themeColor="background1" w:val="FFFFFF"/>
@@ -14097,6 +14709,7 @@
     </w:tblStylePr>
     <w:tblStylePr w:type="lastRow">
       <w:rPr>
+        <w:rFonts w:eastAsia="黑体"/>
         <w:b/>
         <w:bCs/>
         <w:color w:themeColor="accent2" w:themeShade="CC" w:val="9E3A38"/>
@@ -14111,12 +14724,14 @@
     </w:tblStylePr>
     <w:tblStylePr w:type="firstCol">
       <w:rPr>
+        <w:rFonts w:eastAsia="黑体"/>
         <w:b/>
         <w:bCs/>
       </w:rPr>
     </w:tblStylePr>
     <w:tblStylePr w:type="lastCol">
       <w:rPr>
+        <w:rFonts w:eastAsia="黑体"/>
         <w:b/>
         <w:bCs/>
       </w:rPr>
@@ -14151,6 +14766,7 @@
       <w:spacing w:after="0" w:line="240" w:lineRule="auto"/>
     </w:pPr>
     <w:rPr>
+      <w:rFonts w:eastAsia="黑体"/>
       <w:color w:themeColor="text1" w:val="000000"/>
     </w:rPr>
     <w:tblPr>
@@ -14169,6 +14785,7 @@
     </w:tcPr>
     <w:tblStylePr w:type="firstRow">
       <w:rPr>
+        <w:rFonts w:eastAsia="黑体"/>
         <w:b/>
         <w:bCs/>
         <w:color w:themeColor="background1" w:val="FFFFFF"/>
@@ -14183,6 +14800,7 @@
     </w:tblStylePr>
     <w:tblStylePr w:type="lastRow">
       <w:rPr>
+        <w:rFonts w:eastAsia="黑体"/>
         <w:b/>
         <w:bCs/>
         <w:color w:themeColor="accent2" w:themeShade="CC" w:val="9E3A38"/>
@@ -14197,12 +14815,14 @@
     </w:tblStylePr>
     <w:tblStylePr w:type="firstCol">
       <w:rPr>
+        <w:rFonts w:eastAsia="黑体"/>
         <w:b/>
         <w:bCs/>
       </w:rPr>
     </w:tblStylePr>
     <w:tblStylePr w:type="lastCol">
       <w:rPr>
+        <w:rFonts w:eastAsia="黑体"/>
         <w:b/>
         <w:bCs/>
       </w:rPr>
@@ -14237,6 +14857,7 @@
       <w:spacing w:after="0" w:line="240" w:lineRule="auto"/>
     </w:pPr>
     <w:rPr>
+      <w:rFonts w:eastAsia="黑体"/>
       <w:color w:themeColor="text1" w:val="000000"/>
     </w:rPr>
     <w:tblPr>
@@ -14255,6 +14876,7 @@
     </w:tcPr>
     <w:tblStylePr w:type="firstRow">
       <w:rPr>
+        <w:rFonts w:eastAsia="黑体"/>
         <w:b/>
         <w:bCs/>
         <w:color w:themeColor="background1" w:val="FFFFFF"/>
@@ -14269,6 +14891,7 @@
     </w:tblStylePr>
     <w:tblStylePr w:type="lastRow">
       <w:rPr>
+        <w:rFonts w:eastAsia="黑体"/>
         <w:b/>
         <w:bCs/>
         <w:color w:themeColor="accent2" w:themeShade="CC" w:val="9E3A38"/>
@@ -14283,12 +14906,14 @@
     </w:tblStylePr>
     <w:tblStylePr w:type="firstCol">
       <w:rPr>
+        <w:rFonts w:eastAsia="黑体"/>
         <w:b/>
         <w:bCs/>
       </w:rPr>
     </w:tblStylePr>
     <w:tblStylePr w:type="lastCol">
       <w:rPr>
+        <w:rFonts w:eastAsia="黑体"/>
         <w:b/>
         <w:bCs/>
       </w:rPr>
@@ -14323,6 +14948,7 @@
       <w:spacing w:after="0" w:line="240" w:lineRule="auto"/>
     </w:pPr>
     <w:rPr>
+      <w:rFonts w:eastAsia="黑体"/>
       <w:color w:themeColor="text1" w:val="000000"/>
     </w:rPr>
     <w:tblPr>
@@ -14341,6 +14967,7 @@
     </w:tcPr>
     <w:tblStylePr w:type="firstRow">
       <w:rPr>
+        <w:rFonts w:eastAsia="黑体"/>
         <w:b/>
         <w:bCs/>
         <w:color w:themeColor="background1" w:val="FFFFFF"/>
@@ -14355,6 +14982,7 @@
     </w:tblStylePr>
     <w:tblStylePr w:type="lastRow">
       <w:rPr>
+        <w:rFonts w:eastAsia="黑体"/>
         <w:b/>
         <w:bCs/>
         <w:color w:themeColor="accent4" w:themeShade="CC" w:val="664E82"/>
@@ -14369,12 +14997,14 @@
     </w:tblStylePr>
     <w:tblStylePr w:type="firstCol">
       <w:rPr>
+        <w:rFonts w:eastAsia="黑体"/>
         <w:b/>
         <w:bCs/>
       </w:rPr>
     </w:tblStylePr>
     <w:tblStylePr w:type="lastCol">
       <w:rPr>
+        <w:rFonts w:eastAsia="黑体"/>
         <w:b/>
         <w:bCs/>
       </w:rPr>
@@ -14409,6 +15039,7 @@
       <w:spacing w:after="0" w:line="240" w:lineRule="auto"/>
     </w:pPr>
     <w:rPr>
+      <w:rFonts w:eastAsia="黑体"/>
       <w:color w:themeColor="text1" w:val="000000"/>
     </w:rPr>
     <w:tblPr>
@@ -14427,6 +15058,7 @@
     </w:tcPr>
     <w:tblStylePr w:type="firstRow">
       <w:rPr>
+        <w:rFonts w:eastAsia="黑体"/>
         <w:b/>
         <w:bCs/>
         <w:color w:themeColor="background1" w:val="FFFFFF"/>
@@ -14441,6 +15073,7 @@
     </w:tblStylePr>
     <w:tblStylePr w:type="lastRow">
       <w:rPr>
+        <w:rFonts w:eastAsia="黑体"/>
         <w:b/>
         <w:bCs/>
         <w:color w:themeColor="accent3" w:themeShade="CC" w:val="7E9C40"/>
@@ -14455,12 +15088,14 @@
     </w:tblStylePr>
     <w:tblStylePr w:type="firstCol">
       <w:rPr>
+        <w:rFonts w:eastAsia="黑体"/>
         <w:b/>
         <w:bCs/>
       </w:rPr>
     </w:tblStylePr>
     <w:tblStylePr w:type="lastCol">
       <w:rPr>
+        <w:rFonts w:eastAsia="黑体"/>
         <w:b/>
         <w:bCs/>
       </w:rPr>
@@ -14495,6 +15130,7 @@
       <w:spacing w:after="0" w:line="240" w:lineRule="auto"/>
     </w:pPr>
     <w:rPr>
+      <w:rFonts w:eastAsia="黑体"/>
       <w:color w:themeColor="text1" w:val="000000"/>
     </w:rPr>
     <w:tblPr>
@@ -14513,6 +15149,7 @@
     </w:tcPr>
     <w:tblStylePr w:type="firstRow">
       <w:rPr>
+        <w:rFonts w:eastAsia="黑体"/>
         <w:b/>
         <w:bCs/>
         <w:color w:themeColor="background1" w:val="FFFFFF"/>
@@ -14527,6 +15164,7 @@
     </w:tblStylePr>
     <w:tblStylePr w:type="lastRow">
       <w:rPr>
+        <w:rFonts w:eastAsia="黑体"/>
         <w:b/>
         <w:bCs/>
         <w:color w:themeColor="accent6" w:themeShade="CC" w:val="F2730A"/>
@@ -14541,12 +15179,14 @@
     </w:tblStylePr>
     <w:tblStylePr w:type="firstCol">
       <w:rPr>
+        <w:rFonts w:eastAsia="黑体"/>
         <w:b/>
         <w:bCs/>
       </w:rPr>
     </w:tblStylePr>
     <w:tblStylePr w:type="lastCol">
       <w:rPr>
+        <w:rFonts w:eastAsia="黑体"/>
         <w:b/>
         <w:bCs/>
       </w:rPr>
@@ -14581,6 +15221,7 @@
       <w:spacing w:after="0" w:line="240" w:lineRule="auto"/>
     </w:pPr>
     <w:rPr>
+      <w:rFonts w:eastAsia="黑体"/>
       <w:color w:themeColor="text1" w:val="000000"/>
     </w:rPr>
     <w:tblPr>
@@ -14599,6 +15240,7 @@
     </w:tcPr>
     <w:tblStylePr w:type="firstRow">
       <w:rPr>
+        <w:rFonts w:eastAsia="黑体"/>
         <w:b/>
         <w:bCs/>
         <w:color w:themeColor="background1" w:val="FFFFFF"/>
@@ -14613,6 +15255,7 @@
     </w:tblStylePr>
     <w:tblStylePr w:type="lastRow">
       <w:rPr>
+        <w:rFonts w:eastAsia="黑体"/>
         <w:b/>
         <w:bCs/>
         <w:color w:themeColor="accent5" w:themeShade="CC" w:val="348DA5"/>
@@ -14627,12 +15270,14 @@
     </w:tblStylePr>
     <w:tblStylePr w:type="firstCol">
       <w:rPr>
+        <w:rFonts w:eastAsia="黑体"/>
         <w:b/>
         <w:bCs/>
       </w:rPr>
     </w:tblStylePr>
     <w:tblStylePr w:type="lastCol">
       <w:rPr>
+        <w:rFonts w:eastAsia="黑体"/>
         <w:b/>
         <w:bCs/>
       </w:rPr>
@@ -14667,6 +15312,7 @@
       <w:spacing w:after="0" w:line="240" w:lineRule="auto"/>
     </w:pPr>
     <w:rPr>
+      <w:rFonts w:eastAsia="黑体"/>
       <w:color w:themeColor="text1" w:val="000000"/>
     </w:rPr>
     <w:tblPr>
@@ -14688,6 +15334,7 @@
     </w:tcPr>
     <w:tblStylePr w:type="firstRow">
       <w:rPr>
+        <w:rFonts w:eastAsia="黑体"/>
         <w:b/>
         <w:bCs/>
       </w:rPr>
@@ -14698,6 +15345,7 @@
     </w:tblStylePr>
     <w:tblStylePr w:type="lastRow">
       <w:rPr>
+        <w:rFonts w:eastAsia="黑体"/>
         <w:b/>
         <w:bCs/>
         <w:color w:themeColor="text1" w:val="000000"/>
@@ -14709,6 +15357,7 @@
     </w:tblStylePr>
     <w:tblStylePr w:type="firstCol">
       <w:rPr>
+        <w:rFonts w:eastAsia="黑体"/>
         <w:color w:themeColor="background1" w:val="FFFFFF"/>
       </w:rPr>
       <w:tblPr/>
@@ -14718,6 +15367,7 @@
     </w:tblStylePr>
     <w:tblStylePr w:type="lastCol">
       <w:rPr>
+        <w:rFonts w:eastAsia="黑体"/>
         <w:color w:themeColor="background1" w:val="FFFFFF"/>
       </w:rPr>
       <w:tblPr/>
@@ -14747,6 +15397,7 @@
       <w:spacing w:after="0" w:line="240" w:lineRule="auto"/>
     </w:pPr>
     <w:rPr>
+      <w:rFonts w:eastAsia="黑体"/>
       <w:color w:themeColor="text1" w:val="000000"/>
     </w:rPr>
     <w:tblPr>
@@ -14768,6 +15419,7 @@
     </w:tcPr>
     <w:tblStylePr w:type="firstRow">
       <w:rPr>
+        <w:rFonts w:eastAsia="黑体"/>
         <w:b/>
         <w:bCs/>
       </w:rPr>
@@ -14778,6 +15430,7 @@
     </w:tblStylePr>
     <w:tblStylePr w:type="lastRow">
       <w:rPr>
+        <w:rFonts w:eastAsia="黑体"/>
         <w:b/>
         <w:bCs/>
         <w:color w:themeColor="text1" w:val="000000"/>
@@ -14789,6 +15442,7 @@
     </w:tblStylePr>
     <w:tblStylePr w:type="firstCol">
       <w:rPr>
+        <w:rFonts w:eastAsia="黑体"/>
         <w:color w:themeColor="background1" w:val="FFFFFF"/>
       </w:rPr>
       <w:tblPr/>
@@ -14798,6 +15452,7 @@
     </w:tblStylePr>
     <w:tblStylePr w:type="lastCol">
       <w:rPr>
+        <w:rFonts w:eastAsia="黑体"/>
         <w:color w:themeColor="background1" w:val="FFFFFF"/>
       </w:rPr>
       <w:tblPr/>
@@ -14827,6 +15482,7 @@
       <w:spacing w:after="0" w:line="240" w:lineRule="auto"/>
     </w:pPr>
     <w:rPr>
+      <w:rFonts w:eastAsia="黑体"/>
       <w:color w:themeColor="text1" w:val="000000"/>
     </w:rPr>
     <w:tblPr>
@@ -14848,6 +15504,7 @@
     </w:tcPr>
     <w:tblStylePr w:type="firstRow">
       <w:rPr>
+        <w:rFonts w:eastAsia="黑体"/>
         <w:b/>
         <w:bCs/>
       </w:rPr>
@@ -14858,6 +15515,7 @@
     </w:tblStylePr>
     <w:tblStylePr w:type="lastRow">
       <w:rPr>
+        <w:rFonts w:eastAsia="黑体"/>
         <w:b/>
         <w:bCs/>
         <w:color w:themeColor="text1" w:val="000000"/>
@@ -14869,6 +15527,7 @@
     </w:tblStylePr>
     <w:tblStylePr w:type="firstCol">
       <w:rPr>
+        <w:rFonts w:eastAsia="黑体"/>
         <w:color w:themeColor="background1" w:val="FFFFFF"/>
       </w:rPr>
       <w:tblPr/>
@@ -14878,6 +15537,7 @@
     </w:tblStylePr>
     <w:tblStylePr w:type="lastCol">
       <w:rPr>
+        <w:rFonts w:eastAsia="黑体"/>
         <w:color w:themeColor="background1" w:val="FFFFFF"/>
       </w:rPr>
       <w:tblPr/>
@@ -14907,6 +15567,7 @@
       <w:spacing w:after="0" w:line="240" w:lineRule="auto"/>
     </w:pPr>
     <w:rPr>
+      <w:rFonts w:eastAsia="黑体"/>
       <w:color w:themeColor="text1" w:val="000000"/>
     </w:rPr>
     <w:tblPr>
@@ -14928,6 +15589,7 @@
     </w:tcPr>
     <w:tblStylePr w:type="firstRow">
       <w:rPr>
+        <w:rFonts w:eastAsia="黑体"/>
         <w:b/>
         <w:bCs/>
       </w:rPr>
@@ -14938,6 +15600,7 @@
     </w:tblStylePr>
     <w:tblStylePr w:type="lastRow">
       <w:rPr>
+        <w:rFonts w:eastAsia="黑体"/>
         <w:b/>
         <w:bCs/>
         <w:color w:themeColor="text1" w:val="000000"/>
@@ -14949,6 +15612,7 @@
     </w:tblStylePr>
     <w:tblStylePr w:type="firstCol">
       <w:rPr>
+        <w:rFonts w:eastAsia="黑体"/>
         <w:color w:themeColor="background1" w:val="FFFFFF"/>
       </w:rPr>
       <w:tblPr/>
@@ -14958,6 +15622,7 @@
     </w:tblStylePr>
     <w:tblStylePr w:type="lastCol">
       <w:rPr>
+        <w:rFonts w:eastAsia="黑体"/>
         <w:color w:themeColor="background1" w:val="FFFFFF"/>
       </w:rPr>
       <w:tblPr/>
@@ -14987,6 +15652,7 @@
       <w:spacing w:after="0" w:line="240" w:lineRule="auto"/>
     </w:pPr>
     <w:rPr>
+      <w:rFonts w:eastAsia="黑体"/>
       <w:color w:themeColor="text1" w:val="000000"/>
     </w:rPr>
     <w:tblPr>
@@ -15008,6 +15674,7 @@
     </w:tcPr>
     <w:tblStylePr w:type="firstRow">
       <w:rPr>
+        <w:rFonts w:eastAsia="黑体"/>
         <w:b/>
         <w:bCs/>
       </w:rPr>
@@ -15018,6 +15685,7 @@
     </w:tblStylePr>
     <w:tblStylePr w:type="lastRow">
       <w:rPr>
+        <w:rFonts w:eastAsia="黑体"/>
         <w:b/>
         <w:bCs/>
         <w:color w:themeColor="text1" w:val="000000"/>
@@ -15029,6 +15697,7 @@
     </w:tblStylePr>
     <w:tblStylePr w:type="firstCol">
       <w:rPr>
+        <w:rFonts w:eastAsia="黑体"/>
         <w:color w:themeColor="background1" w:val="FFFFFF"/>
       </w:rPr>
       <w:tblPr/>
@@ -15038,6 +15707,7 @@
     </w:tblStylePr>
     <w:tblStylePr w:type="lastCol">
       <w:rPr>
+        <w:rFonts w:eastAsia="黑体"/>
         <w:color w:themeColor="background1" w:val="FFFFFF"/>
       </w:rPr>
       <w:tblPr/>
@@ -15067,6 +15737,7 @@
       <w:spacing w:after="0" w:line="240" w:lineRule="auto"/>
     </w:pPr>
     <w:rPr>
+      <w:rFonts w:eastAsia="黑体"/>
       <w:color w:themeColor="text1" w:val="000000"/>
     </w:rPr>
     <w:tblPr>
@@ -15088,6 +15759,7 @@
     </w:tcPr>
     <w:tblStylePr w:type="firstRow">
       <w:rPr>
+        <w:rFonts w:eastAsia="黑体"/>
         <w:b/>
         <w:bCs/>
       </w:rPr>
@@ -15098,6 +15770,7 @@
     </w:tblStylePr>
     <w:tblStylePr w:type="lastRow">
       <w:rPr>
+        <w:rFonts w:eastAsia="黑体"/>
         <w:b/>
         <w:bCs/>
         <w:color w:themeColor="text1" w:val="000000"/>
@@ -15109,6 +15782,7 @@
     </w:tblStylePr>
     <w:tblStylePr w:type="firstCol">
       <w:rPr>
+        <w:rFonts w:eastAsia="黑体"/>
         <w:color w:themeColor="background1" w:val="FFFFFF"/>
       </w:rPr>
       <w:tblPr/>
@@ -15118,6 +15792,7 @@
     </w:tblStylePr>
     <w:tblStylePr w:type="lastCol">
       <w:rPr>
+        <w:rFonts w:eastAsia="黑体"/>
         <w:color w:themeColor="background1" w:val="FFFFFF"/>
       </w:rPr>
       <w:tblPr/>
@@ -15147,6 +15822,7 @@
       <w:spacing w:after="0" w:line="240" w:lineRule="auto"/>
     </w:pPr>
     <w:rPr>
+      <w:rFonts w:eastAsia="黑体"/>
       <w:color w:themeColor="text1" w:val="000000"/>
     </w:rPr>
     <w:tblPr>
@@ -15168,6 +15844,7 @@
     </w:tcPr>
     <w:tblStylePr w:type="firstRow">
       <w:rPr>
+        <w:rFonts w:eastAsia="黑体"/>
         <w:b/>
         <w:bCs/>
       </w:rPr>
@@ -15178,6 +15855,7 @@
     </w:tblStylePr>
     <w:tblStylePr w:type="lastRow">
       <w:rPr>
+        <w:rFonts w:eastAsia="黑体"/>
         <w:b/>
         <w:bCs/>
         <w:color w:themeColor="text1" w:val="000000"/>
@@ -15189,6 +15867,7 @@
     </w:tblStylePr>
     <w:tblStylePr w:type="firstCol">
       <w:rPr>
+        <w:rFonts w:eastAsia="黑体"/>
         <w:color w:themeColor="background1" w:val="FFFFFF"/>
       </w:rPr>
       <w:tblPr/>
@@ -15198,6 +15877,7 @@
     </w:tblStylePr>
     <w:tblStylePr w:type="lastCol">
       <w:rPr>
+        <w:rFonts w:eastAsia="黑体"/>
         <w:color w:themeColor="background1" w:val="FFFFFF"/>
       </w:rPr>
       <w:tblPr/>
@@ -15230,6 +15910,7 @@
     <w:name w:val="KeywordTok"/>
     <w:basedOn w:val="VerbatimChar"/>
     <w:rPr>
+      <w:rFonts w:eastAsia="黑体"/>
       <w:b/>
       <w:color w:val="007020"/>
     </w:rPr>
@@ -15238,6 +15919,7 @@
     <w:name w:val="DataTypeTok"/>
     <w:basedOn w:val="VerbatimChar"/>
     <w:rPr>
+      <w:rFonts w:eastAsia="黑体"/>
       <w:color w:val="902000"/>
     </w:rPr>
   </w:style>
@@ -15245,6 +15927,7 @@
     <w:name w:val="DecValTok"/>
     <w:basedOn w:val="VerbatimChar"/>
     <w:rPr>
+      <w:rFonts w:eastAsia="黑体"/>
       <w:color w:val="40a070"/>
     </w:rPr>
   </w:style>
@@ -15252,6 +15935,7 @@
     <w:name w:val="BaseNTok"/>
     <w:basedOn w:val="VerbatimChar"/>
     <w:rPr>
+      <w:rFonts w:eastAsia="黑体"/>
       <w:color w:val="40a070"/>
     </w:rPr>
   </w:style>
@@ -15259,6 +15943,7 @@
     <w:name w:val="FloatTok"/>
     <w:basedOn w:val="VerbatimChar"/>
     <w:rPr>
+      <w:rFonts w:eastAsia="黑体"/>
       <w:color w:val="40a070"/>
     </w:rPr>
   </w:style>
@@ -15266,6 +15951,7 @@
     <w:name w:val="ConstantTok"/>
     <w:basedOn w:val="VerbatimChar"/>
     <w:rPr>
+      <w:rFonts w:eastAsia="黑体"/>
       <w:color w:val="880000"/>
     </w:rPr>
   </w:style>
@@ -15273,6 +15959,7 @@
     <w:name w:val="CharTok"/>
     <w:basedOn w:val="VerbatimChar"/>
     <w:rPr>
+      <w:rFonts w:eastAsia="黑体"/>
       <w:color w:val="4070a0"/>
     </w:rPr>
   </w:style>
@@ -15280,6 +15967,7 @@
     <w:name w:val="SpecialCharTok"/>
     <w:basedOn w:val="VerbatimChar"/>
     <w:rPr>
+      <w:rFonts w:eastAsia="黑体"/>
       <w:color w:val="4070a0"/>
     </w:rPr>
   </w:style>
@@ -15287,6 +15975,7 @@
     <w:name w:val="StringTok"/>
     <w:basedOn w:val="VerbatimChar"/>
     <w:rPr>
+      <w:rFonts w:eastAsia="黑体"/>
       <w:color w:val="4070a0"/>
     </w:rPr>
   </w:style>
@@ -15294,6 +15983,7 @@
     <w:name w:val="VerbatimStringTok"/>
     <w:basedOn w:val="VerbatimChar"/>
     <w:rPr>
+      <w:rFonts w:eastAsia="黑体"/>
       <w:color w:val="4070a0"/>
     </w:rPr>
   </w:style>
@@ -15301,6 +15991,7 @@
     <w:name w:val="SpecialStringTok"/>
     <w:basedOn w:val="VerbatimChar"/>
     <w:rPr>
+      <w:rFonts w:eastAsia="黑体"/>
       <w:color w:val="bb6688"/>
     </w:rPr>
   </w:style>
@@ -15308,6 +15999,7 @@
     <w:name w:val="ImportTok"/>
     <w:basedOn w:val="VerbatimChar"/>
     <w:rPr>
+      <w:rFonts w:eastAsia="黑体"/>
       <w:b/>
       <w:color w:val="008000"/>
     </w:rPr>
@@ -15316,6 +16008,7 @@
     <w:name w:val="CommentTok"/>
     <w:basedOn w:val="VerbatimChar"/>
     <w:rPr>
+      <w:rFonts w:eastAsia="黑体"/>
       <w:i/>
       <w:color w:val="60a0b0"/>
     </w:rPr>
@@ -15324,6 +16017,7 @@
     <w:name w:val="DocumentationTok"/>
     <w:basedOn w:val="VerbatimChar"/>
     <w:rPr>
+      <w:rFonts w:eastAsia="黑体"/>
       <w:i/>
       <w:color w:val="ba2121"/>
     </w:rPr>
@@ -15332,6 +16026,7 @@
     <w:name w:val="AnnotationTok"/>
     <w:basedOn w:val="VerbatimChar"/>
     <w:rPr>
+      <w:rFonts w:eastAsia="黑体"/>
       <w:b/>
       <w:i/>
       <w:color w:val="60a0b0"/>
@@ -15341,6 +16036,7 @@
     <w:name w:val="CommentVarTok"/>
     <w:basedOn w:val="VerbatimChar"/>
     <w:rPr>
+      <w:rFonts w:eastAsia="黑体"/>
       <w:b/>
       <w:i/>
       <w:color w:val="60a0b0"/>
@@ -15350,6 +16046,7 @@
     <w:name w:val="OtherTok"/>
     <w:basedOn w:val="VerbatimChar"/>
     <w:rPr>
+      <w:rFonts w:eastAsia="黑体"/>
       <w:color w:val="007020"/>
     </w:rPr>
   </w:style>
@@ -15357,6 +16054,7 @@
     <w:name w:val="FunctionTok"/>
     <w:basedOn w:val="VerbatimChar"/>
     <w:rPr>
+      <w:rFonts w:eastAsia="黑体"/>
       <w:color w:val="06287e"/>
     </w:rPr>
   </w:style>
@@ -15364,6 +16062,7 @@
     <w:name w:val="VariableTok"/>
     <w:basedOn w:val="VerbatimChar"/>
     <w:rPr>
+      <w:rFonts w:eastAsia="黑体"/>
       <w:color w:val="19177c"/>
     </w:rPr>
   </w:style>
@@ -15371,6 +16070,7 @@
     <w:name w:val="ControlFlowTok"/>
     <w:basedOn w:val="VerbatimChar"/>
     <w:rPr>
+      <w:rFonts w:eastAsia="黑体"/>
       <w:b/>
       <w:color w:val="007020"/>
     </w:rPr>
@@ -15379,6 +16079,7 @@
     <w:name w:val="OperatorTok"/>
     <w:basedOn w:val="VerbatimChar"/>
     <w:rPr>
+      <w:rFonts w:eastAsia="黑体"/>
       <w:color w:val="666666"/>
     </w:rPr>
   </w:style>
@@ -15386,18 +16087,22 @@
     <w:name w:val="BuiltInTok"/>
     <w:basedOn w:val="VerbatimChar"/>
     <w:rPr>
+      <w:rFonts w:eastAsia="黑体"/>
       <w:color w:val="008000"/>
     </w:rPr>
   </w:style>
   <w:style w:type="character" w:customStyle="1" w:styleId="ExtensionTok">
     <w:name w:val="ExtensionTok"/>
     <w:basedOn w:val="VerbatimChar"/>
-    <w:rPr/>
+    <w:rPr>
+      <w:rFonts w:eastAsia="黑体"/>
+    </w:rPr>
   </w:style>
   <w:style w:type="character" w:customStyle="1" w:styleId="PreprocessorTok">
     <w:name w:val="PreprocessorTok"/>
     <w:basedOn w:val="VerbatimChar"/>
     <w:rPr>
+      <w:rFonts w:eastAsia="黑体"/>
       <w:color w:val="bc7a00"/>
     </w:rPr>
   </w:style>
@@ -15405,18 +16110,22 @@
     <w:name w:val="AttributeTok"/>
     <w:basedOn w:val="VerbatimChar"/>
     <w:rPr>
+      <w:rFonts w:eastAsia="黑体"/>
       <w:color w:val="7d9029"/>
     </w:rPr>
   </w:style>
   <w:style w:type="character" w:customStyle="1" w:styleId="RegionMarkerTok">
     <w:name w:val="RegionMarkerTok"/>
     <w:basedOn w:val="VerbatimChar"/>
-    <w:rPr/>
+    <w:rPr>
+      <w:rFonts w:eastAsia="黑体"/>
+    </w:rPr>
   </w:style>
   <w:style w:type="character" w:customStyle="1" w:styleId="InformationTok">
     <w:name w:val="InformationTok"/>
     <w:basedOn w:val="VerbatimChar"/>
     <w:rPr>
+      <w:rFonts w:eastAsia="黑体"/>
       <w:b/>
       <w:i/>
       <w:color w:val="60a0b0"/>
@@ -15426,6 +16135,7 @@
     <w:name w:val="WarningTok"/>
     <w:basedOn w:val="VerbatimChar"/>
     <w:rPr>
+      <w:rFonts w:eastAsia="黑体"/>
       <w:b/>
       <w:i/>
       <w:color w:val="60a0b0"/>
@@ -15435,6 +16145,7 @@
     <w:name w:val="AlertTok"/>
     <w:basedOn w:val="VerbatimChar"/>
     <w:rPr>
+      <w:rFonts w:eastAsia="黑体"/>
       <w:b/>
       <w:color w:val="ff0000"/>
     </w:rPr>
@@ -15443,6 +16154,7 @@
     <w:name w:val="ErrorTok"/>
     <w:basedOn w:val="VerbatimChar"/>
     <w:rPr>
+      <w:rFonts w:eastAsia="黑体"/>
       <w:b/>
       <w:color w:val="ff0000"/>
     </w:rPr>
@@ -15450,7 +16162,9 @@
   <w:style w:type="character" w:customStyle="1" w:styleId="NormalTok">
     <w:name w:val="NormalTok"/>
     <w:basedOn w:val="VerbatimChar"/>
-    <w:rPr/>
+    <w:rPr>
+      <w:rFonts w:eastAsia="黑体"/>
+    </w:rPr>
   </w:style>
 </w:styles>
 </file>
@@ -15499,12 +16213,12 @@
     <a:fontScheme name="Office">
       <a:majorFont>
         <a:latin typeface="Calibri"/>
-        <a:ea typeface=""/>
+        <a:ea typeface="黑体"/>
         <a:cs typeface=""/>
         <a:font script="Jpan" typeface="ＭＳ ゴシック"/>
         <a:font script="Hang" typeface="맑은 고딕"/>
-        <a:font script="Hans" typeface="宋体"/>
-        <a:font script="Hant" typeface="新細明體"/>
+        <a:font script="Hans" typeface="黑体"/>
+        <a:font script="Hant" typeface="黑体"/>
         <a:font script="Arab" typeface="Times New Roman"/>
         <a:font script="Hebr" typeface="Times New Roman"/>
         <a:font script="Thai" typeface="Angsana New"/>
@@ -15534,12 +16248,12 @@
       </a:majorFont>
       <a:minorFont>
         <a:latin typeface="Cambria"/>
-        <a:ea typeface=""/>
+        <a:ea typeface="黑体"/>
         <a:cs typeface=""/>
         <a:font script="Jpan" typeface="ＭＳ 明朝"/>
         <a:font script="Hang" typeface="맑은 고딕"/>
-        <a:font script="Hans" typeface="宋体"/>
-        <a:font script="Hant" typeface="新細明體"/>
+        <a:font script="Hans" typeface="黑体"/>
+        <a:font script="Hant" typeface="黑体"/>
         <a:font script="Arab" typeface="Arial"/>
         <a:font script="Hebr" typeface="Arial"/>
         <a:font script="Thai" typeface="Cordia New"/>

--- a/02-放大电路/02-功率放大电路/A类功率放大电路/A类功率放大电路.docx
+++ b/02-放大电路/02-功率放大电路/A类功率放大电路/A类功率放大电路.docx
@@ -3139,7 +3139,7 @@
           <w:color w:val="555555"/>
           <w:sz w:val="21"/>
         </w:rPr>
-        <w:t>材料收集者：杜文杰，WX手机：19519196569，QQ:3478827729</w:t>
+        <w:t>材料收集者：杜文杰，微信/手机：19519196569，QQ:3478827729</w:t>
       </w:r>
     </w:p>
     <w:sectPr>
